--- a/00_Gestion_Proyecto/Bitacoras/Bitacora_Semana5_SN6.docx
+++ b/00_Gestion_Proyecto/Bitacoras/Bitacora_Semana5_SN6.docx
@@ -8196,15 +8196,7 @@
             </w:tcMar>
             <w:vAlign w:val="center"/>
           </w:tcPr>
-          <w:p>
-            <w:r>
-              <w:rPr>
-                <w:color w:val="FF0000"/>
-                <w:sz w:val="18"/>
-              </w:rPr>
-              <w:t>Por validar en la demostración final</w:t>
-            </w:r>
-          </w:p>
+          <w:p/>
         </w:tc>
       </w:tr>
       <w:tr>
@@ -8282,14 +8274,7 @@
             </w:tcMar>
             <w:vAlign w:val="center"/>
           </w:tcPr>
-          <w:p>
-            <w:r>
-              <w:rPr>
-                <w:sz w:val="18"/>
-              </w:rPr>
-              <w:t>Por validar en la demostración final</w:t>
-            </w:r>
-          </w:p>
+          <w:p/>
         </w:tc>
       </w:tr>
       <w:tr>
@@ -8367,14 +8352,7 @@
             </w:tcMar>
             <w:vAlign w:val="center"/>
           </w:tcPr>
-          <w:p>
-            <w:r>
-              <w:rPr>
-                <w:sz w:val="18"/>
-              </w:rPr>
-              <w:t>Por validar en la demostración final</w:t>
-            </w:r>
-          </w:p>
+          <w:p/>
         </w:tc>
       </w:tr>
       <w:tr>
@@ -8452,14 +8430,7 @@
             </w:tcMar>
             <w:vAlign w:val="center"/>
           </w:tcPr>
-          <w:p>
-            <w:r>
-              <w:rPr>
-                <w:sz w:val="18"/>
-              </w:rPr>
-              <w:t>Por validar en la demostración final</w:t>
-            </w:r>
-          </w:p>
+          <w:p/>
         </w:tc>
       </w:tr>
       <w:tr>
@@ -8537,14 +8508,7 @@
             </w:tcMar>
             <w:vAlign w:val="center"/>
           </w:tcPr>
-          <w:p>
-            <w:r>
-              <w:rPr>
-                <w:sz w:val="18"/>
-              </w:rPr>
-              <w:t>Por validar en la demostración final</w:t>
-            </w:r>
-          </w:p>
+          <w:p/>
         </w:tc>
       </w:tr>
     </w:tbl>
@@ -9853,6 +9817,11 @@
             <w:vAlign w:val="center"/>
           </w:tcPr>
           <w:p>
+            <w:pPr>
+              <w:rPr>
+                <w:sz w:val="18"/>
+              </w:rPr>
+            </w:pPr>
             <w:r>
               <w:rPr>
                 <w:sz w:val="18"/>
@@ -9874,11 +9843,16 @@
             <w:vAlign w:val="center"/>
           </w:tcPr>
           <w:p>
-            <w:r>
-              <w:rPr>
-                <w:sz w:val="18"/>
-              </w:rPr>
-              <w:t>Informe Profesional Final</w:t>
+            <w:pPr>
+              <w:rPr>
+                <w:sz w:val="18"/>
+              </w:rPr>
+            </w:pPr>
+            <w:r>
+              <w:rPr>
+                <w:sz w:val="18"/>
+              </w:rPr>
+              <w:t>Bitácora fase 4</w:t>
             </w:r>
           </w:p>
         </w:tc>
@@ -9894,6 +9868,11 @@
             <w:vAlign w:val="center"/>
           </w:tcPr>
           <w:p>
+            <w:pPr>
+              <w:rPr>
+                <w:sz w:val="18"/>
+              </w:rPr>
+            </w:pPr>
             <w:r>
               <w:rPr>
                 <w:sz w:val="18"/>
@@ -9914,6 +9893,11 @@
             <w:vAlign w:val="center"/>
           </w:tcPr>
           <w:p>
+            <w:pPr>
+              <w:rPr>
+                <w:sz w:val="18"/>
+              </w:rPr>
+            </w:pPr>
             <w:r>
               <w:rPr>
                 <w:sz w:val="18"/>
@@ -9934,19 +9918,27 @@
             <w:vAlign w:val="center"/>
           </w:tcPr>
           <w:p>
-            <w:r>
-              <w:rPr>
-                <w:sz w:val="18"/>
-              </w:rPr>
-              <w:t xml:space="preserve">Informe Profesional Final </w:t>
-            </w:r>
-            <w:r>
-              <w:rPr>
-                <w:color w:val="FF0000"/>
-                <w:sz w:val="18"/>
-              </w:rPr>
-              <w:t>[ruta/enlace real]</w:t>
-            </w:r>
+            <w:pPr>
+              <w:rPr>
+                <w:sz w:val="18"/>
+              </w:rPr>
+            </w:pPr>
+            <w:hyperlink r:id="rId8" w:history="1">
+              <w:r>
+                <w:rPr>
+                  <w:rStyle w:val="Hipervnculo"/>
+                  <w:sz w:val="18"/>
+                </w:rPr>
+                <w:t>https://github.com/neldylilianahernandez23-collab/IAM-ZeroTrust-SN6/blob/f32dff2279711a0a238bde905ee5c2199b711508/00_Gestion_Proyecto/Bitacoras/Bitacora_Semana5_SN6.docx</w:t>
+              </w:r>
+            </w:hyperlink>
+          </w:p>
+          <w:p>
+            <w:pPr>
+              <w:rPr>
+                <w:sz w:val="18"/>
+              </w:rPr>
+            </w:pPr>
           </w:p>
         </w:tc>
       </w:tr>
@@ -9990,7 +9982,7 @@
               <w:rPr>
                 <w:sz w:val="18"/>
               </w:rPr>
-              <w:t>Validación IAM / Documento Técnico IAM</w:t>
+              <w:t>Informe Profesional Final</w:t>
             </w:r>
           </w:p>
         </w:tc>
@@ -10010,7 +10002,7 @@
               <w:rPr>
                 <w:sz w:val="18"/>
               </w:rPr>
-              <w:t>Documento / evidencia</w:t>
+              <w:t>Documento</w:t>
             </w:r>
           </w:p>
         </w:tc>
@@ -10030,7 +10022,7 @@
               <w:rPr>
                 <w:sz w:val="18"/>
               </w:rPr>
-              <w:t>Luis Fernando Sánchez Barrera</w:t>
+              <w:t>Neldy Liliana Hernández Huezo</w:t>
             </w:r>
           </w:p>
         </w:tc>
@@ -10046,13 +10038,14 @@
             <w:vAlign w:val="center"/>
           </w:tcPr>
           <w:p>
-            <w:r>
-              <w:rPr>
-                <w:color w:val="FF0000"/>
-                <w:sz w:val="18"/>
-              </w:rPr>
-              <w:t>[ruta/enlace real]</w:t>
-            </w:r>
+            <w:hyperlink r:id="rId9" w:history="1">
+              <w:r>
+                <w:rPr>
+                  <w:rStyle w:val="Hipervnculo"/>
+                </w:rPr>
+                <w:t>https://github.com/neldylilianahernandez23-collab/IAM-ZeroTrust-SN6/blob/f32dff2279711a0a238bde905ee5c2199b711508/00_Gestion_Proyecto/Entregables/Fase4/Informe_Final_Estancia_Profesional_SN6.docx</w:t>
+              </w:r>
+            </w:hyperlink>
           </w:p>
         </w:tc>
       </w:tr>
@@ -10096,7 +10089,7 @@
               <w:rPr>
                 <w:sz w:val="18"/>
               </w:rPr>
-              <w:t>Validación Backend / Arquitectura Backend / Backend final</w:t>
+              <w:t>Validación IAM / Documento Técnico IAM</w:t>
             </w:r>
           </w:p>
         </w:tc>
@@ -10116,7 +10109,7 @@
               <w:rPr>
                 <w:sz w:val="18"/>
               </w:rPr>
-              <w:t>Documento / código</w:t>
+              <w:t>Documento / evidencia</w:t>
             </w:r>
           </w:p>
         </w:tc>
@@ -10136,7 +10129,7 @@
               <w:rPr>
                 <w:sz w:val="18"/>
               </w:rPr>
-              <w:t>Danny Medardo Moreno Martínez</w:t>
+              <w:t>Luis Fernando Sánchez Barrera</w:t>
             </w:r>
           </w:p>
         </w:tc>
@@ -10202,7 +10195,7 @@
               <w:rPr>
                 <w:sz w:val="18"/>
               </w:rPr>
-              <w:t>Dashboard Final / Dashboard Validado / Dashboard para Demo</w:t>
+              <w:t>Validación Backend / Arquitectura Backend / Backend final</w:t>
             </w:r>
           </w:p>
         </w:tc>
@@ -10222,7 +10215,7 @@
               <w:rPr>
                 <w:sz w:val="18"/>
               </w:rPr>
-              <w:t>Aplicación / evidencia</w:t>
+              <w:t>Documento / código</w:t>
             </w:r>
           </w:p>
         </w:tc>
@@ -10242,7 +10235,7 @@
               <w:rPr>
                 <w:sz w:val="18"/>
               </w:rPr>
-              <w:t>Iván Alexander Palacios Hernández</w:t>
+              <w:t>Danny Medardo Moreno Martínez</w:t>
             </w:r>
           </w:p>
         </w:tc>
@@ -10289,6 +10282,112 @@
                 <w:sz w:val="18"/>
               </w:rPr>
               <w:t>6</w:t>
+            </w:r>
+          </w:p>
+        </w:tc>
+        <w:tc>
+          <w:tcPr>
+            <w:tcW w:w="3672" w:type="dxa"/>
+            <w:tcMar>
+              <w:top w:w="110" w:type="dxa"/>
+              <w:left w:w="90" w:type="dxa"/>
+              <w:bottom w:w="110" w:type="dxa"/>
+              <w:right w:w="90" w:type="dxa"/>
+            </w:tcMar>
+            <w:vAlign w:val="center"/>
+          </w:tcPr>
+          <w:p>
+            <w:r>
+              <w:rPr>
+                <w:sz w:val="18"/>
+              </w:rPr>
+              <w:t>Dashboard Final / Dashboard Validado / Dashboard para Demo</w:t>
+            </w:r>
+          </w:p>
+        </w:tc>
+        <w:tc>
+          <w:tcPr>
+            <w:tcW w:w="1440" w:type="dxa"/>
+            <w:tcMar>
+              <w:top w:w="110" w:type="dxa"/>
+              <w:left w:w="90" w:type="dxa"/>
+              <w:bottom w:w="110" w:type="dxa"/>
+              <w:right w:w="90" w:type="dxa"/>
+            </w:tcMar>
+            <w:vAlign w:val="center"/>
+          </w:tcPr>
+          <w:p>
+            <w:r>
+              <w:rPr>
+                <w:sz w:val="18"/>
+              </w:rPr>
+              <w:t>Aplicación / evidencia</w:t>
+            </w:r>
+          </w:p>
+        </w:tc>
+        <w:tc>
+          <w:tcPr>
+            <w:tcW w:w="1440" w:type="dxa"/>
+            <w:tcMar>
+              <w:top w:w="110" w:type="dxa"/>
+              <w:left w:w="90" w:type="dxa"/>
+              <w:bottom w:w="110" w:type="dxa"/>
+              <w:right w:w="90" w:type="dxa"/>
+            </w:tcMar>
+            <w:vAlign w:val="center"/>
+          </w:tcPr>
+          <w:p>
+            <w:r>
+              <w:rPr>
+                <w:sz w:val="18"/>
+              </w:rPr>
+              <w:t>Iván Alexander Palacios Hernández</w:t>
+            </w:r>
+          </w:p>
+        </w:tc>
+        <w:tc>
+          <w:tcPr>
+            <w:tcW w:w="2736" w:type="dxa"/>
+            <w:tcMar>
+              <w:top w:w="110" w:type="dxa"/>
+              <w:left w:w="90" w:type="dxa"/>
+              <w:bottom w:w="110" w:type="dxa"/>
+              <w:right w:w="90" w:type="dxa"/>
+            </w:tcMar>
+            <w:vAlign w:val="center"/>
+          </w:tcPr>
+          <w:p>
+            <w:r>
+              <w:rPr>
+                <w:color w:val="FF0000"/>
+                <w:sz w:val="18"/>
+              </w:rPr>
+              <w:t>[ruta/enlace real]</w:t>
+            </w:r>
+          </w:p>
+        </w:tc>
+      </w:tr>
+      <w:tr>
+        <w:trPr>
+          <w:jc w:val="center"/>
+        </w:trPr>
+        <w:tc>
+          <w:tcPr>
+            <w:tcW w:w="648" w:type="dxa"/>
+            <w:tcMar>
+              <w:top w:w="110" w:type="dxa"/>
+              <w:left w:w="90" w:type="dxa"/>
+              <w:bottom w:w="110" w:type="dxa"/>
+              <w:right w:w="90" w:type="dxa"/>
+            </w:tcMar>
+            <w:vAlign w:val="center"/>
+          </w:tcPr>
+          <w:p>
+            <w:r>
+              <w:rPr>
+                <w:sz w:val="18"/>
+              </w:rPr>
+              <w:t>7</w:t>
             </w:r>
           </w:p>
         </w:tc>
@@ -10463,7 +10562,7 @@
       </w:pPr>
     </w:p>
     <w:sectPr>
-      <w:headerReference w:type="default" r:id="rId8"/>
+      <w:headerReference w:type="default" r:id="rId10"/>
       <w:pgSz w:w="12240" w:h="15840"/>
       <w:pgMar w:top="1843" w:right="1020" w:bottom="907" w:left="1020" w:header="720" w:footer="720" w:gutter="0"/>
       <w:pgNumType w:start="1"/>
@@ -10544,6 +10643,9 @@
       </w:rPr>
     </w:pPr>
     <w:r>
+      <w:rPr>
+        <w:noProof/>
+      </w:rPr>
       <w:drawing>
         <wp:anchor distT="0" distB="0" distL="0" distR="0" simplePos="0" relativeHeight="251658240" behindDoc="1" locked="0" layoutInCell="1" hidden="0" allowOverlap="1" wp14:anchorId="2DE1F38E" wp14:editId="50496B59">
           <wp:simplePos x="0" y="0"/>
@@ -11639,6 +11741,29 @@
       </w:tblCellMar>
     </w:tblPr>
   </w:style>
+  <w:style w:type="character" w:styleId="Hipervnculo">
+    <w:name w:val="Hyperlink"/>
+    <w:basedOn w:val="Fuentedeprrafopredeter"/>
+    <w:uiPriority w:val="99"/>
+    <w:unhideWhenUsed/>
+    <w:rsid w:val="00EF6AF0"/>
+    <w:rPr>
+      <w:color w:val="0000FF" w:themeColor="hyperlink"/>
+      <w:u w:val="single"/>
+    </w:rPr>
+  </w:style>
+  <w:style w:type="character" w:styleId="Mencinsinresolver">
+    <w:name w:val="Unresolved Mention"/>
+    <w:basedOn w:val="Fuentedeprrafopredeter"/>
+    <w:uiPriority w:val="99"/>
+    <w:semiHidden/>
+    <w:unhideWhenUsed/>
+    <w:rsid w:val="00EF6AF0"/>
+    <w:rPr>
+      <w:color w:val="605E5C"/>
+      <w:shd w:val="clear" w:color="auto" w:fill="E1DFDD"/>
+    </w:rPr>
+  </w:style>
 </w:styles>
 </file>
 
@@ -11963,28 +12088,28 @@
 </file>
 
 <file path=customXml/item1.xml><?xml version="1.0" encoding="utf-8"?>
+<b:Sources xmlns:b="http://schemas.openxmlformats.org/officeDocument/2006/bibliography" xmlns="http://schemas.openxmlformats.org/officeDocument/2006/bibliography" SelectedStyle="\APASixthEditionOfficeOnline.xsl" StyleName="APA" Version="6"/>
+</file>
+
+<file path=customXml/item2.xml><?xml version="1.0" encoding="utf-8"?>
 <go:gDocsCustomXmlDataStorage xmlns:go="http://customooxmlschemas.google.com/" xmlns:r="http://schemas.openxmlformats.org/officeDocument/2006/relationships" uri="GoogleDocsCustomDataVersion2">
   <go:docsCustomData xmlns:go="http://customooxmlschemas.google.com/" roundtripDataSignature="AMtx7miFSap72HRd4nUVn9eCa9HmRdl6Og==">CgMxLjA4AHIhMUNJTkhkaEdYem1wa2lYT0pkcGM3aVNrOGpMVzlTVVll</go:docsCustomData>
 </go:gDocsCustomXmlDataStorage>
 </file>
 
-<file path=customXml/item2.xml><?xml version="1.0" encoding="utf-8"?>
-<b:Sources xmlns:b="http://schemas.openxmlformats.org/officeDocument/2006/bibliography" xmlns="http://schemas.openxmlformats.org/officeDocument/2006/bibliography" SelectedStyle="\APASixthEditionOfficeOnline.xsl" StyleName="APA" Version="6"/>
+<file path=customXml/itemProps1.xml><?xml version="1.0" encoding="utf-8"?>
+<ds:datastoreItem xmlns:ds="http://schemas.openxmlformats.org/officeDocument/2006/customXml" ds:itemID="{4719B69B-967A-43C4-B58E-B5E29E845E45}">
+  <ds:schemaRefs>
+    <ds:schemaRef ds:uri="http://schemas.openxmlformats.org/officeDocument/2006/bibliography"/>
+  </ds:schemaRefs>
+</ds:datastoreItem>
 </file>
 
-<file path=customXml/itemProps1.xml><?xml version="1.0" encoding="utf-8"?>
+<file path=customXml/itemProps2.xml><?xml version="1.0" encoding="utf-8"?>
 <ds:datastoreItem xmlns:ds="http://schemas.openxmlformats.org/officeDocument/2006/customXml" ds:itemID="{11111111-1234-1234-1234-123412341234}">
   <ds:schemaRefs>
     <ds:schemaRef ds:uri="http://customooxmlschemas.google.com/"/>
     <ds:schemaRef ds:uri="http://schemas.openxmlformats.org/officeDocument/2006/relationships"/>
   </ds:schemaRefs>
 </ds:datastoreItem>
-</file>
-
-<file path=customXml/itemProps2.xml><?xml version="1.0" encoding="utf-8"?>
-<ds:datastoreItem xmlns:ds="http://schemas.openxmlformats.org/officeDocument/2006/customXml" ds:itemID="{4719B69B-967A-43C4-B58E-B5E29E845E45}">
-  <ds:schemaRefs>
-    <ds:schemaRef ds:uri="http://schemas.openxmlformats.org/officeDocument/2006/bibliography"/>
-  </ds:schemaRefs>
-</ds:datastoreItem>
 </file>
--- a/00_Gestion_Proyecto/Bitacoras/Bitacora_Semana5_SN6.docx
+++ b/00_Gestion_Proyecto/Bitacoras/Bitacora_Semana5_SN6.docx
@@ -1,6 +1,6 @@
 
 <file path=word/document.xml><?xml version="1.0" encoding="utf-8"?>
-<w:document xmlns:wpc="http://schemas.microsoft.com/office/word/2010/wordprocessingCanvas" xmlns:cx="http://schemas.microsoft.com/office/drawing/2014/chartex" xmlns:cx1="http://schemas.microsoft.com/office/drawing/2015/9/8/chartex" xmlns:cx2="http://schemas.microsoft.com/office/drawing/2015/10/21/chartex" xmlns:cx3="http://schemas.microsoft.com/office/drawing/2016/5/9/chartex" xmlns:cx4="http://schemas.microsoft.com/office/drawing/2016/5/10/chartex" xmlns:cx5="http://schemas.microsoft.com/office/drawing/2016/5/11/chartex" xmlns:cx6="http://schemas.microsoft.com/office/drawing/2016/5/12/chartex" xmlns:cx7="http://schemas.microsoft.com/office/drawing/2016/5/13/chartex" xmlns:cx8="http://schemas.microsoft.com/office/drawing/2016/5/14/chartex" xmlns:mc="http://schemas.openxmlformats.org/markup-compatibility/2006" xmlns:aink="http://schemas.microsoft.com/office/drawing/2016/ink" xmlns:am3d="http://schemas.microsoft.com/office/drawing/2017/model3d" xmlns:o="urn:schemas-microsoft-com:office:office" xmlns:oel="http://schemas.microsoft.com/office/2019/extlst" xmlns:r="http://schemas.openxmlformats.org/officeDocument/2006/relationships" xmlns:m="http://schemas.openxmlformats.org/officeDocument/2006/math" xmlns:v="urn:schemas-microsoft-com:vml" xmlns:wp14="http://schemas.microsoft.com/office/word/2010/wordprocessingDrawing" xmlns:wp="http://schemas.openxmlformats.org/drawingml/2006/wordprocessingDrawing" xmlns:w10="urn:schemas-microsoft-com:office:word" xmlns:w="http://schemas.openxmlformats.org/wordprocessingml/2006/main" xmlns:w14="http://schemas.microsoft.com/office/word/2010/wordml" xmlns:w15="http://schemas.microsoft.com/office/word/2012/wordml" xmlns:w16cex="http://schemas.microsoft.com/office/word/2018/wordml/cex" xmlns:w16cid="http://schemas.microsoft.com/office/word/2016/wordml/cid" xmlns:w16="http://schemas.microsoft.com/office/word/2018/wordml" xmlns:w16du="http://schemas.microsoft.com/office/word/2023/wordml/word16du" xmlns:w16sdtdh="http://schemas.microsoft.com/office/word/2020/wordml/sdtdatahash" xmlns:w16sdtfl="http://schemas.microsoft.com/office/word/2024/wordml/sdtformatlock" xmlns:w16se="http://schemas.microsoft.com/office/word/2015/wordml/symex" xmlns:wpg="http://schemas.microsoft.com/office/word/2010/wordprocessingGroup" xmlns:wpi="http://schemas.microsoft.com/office/word/2010/wordprocessingInk" xmlns:wne="http://schemas.microsoft.com/office/word/2006/wordml" xmlns:wps="http://schemas.microsoft.com/office/word/2010/wordprocessingShape" mc:Ignorable="w14 w15 w16se w16cid w16 w16cex w16sdtdh w16sdtfl w16du wp14">
+<w:document xmlns:wpc="http://schemas.microsoft.com/office/word/2010/wordprocessingCanvas" xmlns:cx="http://schemas.microsoft.com/office/drawing/2014/chartex" xmlns:cx1="http://schemas.microsoft.com/office/drawing/2015/9/8/chartex" xmlns:cx2="http://schemas.microsoft.com/office/drawing/2015/10/21/chartex" xmlns:cx3="http://schemas.microsoft.com/office/drawing/2016/5/9/chartex" xmlns:cx4="http://schemas.microsoft.com/office/drawing/2016/5/10/chartex" xmlns:cx5="http://schemas.microsoft.com/office/drawing/2016/5/11/chartex" xmlns:cx6="http://schemas.microsoft.com/office/drawing/2016/5/12/chartex" xmlns:cx7="http://schemas.microsoft.com/office/drawing/2016/5/13/chartex" xmlns:cx8="http://schemas.microsoft.com/office/drawing/2016/5/14/chartex" xmlns:mc="http://schemas.openxmlformats.org/markup-compatibility/2006" xmlns:aink="http://schemas.microsoft.com/office/drawing/2016/ink" xmlns:am3d="http://schemas.microsoft.com/office/drawing/2017/model3d" xmlns:o="urn:schemas-microsoft-com:office:office" xmlns:oel="http://schemas.microsoft.com/office/2019/extlst" xmlns:r="http://schemas.openxmlformats.org/officeDocument/2006/relationships" xmlns:m="http://schemas.openxmlformats.org/officeDocument/2006/math" xmlns:v="urn:schemas-microsoft-com:vml" xmlns:wp14="http://schemas.microsoft.com/office/word/2010/wordprocessingDrawing" xmlns:wp="http://schemas.openxmlformats.org/drawingml/2006/wordprocessingDrawing" xmlns:w10="urn:schemas-microsoft-com:office:word" xmlns:w="http://schemas.openxmlformats.org/wordprocessingml/2006/main" xmlns:w14="http://schemas.microsoft.com/office/word/2010/wordml" xmlns:w15="http://schemas.microsoft.com/office/word/2012/wordml" xmlns:w16cei="http://schemas.microsoft.com/office/word/2026/wordml/cei" xmlns:w16cex="http://schemas.microsoft.com/office/word/2018/wordml/cex" xmlns:w16cid="http://schemas.microsoft.com/office/word/2016/wordml/cid" xmlns:w16="http://schemas.microsoft.com/office/word/2018/wordml" xmlns:w16du="http://schemas.microsoft.com/office/word/2023/wordml/word16du" xmlns:w16sdtdh="http://schemas.microsoft.com/office/word/2020/wordml/sdtdatahash" xmlns:w16sdtfl="http://schemas.microsoft.com/office/word/2024/wordml/sdtformatlock" xmlns:w16se="http://schemas.microsoft.com/office/word/2015/wordml/symex" xmlns:wpg="http://schemas.microsoft.com/office/word/2010/wordprocessingGroup" xmlns:wpi="http://schemas.microsoft.com/office/word/2010/wordprocessingInk" xmlns:wne="http://schemas.microsoft.com/office/word/2006/wordml" xmlns:wps="http://schemas.microsoft.com/office/word/2010/wordprocessingShape" mc:Ignorable="w14 w15 w16se w16cid w16 w16cex w16sdtdh w16sdtfl w16du wp14">
   <w:body>
     <w:p>
       <w:pPr>
@@ -5265,11 +5265,58 @@
             <w:vAlign w:val="center"/>
           </w:tcPr>
           <w:p>
-            <w:r>
-              <w:rPr>
-                <w:sz w:val="18"/>
-              </w:rPr>
-              <w:t xml:space="preserve">Validación Backend; Documento Arquitectura Backend; Backend final </w:t>
+            <w:pPr>
+              <w:rPr>
+                <w:lang w:val="en-US"/>
+              </w:rPr>
+            </w:pPr>
+            <w:proofErr w:type="spellStart"/>
+            <w:r>
+              <w:rPr>
+                <w:sz w:val="18"/>
+                <w:lang w:val="en-US"/>
+              </w:rPr>
+              <w:t>Validación</w:t>
+            </w:r>
+            <w:proofErr w:type="spellEnd"/>
+            <w:r>
+              <w:rPr>
+                <w:sz w:val="18"/>
+                <w:lang w:val="en-US"/>
+              </w:rPr>
+              <w:t xml:space="preserve"> Backend; </w:t>
+            </w:r>
+            <w:proofErr w:type="spellStart"/>
+            <w:r>
+              <w:rPr>
+                <w:sz w:val="18"/>
+                <w:lang w:val="en-US"/>
+              </w:rPr>
+              <w:t>Documento</w:t>
+            </w:r>
+            <w:proofErr w:type="spellEnd"/>
+            <w:r>
+              <w:rPr>
+                <w:sz w:val="18"/>
+                <w:lang w:val="en-US"/>
+              </w:rPr>
+              <w:t xml:space="preserve"> </w:t>
+            </w:r>
+            <w:proofErr w:type="spellStart"/>
+            <w:r>
+              <w:rPr>
+                <w:sz w:val="18"/>
+                <w:lang w:val="en-US"/>
+              </w:rPr>
+              <w:t>Arquitectura</w:t>
+            </w:r>
+            <w:proofErr w:type="spellEnd"/>
+            <w:r>
+              <w:rPr>
+                <w:sz w:val="18"/>
+                <w:lang w:val="en-US"/>
+              </w:rPr>
+              <w:t xml:space="preserve"> Backend; Backend final </w:t>
             </w:r>
           </w:p>
         </w:tc>
@@ -5390,11 +5437,33 @@
             <w:vAlign w:val="center"/>
           </w:tcPr>
           <w:p>
-            <w:r>
-              <w:rPr>
-                <w:sz w:val="18"/>
-              </w:rPr>
-              <w:t xml:space="preserve">Dashboard Final; Dashboard Validado; Dashboard Demo </w:t>
+            <w:pPr>
+              <w:rPr>
+                <w:lang w:val="en-US"/>
+              </w:rPr>
+            </w:pPr>
+            <w:r>
+              <w:rPr>
+                <w:sz w:val="18"/>
+                <w:lang w:val="en-US"/>
+              </w:rPr>
+              <w:t xml:space="preserve">Dashboard Final; Dashboard </w:t>
+            </w:r>
+            <w:proofErr w:type="spellStart"/>
+            <w:r>
+              <w:rPr>
+                <w:sz w:val="18"/>
+                <w:lang w:val="en-US"/>
+              </w:rPr>
+              <w:t>Validado</w:t>
+            </w:r>
+            <w:proofErr w:type="spellEnd"/>
+            <w:r>
+              <w:rPr>
+                <w:sz w:val="18"/>
+                <w:lang w:val="en-US"/>
+              </w:rPr>
+              <w:t xml:space="preserve">; Dashboard Demo </w:t>
             </w:r>
           </w:p>
         </w:tc>
@@ -5410,11 +5479,19 @@
             <w:vAlign w:val="center"/>
           </w:tcPr>
           <w:p>
-            <w:r>
-              <w:rPr>
-                <w:sz w:val="18"/>
-              </w:rPr>
-              <w:t>Dashboard preparado para validación/demostración.</w:t>
+            <w:proofErr w:type="spellStart"/>
+            <w:r>
+              <w:rPr>
+                <w:sz w:val="18"/>
+              </w:rPr>
+              <w:t>Dashboard</w:t>
+            </w:r>
+            <w:proofErr w:type="spellEnd"/>
+            <w:r>
+              <w:rPr>
+                <w:sz w:val="18"/>
+              </w:rPr>
+              <w:t xml:space="preserve"> preparado para validación/demostración.</w:t>
             </w:r>
           </w:p>
         </w:tc>
@@ -10191,11 +10268,42 @@
             <w:vAlign w:val="center"/>
           </w:tcPr>
           <w:p>
-            <w:r>
-              <w:rPr>
-                <w:sz w:val="18"/>
-              </w:rPr>
-              <w:t>Validación Backend / Arquitectura Backend / Backend final</w:t>
+            <w:pPr>
+              <w:rPr>
+                <w:lang w:val="en-US"/>
+              </w:rPr>
+            </w:pPr>
+            <w:proofErr w:type="spellStart"/>
+            <w:r>
+              <w:rPr>
+                <w:sz w:val="18"/>
+                <w:lang w:val="en-US"/>
+              </w:rPr>
+              <w:t>Validación</w:t>
+            </w:r>
+            <w:proofErr w:type="spellEnd"/>
+            <w:r>
+              <w:rPr>
+                <w:sz w:val="18"/>
+                <w:lang w:val="en-US"/>
+              </w:rPr>
+              <w:t xml:space="preserve"> Backend / </w:t>
+            </w:r>
+            <w:proofErr w:type="spellStart"/>
+            <w:r>
+              <w:rPr>
+                <w:sz w:val="18"/>
+                <w:lang w:val="en-US"/>
+              </w:rPr>
+              <w:t>Arquitectura</w:t>
+            </w:r>
+            <w:proofErr w:type="spellEnd"/>
+            <w:r>
+              <w:rPr>
+                <w:sz w:val="18"/>
+                <w:lang w:val="en-US"/>
+              </w:rPr>
+              <w:t xml:space="preserve"> Backend / Backend final</w:t>
             </w:r>
           </w:p>
         </w:tc>
@@ -10403,6 +10511,11 @@
             <w:vAlign w:val="center"/>
           </w:tcPr>
           <w:p>
+            <w:pPr>
+              <w:rPr>
+                <w:sz w:val="18"/>
+              </w:rPr>
+            </w:pPr>
             <w:r>
               <w:rPr>
                 <w:sz w:val="18"/>
@@ -10410,6 +10523,27 @@
               <w:t>Matriz de Pruebas Final / Evidencias Finales / Informe revisado</w:t>
             </w:r>
           </w:p>
+          <w:p>
+            <w:pPr>
+              <w:rPr>
+                <w:sz w:val="18"/>
+              </w:rPr>
+            </w:pPr>
+            <w:r>
+              <w:rPr>
+                <w:sz w:val="18"/>
+              </w:rPr>
+              <w:t>Fase 4 - Matriz de Pruebas Proyecto 6 – concluyente.pdf</w:t>
+            </w:r>
+          </w:p>
+          <w:p>
+            <w:r>
+              <w:rPr>
+                <w:sz w:val="18"/>
+              </w:rPr>
+              <w:t>Fase 4 - Registro de Evidencias Proyecto 6.pdf</w:t>
+            </w:r>
+          </w:p>
         </w:tc>
         <w:tc>
           <w:tcPr>
@@ -10470,10 +10604,9 @@
             </w:pPr>
             <w:r>
               <w:rPr>
-                <w:color w:val="FF0000"/>
-                <w:sz w:val="18"/>
-              </w:rPr>
-              <w:t>[ruta/enlace real]</w:t>
+                <w:rStyle w:val="Hipervnculo"/>
+              </w:rPr>
+              <w:t>https://github.com/neldylilianahernandez23-collab/IAM-ZeroTrust-SN6/tree/94512e97029907e81b4f308c6747e6c8fb506b27/04_QA_Seguridad_Documentacion/Documentacion</w:t>
             </w:r>
           </w:p>
         </w:tc>
@@ -10527,6 +10660,7 @@
                 <w:sz w:val="20"/>
                 <w:szCs w:val="20"/>
               </w:rPr>
+              <w:lastRenderedPageBreak/>
               <w:t xml:space="preserve">Criterio de calidad de la evidencia: </w:t>
             </w:r>
             <w:r>
@@ -10573,7 +10707,7 @@
 </file>
 
 <file path=word/endnotes.xml><?xml version="1.0" encoding="utf-8"?>
-<w:endnotes xmlns:wpc="http://schemas.microsoft.com/office/word/2010/wordprocessingCanvas" xmlns:cx="http://schemas.microsoft.com/office/drawing/2014/chartex" xmlns:cx1="http://schemas.microsoft.com/office/drawing/2015/9/8/chartex" xmlns:cx2="http://schemas.microsoft.com/office/drawing/2015/10/21/chartex" xmlns:cx3="http://schemas.microsoft.com/office/drawing/2016/5/9/chartex" xmlns:cx4="http://schemas.microsoft.com/office/drawing/2016/5/10/chartex" xmlns:cx5="http://schemas.microsoft.com/office/drawing/2016/5/11/chartex" xmlns:cx6="http://schemas.microsoft.com/office/drawing/2016/5/12/chartex" xmlns:cx7="http://schemas.microsoft.com/office/drawing/2016/5/13/chartex" xmlns:cx8="http://schemas.microsoft.com/office/drawing/2016/5/14/chartex" xmlns:mc="http://schemas.openxmlformats.org/markup-compatibility/2006" xmlns:aink="http://schemas.microsoft.com/office/drawing/2016/ink" xmlns:am3d="http://schemas.microsoft.com/office/drawing/2017/model3d" xmlns:o="urn:schemas-microsoft-com:office:office" xmlns:oel="http://schemas.microsoft.com/office/2019/extlst" xmlns:r="http://schemas.openxmlformats.org/officeDocument/2006/relationships" xmlns:m="http://schemas.openxmlformats.org/officeDocument/2006/math" xmlns:v="urn:schemas-microsoft-com:vml" xmlns:wp14="http://schemas.microsoft.com/office/word/2010/wordprocessingDrawing" xmlns:wp="http://schemas.openxmlformats.org/drawingml/2006/wordprocessingDrawing" xmlns:w10="urn:schemas-microsoft-com:office:word" xmlns:w="http://schemas.openxmlformats.org/wordprocessingml/2006/main" xmlns:w14="http://schemas.microsoft.com/office/word/2010/wordml" xmlns:w15="http://schemas.microsoft.com/office/word/2012/wordml" xmlns:w16cex="http://schemas.microsoft.com/office/word/2018/wordml/cex" xmlns:w16cid="http://schemas.microsoft.com/office/word/2016/wordml/cid" xmlns:w16="http://schemas.microsoft.com/office/word/2018/wordml" xmlns:w16du="http://schemas.microsoft.com/office/word/2023/wordml/word16du" xmlns:w16sdtdh="http://schemas.microsoft.com/office/word/2020/wordml/sdtdatahash" xmlns:w16sdtfl="http://schemas.microsoft.com/office/word/2024/wordml/sdtformatlock" xmlns:w16se="http://schemas.microsoft.com/office/word/2015/wordml/symex" xmlns:wpg="http://schemas.microsoft.com/office/word/2010/wordprocessingGroup" xmlns:wpi="http://schemas.microsoft.com/office/word/2010/wordprocessingInk" xmlns:wne="http://schemas.microsoft.com/office/word/2006/wordml" xmlns:wps="http://schemas.microsoft.com/office/word/2010/wordprocessingShape" mc:Ignorable="w14 w15 w16se w16cid w16 w16cex w16sdtdh w16sdtfl w16du wp14">
+<w:endnotes xmlns:wpc="http://schemas.microsoft.com/office/word/2010/wordprocessingCanvas" xmlns:cx="http://schemas.microsoft.com/office/drawing/2014/chartex" xmlns:cx1="http://schemas.microsoft.com/office/drawing/2015/9/8/chartex" xmlns:cx2="http://schemas.microsoft.com/office/drawing/2015/10/21/chartex" xmlns:cx3="http://schemas.microsoft.com/office/drawing/2016/5/9/chartex" xmlns:cx4="http://schemas.microsoft.com/office/drawing/2016/5/10/chartex" xmlns:cx5="http://schemas.microsoft.com/office/drawing/2016/5/11/chartex" xmlns:cx6="http://schemas.microsoft.com/office/drawing/2016/5/12/chartex" xmlns:cx7="http://schemas.microsoft.com/office/drawing/2016/5/13/chartex" xmlns:cx8="http://schemas.microsoft.com/office/drawing/2016/5/14/chartex" xmlns:mc="http://schemas.openxmlformats.org/markup-compatibility/2006" xmlns:aink="http://schemas.microsoft.com/office/drawing/2016/ink" xmlns:am3d="http://schemas.microsoft.com/office/drawing/2017/model3d" xmlns:o="urn:schemas-microsoft-com:office:office" xmlns:oel="http://schemas.microsoft.com/office/2019/extlst" xmlns:r="http://schemas.openxmlformats.org/officeDocument/2006/relationships" xmlns:m="http://schemas.openxmlformats.org/officeDocument/2006/math" xmlns:v="urn:schemas-microsoft-com:vml" xmlns:wp14="http://schemas.microsoft.com/office/word/2010/wordprocessingDrawing" xmlns:wp="http://schemas.openxmlformats.org/drawingml/2006/wordprocessingDrawing" xmlns:w10="urn:schemas-microsoft-com:office:word" xmlns:w="http://schemas.openxmlformats.org/wordprocessingml/2006/main" xmlns:w14="http://schemas.microsoft.com/office/word/2010/wordml" xmlns:w15="http://schemas.microsoft.com/office/word/2012/wordml" xmlns:w16cei="http://schemas.microsoft.com/office/word/2026/wordml/cei" xmlns:w16cex="http://schemas.microsoft.com/office/word/2018/wordml/cex" xmlns:w16cid="http://schemas.microsoft.com/office/word/2016/wordml/cid" xmlns:w16="http://schemas.microsoft.com/office/word/2018/wordml" xmlns:w16du="http://schemas.microsoft.com/office/word/2023/wordml/word16du" xmlns:w16sdtdh="http://schemas.microsoft.com/office/word/2020/wordml/sdtdatahash" xmlns:w16sdtfl="http://schemas.microsoft.com/office/word/2024/wordml/sdtformatlock" xmlns:w16se="http://schemas.microsoft.com/office/word/2015/wordml/symex" xmlns:wpg="http://schemas.microsoft.com/office/word/2010/wordprocessingGroup" xmlns:wpi="http://schemas.microsoft.com/office/word/2010/wordprocessingInk" xmlns:wne="http://schemas.microsoft.com/office/word/2006/wordml" xmlns:wps="http://schemas.microsoft.com/office/word/2010/wordprocessingShape" mc:Ignorable="w14 w15 w16se w16cid w16 w16cex w16sdtdh w16sdtfl w16du wp14">
   <w:endnote w:type="separator" w:id="-1">
     <w:p>
       <w:pPr>
@@ -10598,7 +10732,7 @@
 </file>
 
 <file path=word/footnotes.xml><?xml version="1.0" encoding="utf-8"?>
-<w:footnotes xmlns:wpc="http://schemas.microsoft.com/office/word/2010/wordprocessingCanvas" xmlns:cx="http://schemas.microsoft.com/office/drawing/2014/chartex" xmlns:cx1="http://schemas.microsoft.com/office/drawing/2015/9/8/chartex" xmlns:cx2="http://schemas.microsoft.com/office/drawing/2015/10/21/chartex" xmlns:cx3="http://schemas.microsoft.com/office/drawing/2016/5/9/chartex" xmlns:cx4="http://schemas.microsoft.com/office/drawing/2016/5/10/chartex" xmlns:cx5="http://schemas.microsoft.com/office/drawing/2016/5/11/chartex" xmlns:cx6="http://schemas.microsoft.com/office/drawing/2016/5/12/chartex" xmlns:cx7="http://schemas.microsoft.com/office/drawing/2016/5/13/chartex" xmlns:cx8="http://schemas.microsoft.com/office/drawing/2016/5/14/chartex" xmlns:mc="http://schemas.openxmlformats.org/markup-compatibility/2006" xmlns:aink="http://schemas.microsoft.com/office/drawing/2016/ink" xmlns:am3d="http://schemas.microsoft.com/office/drawing/2017/model3d" xmlns:o="urn:schemas-microsoft-com:office:office" xmlns:oel="http://schemas.microsoft.com/office/2019/extlst" xmlns:r="http://schemas.openxmlformats.org/officeDocument/2006/relationships" xmlns:m="http://schemas.openxmlformats.org/officeDocument/2006/math" xmlns:v="urn:schemas-microsoft-com:vml" xmlns:wp14="http://schemas.microsoft.com/office/word/2010/wordprocessingDrawing" xmlns:wp="http://schemas.openxmlformats.org/drawingml/2006/wordprocessingDrawing" xmlns:w10="urn:schemas-microsoft-com:office:word" xmlns:w="http://schemas.openxmlformats.org/wordprocessingml/2006/main" xmlns:w14="http://schemas.microsoft.com/office/word/2010/wordml" xmlns:w15="http://schemas.microsoft.com/office/word/2012/wordml" xmlns:w16cex="http://schemas.microsoft.com/office/word/2018/wordml/cex" xmlns:w16cid="http://schemas.microsoft.com/office/word/2016/wordml/cid" xmlns:w16="http://schemas.microsoft.com/office/word/2018/wordml" xmlns:w16du="http://schemas.microsoft.com/office/word/2023/wordml/word16du" xmlns:w16sdtdh="http://schemas.microsoft.com/office/word/2020/wordml/sdtdatahash" xmlns:w16sdtfl="http://schemas.microsoft.com/office/word/2024/wordml/sdtformatlock" xmlns:w16se="http://schemas.microsoft.com/office/word/2015/wordml/symex" xmlns:wpg="http://schemas.microsoft.com/office/word/2010/wordprocessingGroup" xmlns:wpi="http://schemas.microsoft.com/office/word/2010/wordprocessingInk" xmlns:wne="http://schemas.microsoft.com/office/word/2006/wordml" xmlns:wps="http://schemas.microsoft.com/office/word/2010/wordprocessingShape" mc:Ignorable="w14 w15 w16se w16cid w16 w16cex w16sdtdh w16sdtfl w16du wp14">
+<w:footnotes xmlns:wpc="http://schemas.microsoft.com/office/word/2010/wordprocessingCanvas" xmlns:cx="http://schemas.microsoft.com/office/drawing/2014/chartex" xmlns:cx1="http://schemas.microsoft.com/office/drawing/2015/9/8/chartex" xmlns:cx2="http://schemas.microsoft.com/office/drawing/2015/10/21/chartex" xmlns:cx3="http://schemas.microsoft.com/office/drawing/2016/5/9/chartex" xmlns:cx4="http://schemas.microsoft.com/office/drawing/2016/5/10/chartex" xmlns:cx5="http://schemas.microsoft.com/office/drawing/2016/5/11/chartex" xmlns:cx6="http://schemas.microsoft.com/office/drawing/2016/5/12/chartex" xmlns:cx7="http://schemas.microsoft.com/office/drawing/2016/5/13/chartex" xmlns:cx8="http://schemas.microsoft.com/office/drawing/2016/5/14/chartex" xmlns:mc="http://schemas.openxmlformats.org/markup-compatibility/2006" xmlns:aink="http://schemas.microsoft.com/office/drawing/2016/ink" xmlns:am3d="http://schemas.microsoft.com/office/drawing/2017/model3d" xmlns:o="urn:schemas-microsoft-com:office:office" xmlns:oel="http://schemas.microsoft.com/office/2019/extlst" xmlns:r="http://schemas.openxmlformats.org/officeDocument/2006/relationships" xmlns:m="http://schemas.openxmlformats.org/officeDocument/2006/math" xmlns:v="urn:schemas-microsoft-com:vml" xmlns:wp14="http://schemas.microsoft.com/office/word/2010/wordprocessingDrawing" xmlns:wp="http://schemas.openxmlformats.org/drawingml/2006/wordprocessingDrawing" xmlns:w10="urn:schemas-microsoft-com:office:word" xmlns:w="http://schemas.openxmlformats.org/wordprocessingml/2006/main" xmlns:w14="http://schemas.microsoft.com/office/word/2010/wordml" xmlns:w15="http://schemas.microsoft.com/office/word/2012/wordml" xmlns:w16cei="http://schemas.microsoft.com/office/word/2026/wordml/cei" xmlns:w16cex="http://schemas.microsoft.com/office/word/2018/wordml/cex" xmlns:w16cid="http://schemas.microsoft.com/office/word/2016/wordml/cid" xmlns:w16="http://schemas.microsoft.com/office/word/2018/wordml" xmlns:w16du="http://schemas.microsoft.com/office/word/2023/wordml/word16du" xmlns:w16sdtdh="http://schemas.microsoft.com/office/word/2020/wordml/sdtdatahash" xmlns:w16sdtfl="http://schemas.microsoft.com/office/word/2024/wordml/sdtformatlock" xmlns:w16se="http://schemas.microsoft.com/office/word/2015/wordml/symex" xmlns:wpg="http://schemas.microsoft.com/office/word/2010/wordprocessingGroup" xmlns:wpi="http://schemas.microsoft.com/office/word/2010/wordprocessingInk" xmlns:wne="http://schemas.microsoft.com/office/word/2006/wordml" xmlns:wps="http://schemas.microsoft.com/office/word/2010/wordprocessingShape" mc:Ignorable="w14 w15 w16se w16cid w16 w16cex w16sdtdh w16sdtfl w16du wp14">
   <w:footnote w:type="separator" w:id="-1">
     <w:p>
       <w:pPr>
@@ -10623,7 +10757,7 @@
 </file>
 
 <file path=word/header1.xml><?xml version="1.0" encoding="utf-8"?>
-<w:hdr xmlns:wpc="http://schemas.microsoft.com/office/word/2010/wordprocessingCanvas" xmlns:cx="http://schemas.microsoft.com/office/drawing/2014/chartex" xmlns:cx1="http://schemas.microsoft.com/office/drawing/2015/9/8/chartex" xmlns:cx2="http://schemas.microsoft.com/office/drawing/2015/10/21/chartex" xmlns:cx3="http://schemas.microsoft.com/office/drawing/2016/5/9/chartex" xmlns:cx4="http://schemas.microsoft.com/office/drawing/2016/5/10/chartex" xmlns:cx5="http://schemas.microsoft.com/office/drawing/2016/5/11/chartex" xmlns:cx6="http://schemas.microsoft.com/office/drawing/2016/5/12/chartex" xmlns:cx7="http://schemas.microsoft.com/office/drawing/2016/5/13/chartex" xmlns:cx8="http://schemas.microsoft.com/office/drawing/2016/5/14/chartex" xmlns:mc="http://schemas.openxmlformats.org/markup-compatibility/2006" xmlns:aink="http://schemas.microsoft.com/office/drawing/2016/ink" xmlns:am3d="http://schemas.microsoft.com/office/drawing/2017/model3d" xmlns:o="urn:schemas-microsoft-com:office:office" xmlns:oel="http://schemas.microsoft.com/office/2019/extlst" xmlns:r="http://schemas.openxmlformats.org/officeDocument/2006/relationships" xmlns:m="http://schemas.openxmlformats.org/officeDocument/2006/math" xmlns:v="urn:schemas-microsoft-com:vml" xmlns:wp14="http://schemas.microsoft.com/office/word/2010/wordprocessingDrawing" xmlns:wp="http://schemas.openxmlformats.org/drawingml/2006/wordprocessingDrawing" xmlns:w10="urn:schemas-microsoft-com:office:word" xmlns:w="http://schemas.openxmlformats.org/wordprocessingml/2006/main" xmlns:w14="http://schemas.microsoft.com/office/word/2010/wordml" xmlns:w15="http://schemas.microsoft.com/office/word/2012/wordml" xmlns:w16cex="http://schemas.microsoft.com/office/word/2018/wordml/cex" xmlns:w16cid="http://schemas.microsoft.com/office/word/2016/wordml/cid" xmlns:w16="http://schemas.microsoft.com/office/word/2018/wordml" xmlns:w16du="http://schemas.microsoft.com/office/word/2023/wordml/word16du" xmlns:w16sdtdh="http://schemas.microsoft.com/office/word/2020/wordml/sdtdatahash" xmlns:w16sdtfl="http://schemas.microsoft.com/office/word/2024/wordml/sdtformatlock" xmlns:w16se="http://schemas.microsoft.com/office/word/2015/wordml/symex" xmlns:wpg="http://schemas.microsoft.com/office/word/2010/wordprocessingGroup" xmlns:wpi="http://schemas.microsoft.com/office/word/2010/wordprocessingInk" xmlns:wne="http://schemas.microsoft.com/office/word/2006/wordml" xmlns:wps="http://schemas.microsoft.com/office/word/2010/wordprocessingShape" mc:Ignorable="w14 w15 w16se w16cid w16 w16cex w16sdtdh w16sdtfl w16du wp14">
+<w:hdr xmlns:wpc="http://schemas.microsoft.com/office/word/2010/wordprocessingCanvas" xmlns:cx="http://schemas.microsoft.com/office/drawing/2014/chartex" xmlns:cx1="http://schemas.microsoft.com/office/drawing/2015/9/8/chartex" xmlns:cx2="http://schemas.microsoft.com/office/drawing/2015/10/21/chartex" xmlns:cx3="http://schemas.microsoft.com/office/drawing/2016/5/9/chartex" xmlns:cx4="http://schemas.microsoft.com/office/drawing/2016/5/10/chartex" xmlns:cx5="http://schemas.microsoft.com/office/drawing/2016/5/11/chartex" xmlns:cx6="http://schemas.microsoft.com/office/drawing/2016/5/12/chartex" xmlns:cx7="http://schemas.microsoft.com/office/drawing/2016/5/13/chartex" xmlns:cx8="http://schemas.microsoft.com/office/drawing/2016/5/14/chartex" xmlns:mc="http://schemas.openxmlformats.org/markup-compatibility/2006" xmlns:aink="http://schemas.microsoft.com/office/drawing/2016/ink" xmlns:am3d="http://schemas.microsoft.com/office/drawing/2017/model3d" xmlns:o="urn:schemas-microsoft-com:office:office" xmlns:oel="http://schemas.microsoft.com/office/2019/extlst" xmlns:r="http://schemas.openxmlformats.org/officeDocument/2006/relationships" xmlns:m="http://schemas.openxmlformats.org/officeDocument/2006/math" xmlns:v="urn:schemas-microsoft-com:vml" xmlns:wp14="http://schemas.microsoft.com/office/word/2010/wordprocessingDrawing" xmlns:wp="http://schemas.openxmlformats.org/drawingml/2006/wordprocessingDrawing" xmlns:w10="urn:schemas-microsoft-com:office:word" xmlns:w="http://schemas.openxmlformats.org/wordprocessingml/2006/main" xmlns:w14="http://schemas.microsoft.com/office/word/2010/wordml" xmlns:w15="http://schemas.microsoft.com/office/word/2012/wordml" xmlns:w16cei="http://schemas.microsoft.com/office/word/2026/wordml/cei" xmlns:w16cex="http://schemas.microsoft.com/office/word/2018/wordml/cex" xmlns:w16cid="http://schemas.microsoft.com/office/word/2016/wordml/cid" xmlns:w16="http://schemas.microsoft.com/office/word/2018/wordml" xmlns:w16du="http://schemas.microsoft.com/office/word/2023/wordml/word16du" xmlns:w16sdtdh="http://schemas.microsoft.com/office/word/2020/wordml/sdtdatahash" xmlns:w16sdtfl="http://schemas.microsoft.com/office/word/2024/wordml/sdtformatlock" xmlns:w16se="http://schemas.microsoft.com/office/word/2015/wordml/symex" xmlns:wpg="http://schemas.microsoft.com/office/word/2010/wordprocessingGroup" xmlns:wpi="http://schemas.microsoft.com/office/word/2010/wordprocessingInk" xmlns:wne="http://schemas.microsoft.com/office/word/2006/wordml" xmlns:wps="http://schemas.microsoft.com/office/word/2010/wordprocessingShape" mc:Ignorable="w14 w15 w16se w16cid w16 w16cex w16sdtdh w16sdtfl w16du wp14">
   <w:p>
     <w:pPr>
       <w:pBdr>

--- a/00_Gestion_Proyecto/Bitacoras/Bitacora_Semana5_SN6.docx
+++ b/00_Gestion_Proyecto/Bitacoras/Bitacora_Semana5_SN6.docx
@@ -10537,11 +10537,30 @@
             </w:r>
           </w:p>
           <w:p>
+            <w:pPr>
+              <w:rPr>
+                <w:sz w:val="18"/>
+              </w:rPr>
+            </w:pPr>
             <w:r>
               <w:rPr>
                 <w:sz w:val="18"/>
               </w:rPr>
               <w:t>Fase 4 - Registro de Evidencias Proyecto 6.pdf</w:t>
+            </w:r>
+          </w:p>
+          <w:p>
+            <w:r>
+              <w:rPr>
+                <w:sz w:val="18"/>
+              </w:rPr>
+              <w:t>Fase 4 - Matriz_Trazabilidad_Proyecto06</w:t>
+            </w:r>
+            <w:r>
+              <w:rPr>
+                <w:sz w:val="18"/>
+              </w:rPr>
+              <w:t>.xls</w:t>
             </w:r>
           </w:p>
         </w:tc>
@@ -12222,28 +12241,28 @@
 </file>
 
 <file path=customXml/item1.xml><?xml version="1.0" encoding="utf-8"?>
-<b:Sources xmlns:b="http://schemas.openxmlformats.org/officeDocument/2006/bibliography" xmlns="http://schemas.openxmlformats.org/officeDocument/2006/bibliography" SelectedStyle="\APASixthEditionOfficeOnline.xsl" StyleName="APA" Version="6"/>
-</file>
-
-<file path=customXml/item2.xml><?xml version="1.0" encoding="utf-8"?>
 <go:gDocsCustomXmlDataStorage xmlns:go="http://customooxmlschemas.google.com/" xmlns:r="http://schemas.openxmlformats.org/officeDocument/2006/relationships" uri="GoogleDocsCustomDataVersion2">
   <go:docsCustomData xmlns:go="http://customooxmlschemas.google.com/" roundtripDataSignature="AMtx7miFSap72HRd4nUVn9eCa9HmRdl6Og==">CgMxLjA4AHIhMUNJTkhkaEdYem1wa2lYT0pkcGM3aVNrOGpMVzlTVVll</go:docsCustomData>
 </go:gDocsCustomXmlDataStorage>
 </file>
 
-<file path=customXml/itemProps1.xml><?xml version="1.0" encoding="utf-8"?>
-<ds:datastoreItem xmlns:ds="http://schemas.openxmlformats.org/officeDocument/2006/customXml" ds:itemID="{4719B69B-967A-43C4-B58E-B5E29E845E45}">
-  <ds:schemaRefs>
-    <ds:schemaRef ds:uri="http://schemas.openxmlformats.org/officeDocument/2006/bibliography"/>
-  </ds:schemaRefs>
-</ds:datastoreItem>
+<file path=customXml/item2.xml><?xml version="1.0" encoding="utf-8"?>
+<b:Sources xmlns:b="http://schemas.openxmlformats.org/officeDocument/2006/bibliography" xmlns="http://schemas.openxmlformats.org/officeDocument/2006/bibliography" SelectedStyle="\APASixthEditionOfficeOnline.xsl" StyleName="APA" Version="6"/>
 </file>
 
-<file path=customXml/itemProps2.xml><?xml version="1.0" encoding="utf-8"?>
+<file path=customXml/itemProps1.xml><?xml version="1.0" encoding="utf-8"?>
 <ds:datastoreItem xmlns:ds="http://schemas.openxmlformats.org/officeDocument/2006/customXml" ds:itemID="{11111111-1234-1234-1234-123412341234}">
   <ds:schemaRefs>
     <ds:schemaRef ds:uri="http://customooxmlschemas.google.com/"/>
     <ds:schemaRef ds:uri="http://schemas.openxmlformats.org/officeDocument/2006/relationships"/>
   </ds:schemaRefs>
 </ds:datastoreItem>
+</file>
+
+<file path=customXml/itemProps2.xml><?xml version="1.0" encoding="utf-8"?>
+<ds:datastoreItem xmlns:ds="http://schemas.openxmlformats.org/officeDocument/2006/customXml" ds:itemID="{4719B69B-967A-43C4-B58E-B5E29E845E45}">
+  <ds:schemaRefs>
+    <ds:schemaRef ds:uri="http://schemas.openxmlformats.org/officeDocument/2006/bibliography"/>
+  </ds:schemaRefs>
+</ds:datastoreItem>
 </file>
--- a/00_Gestion_Proyecto/Bitacoras/Bitacora_Semana5_SN6.docx
+++ b/00_Gestion_Proyecto/Bitacoras/Bitacora_Semana5_SN6.docx
@@ -1,6 +1,6 @@
 
 <file path=word/document.xml><?xml version="1.0" encoding="utf-8"?>
-<w:document xmlns:wpc="http://schemas.microsoft.com/office/word/2010/wordprocessingCanvas" xmlns:cx="http://schemas.microsoft.com/office/drawing/2014/chartex" xmlns:cx1="http://schemas.microsoft.com/office/drawing/2015/9/8/chartex" xmlns:cx2="http://schemas.microsoft.com/office/drawing/2015/10/21/chartex" xmlns:cx3="http://schemas.microsoft.com/office/drawing/2016/5/9/chartex" xmlns:cx4="http://schemas.microsoft.com/office/drawing/2016/5/10/chartex" xmlns:cx5="http://schemas.microsoft.com/office/drawing/2016/5/11/chartex" xmlns:cx6="http://schemas.microsoft.com/office/drawing/2016/5/12/chartex" xmlns:cx7="http://schemas.microsoft.com/office/drawing/2016/5/13/chartex" xmlns:cx8="http://schemas.microsoft.com/office/drawing/2016/5/14/chartex" xmlns:mc="http://schemas.openxmlformats.org/markup-compatibility/2006" xmlns:aink="http://schemas.microsoft.com/office/drawing/2016/ink" xmlns:am3d="http://schemas.microsoft.com/office/drawing/2017/model3d" xmlns:o="urn:schemas-microsoft-com:office:office" xmlns:oel="http://schemas.microsoft.com/office/2019/extlst" xmlns:r="http://schemas.openxmlformats.org/officeDocument/2006/relationships" xmlns:m="http://schemas.openxmlformats.org/officeDocument/2006/math" xmlns:v="urn:schemas-microsoft-com:vml" xmlns:wp14="http://schemas.microsoft.com/office/word/2010/wordprocessingDrawing" xmlns:wp="http://schemas.openxmlformats.org/drawingml/2006/wordprocessingDrawing" xmlns:w10="urn:schemas-microsoft-com:office:word" xmlns:w="http://schemas.openxmlformats.org/wordprocessingml/2006/main" xmlns:w14="http://schemas.microsoft.com/office/word/2010/wordml" xmlns:w15="http://schemas.microsoft.com/office/word/2012/wordml" xmlns:w16cex="http://schemas.microsoft.com/office/word/2018/wordml/cex" xmlns:w16cid="http://schemas.microsoft.com/office/word/2016/wordml/cid" xmlns:w16="http://schemas.microsoft.com/office/word/2018/wordml" xmlns:w16du="http://schemas.microsoft.com/office/word/2023/wordml/word16du" xmlns:w16sdtdh="http://schemas.microsoft.com/office/word/2020/wordml/sdtdatahash" xmlns:w16sdtfl="http://schemas.microsoft.com/office/word/2024/wordml/sdtformatlock" xmlns:w16se="http://schemas.microsoft.com/office/word/2015/wordml/symex" xmlns:wpg="http://schemas.microsoft.com/office/word/2010/wordprocessingGroup" xmlns:wpi="http://schemas.microsoft.com/office/word/2010/wordprocessingInk" xmlns:wne="http://schemas.microsoft.com/office/word/2006/wordml" xmlns:wps="http://schemas.microsoft.com/office/word/2010/wordprocessingShape" mc:Ignorable="w14 w15 w16se w16cid w16 w16cex w16sdtdh w16sdtfl w16du wp14">
+<w:document xmlns:wpc="http://schemas.microsoft.com/office/word/2010/wordprocessingCanvas" xmlns:cx="http://schemas.microsoft.com/office/drawing/2014/chartex" xmlns:cx1="http://schemas.microsoft.com/office/drawing/2015/9/8/chartex" xmlns:cx2="http://schemas.microsoft.com/office/drawing/2015/10/21/chartex" xmlns:cx3="http://schemas.microsoft.com/office/drawing/2016/5/9/chartex" xmlns:cx4="http://schemas.microsoft.com/office/drawing/2016/5/10/chartex" xmlns:cx5="http://schemas.microsoft.com/office/drawing/2016/5/11/chartex" xmlns:cx6="http://schemas.microsoft.com/office/drawing/2016/5/12/chartex" xmlns:cx7="http://schemas.microsoft.com/office/drawing/2016/5/13/chartex" xmlns:cx8="http://schemas.microsoft.com/office/drawing/2016/5/14/chartex" xmlns:mc="http://schemas.openxmlformats.org/markup-compatibility/2006" xmlns:aink="http://schemas.microsoft.com/office/drawing/2016/ink" xmlns:am3d="http://schemas.microsoft.com/office/drawing/2017/model3d" xmlns:o="urn:schemas-microsoft-com:office:office" xmlns:r="http://schemas.openxmlformats.org/officeDocument/2006/relationships" xmlns:m="http://schemas.openxmlformats.org/officeDocument/2006/math" xmlns:v="urn:schemas-microsoft-com:vml" xmlns:wp14="http://schemas.microsoft.com/office/word/2010/wordprocessingDrawing" xmlns:wp="http://schemas.openxmlformats.org/drawingml/2006/wordprocessingDrawing" xmlns:w10="urn:schemas-microsoft-com:office:word" xmlns:w="http://schemas.openxmlformats.org/wordprocessingml/2006/main" xmlns:w14="http://schemas.microsoft.com/office/word/2010/wordml" xmlns:w15="http://schemas.microsoft.com/office/word/2012/wordml" xmlns:w16cex="http://schemas.microsoft.com/office/word/2018/wordml/cex" xmlns:w16cid="http://schemas.microsoft.com/office/word/2016/wordml/cid" xmlns:w16="http://schemas.microsoft.com/office/word/2018/wordml" xmlns:w16sdtdh="http://schemas.microsoft.com/office/word/2020/wordml/sdtdatahash" xmlns:w16se="http://schemas.microsoft.com/office/word/2015/wordml/symex" xmlns:wpg="http://schemas.microsoft.com/office/word/2010/wordprocessingGroup" xmlns:wpi="http://schemas.microsoft.com/office/word/2010/wordprocessingInk" xmlns:wne="http://schemas.microsoft.com/office/word/2006/wordml" xmlns:wps="http://schemas.microsoft.com/office/word/2010/wordprocessingShape" mc:Ignorable="w14 w15 w16se w16cid w16 w16cex w16sdtdh wp14">
   <w:body>
     <w:p>
       <w:pPr>
@@ -102,7 +102,14 @@
                 <w:sz w:val="20"/>
                 <w:szCs w:val="20"/>
               </w:rPr>
-              <w:t>Esta versión íntegra elementos de control grupal y trazabilidad individual para sustentar la evaluación del desempeño técnico, el cumplimiento, la participación y los aportes verificables de cada integrante del equipo.</w:t>
+              <w:t xml:space="preserve">Esta versión íntegra elementos de control grupal y trazabilidad individual para </w:t>
+            </w:r>
+            <w:r>
+              <w:rPr>
+                <w:sz w:val="20"/>
+                <w:szCs w:val="20"/>
+              </w:rPr>
+              <w:t>sustentar la evaluación del desempeño técnico, el cumplimiento, la participación y los aportes verificables de cada integrante del equipo.</w:t>
             </w:r>
           </w:p>
         </w:tc>
@@ -239,7 +246,14 @@
                 <w:sz w:val="18"/>
                 <w:szCs w:val="18"/>
               </w:rPr>
-              <w:t>IAM Avanzado y Zero Trust – Plataforma de Gestión de Identidades y Acceso Seguro en la Nube</w:t>
+              <w:t xml:space="preserve">IAM Avanzado y Zero Trust – Plataforma de </w:t>
+            </w:r>
+            <w:r>
+              <w:rPr>
+                <w:sz w:val="18"/>
+                <w:szCs w:val="18"/>
+              </w:rPr>
+              <w:t>Gestión de Identidades y Acceso Seguro en la Nube</w:t>
             </w:r>
           </w:p>
         </w:tc>
@@ -528,23 +542,14 @@
                 <w:sz w:val="20"/>
                 <w:szCs w:val="20"/>
               </w:rPr>
-              <w:t xml:space="preserve">La bitácora debe completarse semanalmente. Las evidencias deben ser concretas, atribuibles y verificables: enlaces, </w:t>
-            </w:r>
-            <w:proofErr w:type="spellStart"/>
+              <w:t>La bitácora debe completarse semanalmente. Las evidencias deben ser concretas, atribuibles y verificables: enlaces, commits, rutas de archivos, capturas, pruebas, documentos o configuraciones. No se recomienda registrar aportes genéricos sin evidencia técn</w:t>
+            </w:r>
             <w:r>
               <w:rPr>
                 <w:sz w:val="20"/>
                 <w:szCs w:val="20"/>
               </w:rPr>
-              <w:t>commits</w:t>
-            </w:r>
-            <w:proofErr w:type="spellEnd"/>
-            <w:r>
-              <w:rPr>
-                <w:sz w:val="20"/>
-                <w:szCs w:val="20"/>
-              </w:rPr>
-              <w:t>, rutas de archivos, capturas, pruebas, documentos o configuraciones. No se recomienda registrar aportes genéricos sin evidencia técnica.</w:t>
+              <w:t>ica.</w:t>
             </w:r>
           </w:p>
         </w:tc>
@@ -734,37 +739,19 @@
             <w:vAlign w:val="center"/>
           </w:tcPr>
           <w:p>
-            <w:proofErr w:type="spellStart"/>
-            <w:r>
-              <w:rPr>
-                <w:sz w:val="18"/>
-                <w:szCs w:val="18"/>
-              </w:rPr>
-              <w:t>Neldy</w:t>
-            </w:r>
-            <w:proofErr w:type="spellEnd"/>
-            <w:r>
-              <w:rPr>
-                <w:sz w:val="18"/>
-                <w:szCs w:val="18"/>
-              </w:rPr>
-              <w:t xml:space="preserve"> Liliana Hernández </w:t>
-            </w:r>
-            <w:proofErr w:type="spellStart"/>
-            <w:r>
-              <w:rPr>
-                <w:sz w:val="18"/>
-                <w:szCs w:val="18"/>
-              </w:rPr>
-              <w:t>Huezo</w:t>
-            </w:r>
-            <w:proofErr w:type="spellEnd"/>
-            <w:r>
-              <w:rPr>
-                <w:sz w:val="18"/>
-                <w:szCs w:val="18"/>
-              </w:rPr>
-              <w:t>, Luis Fernando Sánchez Barrera, Danny Medardo Moreno Martínez, Iván Alexander Palacios Hernández y Lissette América Zapata de Zapata</w:t>
+            <w:r>
+              <w:rPr>
+                <w:sz w:val="18"/>
+                <w:szCs w:val="18"/>
+              </w:rPr>
+              <w:t xml:space="preserve">Neldy Liliana Hernández Huezo, Luis Fernando Sánchez Barrera, Danny Medardo Moreno Martínez, Iván Alexander Palacios Hernández y Lissette América </w:t>
+            </w:r>
+            <w:r>
+              <w:rPr>
+                <w:sz w:val="18"/>
+                <w:szCs w:val="18"/>
+              </w:rPr>
+              <w:t>Zapata de Zapata</w:t>
             </w:r>
           </w:p>
         </w:tc>
@@ -811,55 +798,7 @@
                 <w:sz w:val="18"/>
                 <w:szCs w:val="18"/>
               </w:rPr>
-              <w:t xml:space="preserve">Líder de Proyecto Jr.; Ingeniero IAM Jr.; Ingeniero Cloud / </w:t>
-            </w:r>
-            <w:proofErr w:type="spellStart"/>
-            <w:r>
-              <w:rPr>
-                <w:sz w:val="18"/>
-                <w:szCs w:val="18"/>
-              </w:rPr>
-              <w:t>Backend</w:t>
-            </w:r>
-            <w:proofErr w:type="spellEnd"/>
-            <w:r>
-              <w:rPr>
-                <w:sz w:val="18"/>
-                <w:szCs w:val="18"/>
-              </w:rPr>
-              <w:t xml:space="preserve"> Jr.; Desarrollador </w:t>
-            </w:r>
-            <w:proofErr w:type="spellStart"/>
-            <w:r>
-              <w:rPr>
-                <w:sz w:val="18"/>
-                <w:szCs w:val="18"/>
-              </w:rPr>
-              <w:t>Frontend</w:t>
-            </w:r>
-            <w:proofErr w:type="spellEnd"/>
-            <w:r>
-              <w:rPr>
-                <w:sz w:val="18"/>
-                <w:szCs w:val="18"/>
-              </w:rPr>
-              <w:t xml:space="preserve"> / </w:t>
-            </w:r>
-            <w:proofErr w:type="spellStart"/>
-            <w:r>
-              <w:rPr>
-                <w:sz w:val="18"/>
-                <w:szCs w:val="18"/>
-              </w:rPr>
-              <w:t>Dashboard</w:t>
-            </w:r>
-            <w:proofErr w:type="spellEnd"/>
-            <w:r>
-              <w:rPr>
-                <w:sz w:val="18"/>
-                <w:szCs w:val="18"/>
-              </w:rPr>
-              <w:t xml:space="preserve"> Jr.; QA / Analista de Seguridad / Documentación Jr.</w:t>
+              <w:t>Líder de Proyecto Jr.; Ingeniero IAM Jr.; Ingeniero Cloud / Backend Jr.; Desarrollador Frontend / Dashboard Jr.; QA / Analista de Seguridad / Documentación Jr.</w:t>
             </w:r>
           </w:p>
         </w:tc>
@@ -1000,39 +939,14 @@
                 <w:sz w:val="18"/>
                 <w:szCs w:val="18"/>
               </w:rPr>
-              <w:t xml:space="preserve">Coordinar el cierre técnico; consolidar informe, bitácoras y evidencias; validar IAM, </w:t>
-            </w:r>
-            <w:proofErr w:type="spellStart"/>
-            <w:r>
-              <w:rPr>
-                <w:sz w:val="18"/>
-                <w:szCs w:val="18"/>
-              </w:rPr>
-              <w:t>Backend</w:t>
-            </w:r>
-            <w:proofErr w:type="spellEnd"/>
-            <w:r>
-              <w:rPr>
-                <w:sz w:val="18"/>
-                <w:szCs w:val="18"/>
-              </w:rPr>
-              <w:t xml:space="preserve"> y </w:t>
-            </w:r>
-            <w:proofErr w:type="spellStart"/>
-            <w:r>
-              <w:rPr>
-                <w:sz w:val="18"/>
-                <w:szCs w:val="18"/>
-              </w:rPr>
-              <w:t>Dashboard</w:t>
-            </w:r>
-            <w:proofErr w:type="spellEnd"/>
-            <w:r>
-              <w:rPr>
-                <w:sz w:val="18"/>
-                <w:szCs w:val="18"/>
-              </w:rPr>
-              <w:t>; ejecutar pruebas finales; preparar documentación y elementos para la entrega.</w:t>
+              <w:t>Coordinar el cierre técnico; consolidar informe, bitácoras y evidencias; validar IAM, Backend y Dashbo</w:t>
+            </w:r>
+            <w:r>
+              <w:rPr>
+                <w:sz w:val="18"/>
+                <w:szCs w:val="18"/>
+              </w:rPr>
+              <w:t>ard; ejecutar pruebas finales; preparar documentación y elementos para la entrega.</w:t>
             </w:r>
           </w:p>
         </w:tc>
@@ -1079,7 +993,14 @@
                 <w:sz w:val="18"/>
                 <w:szCs w:val="18"/>
               </w:rPr>
-              <w:t>Riesgos: información pendiente de consolidar, inconsistencias entre documentos/evidencias y posibles pendientes de validación. Estado: en proceso de cierre y consolidación conforme al cronograma de Fase 4.</w:t>
+              <w:t>Riesgos: información pendiente de consolidar, inconsistencias entre documentos/evidencias y posibles pendientes de validación. Estado: en proceso d</w:t>
+            </w:r>
+            <w:r>
+              <w:rPr>
+                <w:sz w:val="18"/>
+                <w:szCs w:val="18"/>
+              </w:rPr>
+              <w:t>e cierre y consolidación conforme al cronograma de Fase 4.</w:t>
             </w:r>
           </w:p>
         </w:tc>
@@ -1410,7 +1331,6 @@
             <w:vAlign w:val="center"/>
           </w:tcPr>
           <w:p>
-            <w:proofErr w:type="spellStart"/>
             <w:r>
               <w:rPr>
                 <w:sz w:val="18"/>
@@ -1418,23 +1338,13 @@
               </w:rPr>
               <w:t>Neldy</w:t>
             </w:r>
-            <w:proofErr w:type="spellEnd"/>
-            <w:r>
-              <w:rPr>
-                <w:sz w:val="18"/>
-                <w:szCs w:val="18"/>
-              </w:rPr>
-              <w:t xml:space="preserve"> Liliana Hernández </w:t>
-            </w:r>
-            <w:proofErr w:type="spellStart"/>
-            <w:r>
-              <w:rPr>
-                <w:sz w:val="18"/>
-                <w:szCs w:val="18"/>
-              </w:rPr>
-              <w:t>Huezo</w:t>
-            </w:r>
-            <w:proofErr w:type="spellEnd"/>
+            <w:r>
+              <w:rPr>
+                <w:sz w:val="18"/>
+                <w:szCs w:val="18"/>
+              </w:rPr>
+              <w:t xml:space="preserve"> Liliana Hernández Huezo</w:t>
+            </w:r>
           </w:p>
         </w:tc>
         <w:tc>
@@ -1501,7 +1411,14 @@
                 <w:sz w:val="18"/>
                 <w:szCs w:val="18"/>
               </w:rPr>
-              <w:t>Validar la configuración definitiva de IAM, autenticación y políticas Zero Trust; documentar usuarios, roles, permisos y controles; validar autenticación y autorización en la demostración final.</w:t>
+              <w:t xml:space="preserve">Validar la configuración definitiva de IAM, autenticación y políticas Zero Trust; documentar usuarios, roles, </w:t>
+            </w:r>
+            <w:r>
+              <w:rPr>
+                <w:sz w:val="18"/>
+                <w:szCs w:val="18"/>
+              </w:rPr>
+              <w:t>permisos y controles; validar autenticación y autorización en la demostración final.</w:t>
             </w:r>
           </w:p>
         </w:tc>
@@ -1569,17 +1486,8 @@
                 <w:sz w:val="18"/>
                 <w:szCs w:val="18"/>
               </w:rPr>
-              <w:t xml:space="preserve">Validación y documentación </w:t>
-            </w:r>
-            <w:proofErr w:type="spellStart"/>
-            <w:r>
-              <w:rPr>
-                <w:sz w:val="18"/>
-                <w:szCs w:val="18"/>
-              </w:rPr>
-              <w:t>Backend</w:t>
-            </w:r>
-            <w:proofErr w:type="spellEnd"/>
+              <w:t>Validación y documentación Backend</w:t>
+            </w:r>
           </w:p>
         </w:tc>
         <w:tc>
@@ -1599,55 +1507,14 @@
                 <w:sz w:val="18"/>
                 <w:szCs w:val="18"/>
               </w:rPr>
-              <w:t xml:space="preserve">Validar la integración final del </w:t>
-            </w:r>
-            <w:proofErr w:type="spellStart"/>
-            <w:r>
-              <w:rPr>
-                <w:sz w:val="18"/>
-                <w:szCs w:val="18"/>
-              </w:rPr>
-              <w:t>Backend</w:t>
-            </w:r>
-            <w:proofErr w:type="spellEnd"/>
-            <w:r>
-              <w:rPr>
-                <w:sz w:val="18"/>
-                <w:szCs w:val="18"/>
-              </w:rPr>
-              <w:t xml:space="preserve"> con IAM, auditoría y logs; documentar arquitectura, </w:t>
-            </w:r>
-            <w:proofErr w:type="spellStart"/>
-            <w:r>
-              <w:rPr>
-                <w:sz w:val="18"/>
-                <w:szCs w:val="18"/>
-              </w:rPr>
-              <w:t>APIs</w:t>
-            </w:r>
-            <w:proofErr w:type="spellEnd"/>
-            <w:r>
-              <w:rPr>
-                <w:sz w:val="18"/>
-                <w:szCs w:val="18"/>
-              </w:rPr>
-              <w:t xml:space="preserve">, monitoreo y trazabilidad; publicar la versión final del </w:t>
-            </w:r>
-            <w:proofErr w:type="spellStart"/>
-            <w:r>
-              <w:rPr>
-                <w:sz w:val="18"/>
-                <w:szCs w:val="18"/>
-              </w:rPr>
-              <w:t>Backend</w:t>
-            </w:r>
-            <w:proofErr w:type="spellEnd"/>
-            <w:r>
-              <w:rPr>
-                <w:sz w:val="18"/>
-                <w:szCs w:val="18"/>
-              </w:rPr>
-              <w:t>.</w:t>
+              <w:t>Validar la integración final del Bac</w:t>
+            </w:r>
+            <w:r>
+              <w:rPr>
+                <w:sz w:val="18"/>
+                <w:szCs w:val="18"/>
+              </w:rPr>
+              <w:t>kend con IAM, auditoría y logs; documentar arquitectura, APIs, monitoreo y trazabilidad; publicar la versión final del Backend.</w:t>
             </w:r>
           </w:p>
         </w:tc>
@@ -1689,55 +1556,7 @@
                 <w:sz w:val="18"/>
                 <w:szCs w:val="18"/>
               </w:rPr>
-              <w:t xml:space="preserve">Validación </w:t>
-            </w:r>
-            <w:proofErr w:type="spellStart"/>
-            <w:r>
-              <w:rPr>
-                <w:sz w:val="18"/>
-                <w:szCs w:val="18"/>
-              </w:rPr>
-              <w:t>Backend</w:t>
-            </w:r>
-            <w:proofErr w:type="spellEnd"/>
-            <w:r>
-              <w:rPr>
-                <w:sz w:val="18"/>
-                <w:szCs w:val="18"/>
-              </w:rPr>
-              <w:t xml:space="preserve">; Documento Arquitectura </w:t>
-            </w:r>
-            <w:proofErr w:type="spellStart"/>
-            <w:r>
-              <w:rPr>
-                <w:sz w:val="18"/>
-                <w:szCs w:val="18"/>
-              </w:rPr>
-              <w:t>Backend</w:t>
-            </w:r>
-            <w:proofErr w:type="spellEnd"/>
-            <w:r>
-              <w:rPr>
-                <w:sz w:val="18"/>
-                <w:szCs w:val="18"/>
-              </w:rPr>
-              <w:t xml:space="preserve">; </w:t>
-            </w:r>
-            <w:proofErr w:type="spellStart"/>
-            <w:r>
-              <w:rPr>
-                <w:sz w:val="18"/>
-                <w:szCs w:val="18"/>
-              </w:rPr>
-              <w:t>Backend</w:t>
-            </w:r>
-            <w:proofErr w:type="spellEnd"/>
-            <w:r>
-              <w:rPr>
-                <w:sz w:val="18"/>
-                <w:szCs w:val="18"/>
-              </w:rPr>
-              <w:t xml:space="preserve"> versión final </w:t>
+              <w:t xml:space="preserve">Validación Backend; Documento Arquitectura Backend; Backend versión final </w:t>
             </w:r>
           </w:p>
         </w:tc>
@@ -1763,17 +1582,15 @@
                 <w:sz w:val="18"/>
                 <w:szCs w:val="18"/>
               </w:rPr>
-              <w:t xml:space="preserve">Ajustes y validación del </w:t>
-            </w:r>
-            <w:proofErr w:type="spellStart"/>
-            <w:r>
-              <w:rPr>
-                <w:sz w:val="18"/>
-                <w:szCs w:val="18"/>
-              </w:rPr>
-              <w:t>Dashboard</w:t>
-            </w:r>
-            <w:proofErr w:type="spellEnd"/>
+              <w:t>Ajustes y validación d</w:t>
+            </w:r>
+            <w:r>
+              <w:rPr>
+                <w:sz w:val="18"/>
+                <w:szCs w:val="18"/>
+              </w:rPr>
+              <w:t>el Dashboard</w:t>
+            </w:r>
           </w:p>
         </w:tc>
         <w:tc>
@@ -1793,23 +1610,7 @@
                 <w:sz w:val="18"/>
                 <w:szCs w:val="18"/>
               </w:rPr>
-              <w:t xml:space="preserve">Realizar ajustes finales del </w:t>
-            </w:r>
-            <w:proofErr w:type="spellStart"/>
-            <w:r>
-              <w:rPr>
-                <w:sz w:val="18"/>
-                <w:szCs w:val="18"/>
-              </w:rPr>
-              <w:t>Dashboard</w:t>
-            </w:r>
-            <w:proofErr w:type="spellEnd"/>
-            <w:r>
-              <w:rPr>
-                <w:sz w:val="18"/>
-                <w:szCs w:val="18"/>
-              </w:rPr>
-              <w:t>, validar usuarios, sesiones, eventos y alertas, y preparar la interfaz para la demostración funcional.</w:t>
+              <w:t>Realizar ajustes finales del Dashboard, validar usuarios, sesiones, eventos y alertas, y preparar la interfaz para la demostración funcional.</w:t>
             </w:r>
           </w:p>
         </w:tc>
@@ -1846,53 +1647,12 @@
             <w:vAlign w:val="center"/>
           </w:tcPr>
           <w:p>
-            <w:proofErr w:type="spellStart"/>
-            <w:r>
-              <w:rPr>
-                <w:sz w:val="18"/>
-                <w:szCs w:val="18"/>
-              </w:rPr>
-              <w:t>Dashboard</w:t>
-            </w:r>
-            <w:proofErr w:type="spellEnd"/>
-            <w:r>
-              <w:rPr>
-                <w:sz w:val="18"/>
-                <w:szCs w:val="18"/>
-              </w:rPr>
-              <w:t xml:space="preserve"> Final; </w:t>
-            </w:r>
-            <w:proofErr w:type="spellStart"/>
-            <w:r>
-              <w:rPr>
-                <w:sz w:val="18"/>
-                <w:szCs w:val="18"/>
-              </w:rPr>
-              <w:t>Dashboard</w:t>
-            </w:r>
-            <w:proofErr w:type="spellEnd"/>
-            <w:r>
-              <w:rPr>
-                <w:sz w:val="18"/>
-                <w:szCs w:val="18"/>
-              </w:rPr>
-              <w:t xml:space="preserve"> Validado; </w:t>
-            </w:r>
-            <w:proofErr w:type="spellStart"/>
-            <w:r>
-              <w:rPr>
-                <w:sz w:val="18"/>
-                <w:szCs w:val="18"/>
-              </w:rPr>
-              <w:t>Dashboard</w:t>
-            </w:r>
-            <w:proofErr w:type="spellEnd"/>
-            <w:r>
-              <w:rPr>
-                <w:sz w:val="18"/>
-                <w:szCs w:val="18"/>
-              </w:rPr>
-              <w:t xml:space="preserve"> para Demo </w:t>
+            <w:r>
+              <w:rPr>
+                <w:sz w:val="18"/>
+                <w:szCs w:val="18"/>
+              </w:rPr>
+              <w:t xml:space="preserve">Dashboard Final; Dashboard Validado; Dashboard para Demo </w:t>
             </w:r>
           </w:p>
         </w:tc>
@@ -1918,7 +1678,14 @@
                 <w:sz w:val="18"/>
                 <w:szCs w:val="18"/>
               </w:rPr>
-              <w:t>Pruebas y consolidación QA</w:t>
+              <w:t xml:space="preserve">Pruebas </w:t>
+            </w:r>
+            <w:r>
+              <w:rPr>
+                <w:sz w:val="18"/>
+                <w:szCs w:val="18"/>
+              </w:rPr>
+              <w:t>y consolidación QA</w:t>
             </w:r>
           </w:p>
         </w:tc>
@@ -1939,23 +1706,7 @@
                 <w:sz w:val="18"/>
                 <w:szCs w:val="18"/>
               </w:rPr>
-              <w:t xml:space="preserve">Ejecutar pruebas finales de autenticación, autorización, auditoría y </w:t>
-            </w:r>
-            <w:proofErr w:type="spellStart"/>
-            <w:r>
-              <w:rPr>
-                <w:sz w:val="18"/>
-                <w:szCs w:val="18"/>
-              </w:rPr>
-              <w:t>Dashboard</w:t>
-            </w:r>
-            <w:proofErr w:type="spellEnd"/>
-            <w:r>
-              <w:rPr>
-                <w:sz w:val="18"/>
-                <w:szCs w:val="18"/>
-              </w:rPr>
-              <w:t>; consolidar evidencias y resultados; verificar que el Informe Profesional Final incluya evidencias, resultados y conclusiones.</w:t>
+              <w:t>Ejecutar pruebas finales de autenticación, autorización, auditoría y Dashboard; consolidar evidencias y resultados; verificar que el Informe Profesional Final incluya evidencias, resultados y conclusiones.</w:t>
             </w:r>
           </w:p>
         </w:tc>
@@ -1976,7 +1727,14 @@
                 <w:sz w:val="18"/>
                 <w:szCs w:val="18"/>
               </w:rPr>
-              <w:t>Lissette América Zapata de Zapata</w:t>
+              <w:t xml:space="preserve">Lissette América Zapata de </w:t>
+            </w:r>
+            <w:r>
+              <w:rPr>
+                <w:sz w:val="18"/>
+                <w:szCs w:val="18"/>
+              </w:rPr>
+              <w:t>Zapata</w:t>
             </w:r>
           </w:p>
         </w:tc>
@@ -2065,7 +1823,14 @@
                 <w:sz w:val="18"/>
                 <w:szCs w:val="18"/>
               </w:rPr>
-              <w:t>Equipo SN-6</w:t>
+              <w:t xml:space="preserve">Equipo </w:t>
+            </w:r>
+            <w:r>
+              <w:rPr>
+                <w:sz w:val="18"/>
+                <w:szCs w:val="18"/>
+              </w:rPr>
+              <w:t>SN-6</w:t>
             </w:r>
           </w:p>
         </w:tc>
@@ -2471,33 +2236,8 @@
                 <w:sz w:val="18"/>
                 <w:szCs w:val="18"/>
               </w:rPr>
-              <w:t xml:space="preserve">Revisión y mantenimiento de </w:t>
-            </w:r>
-            <w:proofErr w:type="spellStart"/>
-            <w:r>
-              <w:rPr>
-                <w:sz w:val="18"/>
-                <w:szCs w:val="18"/>
-              </w:rPr>
-              <w:t>Backend</w:t>
-            </w:r>
-            <w:proofErr w:type="spellEnd"/>
-            <w:r>
-              <w:rPr>
-                <w:sz w:val="18"/>
-                <w:szCs w:val="18"/>
-              </w:rPr>
-              <w:t xml:space="preserve"> y </w:t>
-            </w:r>
-            <w:proofErr w:type="spellStart"/>
-            <w:r>
-              <w:rPr>
-                <w:sz w:val="18"/>
-                <w:szCs w:val="18"/>
-              </w:rPr>
-              <w:t>Frontend</w:t>
-            </w:r>
-            <w:proofErr w:type="spellEnd"/>
+              <w:t>Revisión y mantenimiento de Backend y Frontend</w:t>
+            </w:r>
           </w:p>
         </w:tc>
         <w:tc>
@@ -2632,23 +2372,7 @@
                 <w:sz w:val="18"/>
                 <w:szCs w:val="18"/>
               </w:rPr>
-              <w:t xml:space="preserve">Validación de </w:t>
-            </w:r>
-            <w:proofErr w:type="spellStart"/>
-            <w:r>
-              <w:rPr>
-                <w:sz w:val="18"/>
-                <w:szCs w:val="18"/>
-              </w:rPr>
-              <w:t>APIs</w:t>
-            </w:r>
-            <w:proofErr w:type="spellEnd"/>
-            <w:r>
-              <w:rPr>
-                <w:sz w:val="18"/>
-                <w:szCs w:val="18"/>
-              </w:rPr>
-              <w:t xml:space="preserve"> y servicios</w:t>
+              <w:t>Validación de APIs y servicios</w:t>
             </w:r>
           </w:p>
         </w:tc>
@@ -2669,23 +2393,7 @@
                 <w:sz w:val="18"/>
                 <w:szCs w:val="18"/>
               </w:rPr>
-              <w:t xml:space="preserve">Apoyo a las validaciones finales del </w:t>
-            </w:r>
-            <w:proofErr w:type="spellStart"/>
-            <w:r>
-              <w:rPr>
-                <w:sz w:val="18"/>
-                <w:szCs w:val="18"/>
-              </w:rPr>
-              <w:t>Backend</w:t>
-            </w:r>
-            <w:proofErr w:type="spellEnd"/>
-            <w:r>
-              <w:rPr>
-                <w:sz w:val="18"/>
-                <w:szCs w:val="18"/>
-              </w:rPr>
-              <w:t>.</w:t>
+              <w:t>Apoyo a las validaciones finales del Backend.</w:t>
             </w:r>
           </w:p>
         </w:tc>
@@ -3158,7 +2866,14 @@
                 <w:sz w:val="18"/>
                 <w:szCs w:val="18"/>
               </w:rPr>
-              <w:t>Validaciones finales pendientes</w:t>
+              <w:t xml:space="preserve">Validaciones </w:t>
+            </w:r>
+            <w:r>
+              <w:rPr>
+                <w:sz w:val="18"/>
+                <w:szCs w:val="18"/>
+              </w:rPr>
+              <w:t>finales pendientes</w:t>
             </w:r>
           </w:p>
         </w:tc>
@@ -3575,7 +3290,6 @@
             <w:vAlign w:val="center"/>
           </w:tcPr>
           <w:p>
-            <w:proofErr w:type="spellStart"/>
             <w:r>
               <w:rPr>
                 <w:sz w:val="18"/>
@@ -3583,23 +3297,13 @@
               </w:rPr>
               <w:t>Neldy</w:t>
             </w:r>
-            <w:proofErr w:type="spellEnd"/>
-            <w:r>
-              <w:rPr>
-                <w:sz w:val="18"/>
-                <w:szCs w:val="18"/>
-              </w:rPr>
-              <w:t xml:space="preserve"> Liliana Hernández </w:t>
-            </w:r>
-            <w:proofErr w:type="spellStart"/>
-            <w:r>
-              <w:rPr>
-                <w:sz w:val="18"/>
-                <w:szCs w:val="18"/>
-              </w:rPr>
-              <w:t>Huezo</w:t>
-            </w:r>
-            <w:proofErr w:type="spellEnd"/>
+            <w:r>
+              <w:rPr>
+                <w:sz w:val="18"/>
+                <w:szCs w:val="18"/>
+              </w:rPr>
+              <w:t xml:space="preserve"> Liliana Hernández Huezo</w:t>
+            </w:r>
           </w:p>
         </w:tc>
         <w:tc>
@@ -3682,37 +3386,12 @@
             <w:vAlign w:val="center"/>
           </w:tcPr>
           <w:p>
-            <w:proofErr w:type="spellStart"/>
-            <w:r>
-              <w:rPr>
-                <w:sz w:val="18"/>
-                <w:szCs w:val="18"/>
-              </w:rPr>
-              <w:t>Neldy</w:t>
-            </w:r>
-            <w:proofErr w:type="spellEnd"/>
-            <w:r>
-              <w:rPr>
-                <w:sz w:val="18"/>
-                <w:szCs w:val="18"/>
-              </w:rPr>
-              <w:t xml:space="preserve"> Liliana Hernández </w:t>
-            </w:r>
-            <w:proofErr w:type="spellStart"/>
-            <w:r>
-              <w:rPr>
-                <w:sz w:val="18"/>
-                <w:szCs w:val="18"/>
-              </w:rPr>
-              <w:t>Huezo</w:t>
-            </w:r>
-            <w:proofErr w:type="spellEnd"/>
-            <w:r>
-              <w:rPr>
-                <w:sz w:val="18"/>
-                <w:szCs w:val="18"/>
-              </w:rPr>
-              <w:t xml:space="preserve"> / Equipo SN-6</w:t>
+            <w:r>
+              <w:rPr>
+                <w:sz w:val="18"/>
+                <w:szCs w:val="18"/>
+              </w:rPr>
+              <w:t>Neldy Liliana Hernández Huezo / Equipo SN-6</w:t>
             </w:r>
           </w:p>
         </w:tc>
@@ -3958,23 +3637,7 @@
                 <w:sz w:val="18"/>
                 <w:szCs w:val="18"/>
               </w:rPr>
-              <w:t>Incidencias/</w:t>
-            </w:r>
-            <w:proofErr w:type="spellStart"/>
-            <w:r>
-              <w:rPr>
-                <w:sz w:val="18"/>
-                <w:szCs w:val="18"/>
-              </w:rPr>
-              <w:t>pedientes</w:t>
-            </w:r>
-            <w:proofErr w:type="spellEnd"/>
-            <w:r>
-              <w:rPr>
-                <w:sz w:val="18"/>
-                <w:szCs w:val="18"/>
-              </w:rPr>
-              <w:t xml:space="preserve"> documentales</w:t>
+              <w:t>Incidencias/pedientes documentales</w:t>
             </w:r>
           </w:p>
         </w:tc>
@@ -3990,31 +3653,13 @@
             <w:vAlign w:val="center"/>
           </w:tcPr>
           <w:p>
-            <w:proofErr w:type="spellStart"/>
-            <w:r>
-              <w:rPr>
-                <w:sz w:val="18"/>
-                <w:szCs w:val="18"/>
-              </w:rPr>
-              <w:t>Neldy</w:t>
-            </w:r>
-            <w:proofErr w:type="spellEnd"/>
-            <w:r>
-              <w:rPr>
-                <w:sz w:val="18"/>
-                <w:szCs w:val="18"/>
-              </w:rPr>
-              <w:t xml:space="preserve"> Liliana Hernández </w:t>
-            </w:r>
-            <w:proofErr w:type="spellStart"/>
-            <w:r>
-              <w:rPr>
-                <w:sz w:val="18"/>
-                <w:szCs w:val="18"/>
-              </w:rPr>
-              <w:t>Huezo</w:t>
-            </w:r>
-            <w:proofErr w:type="spellEnd"/>
+            <w:r>
+              <w:rPr>
+                <w:sz w:val="18"/>
+                <w:szCs w:val="18"/>
+              </w:rPr>
+              <w:t>Neldy Liliana Hernández Huezo</w:t>
+            </w:r>
           </w:p>
         </w:tc>
         <w:tc>
@@ -4279,7 +3924,14 @@
                 <w:sz w:val="18"/>
                 <w:szCs w:val="18"/>
               </w:rPr>
-              <w:t>Coordinación del cierre y seguimiento de actividades finales.</w:t>
+              <w:t xml:space="preserve">Coordinación del cierre y seguimiento de </w:t>
+            </w:r>
+            <w:r>
+              <w:rPr>
+                <w:sz w:val="18"/>
+                <w:szCs w:val="18"/>
+              </w:rPr>
+              <w:t>actividades finales.</w:t>
             </w:r>
           </w:p>
         </w:tc>
@@ -4368,21 +4020,12 @@
             <w:vAlign w:val="center"/>
           </w:tcPr>
           <w:p>
-            <w:proofErr w:type="spellStart"/>
-            <w:r>
-              <w:rPr>
-                <w:sz w:val="18"/>
-                <w:szCs w:val="18"/>
-              </w:rPr>
-              <w:t>Backend</w:t>
-            </w:r>
-            <w:proofErr w:type="spellEnd"/>
-            <w:r>
-              <w:rPr>
-                <w:sz w:val="18"/>
-                <w:szCs w:val="18"/>
-              </w:rPr>
-              <w:t xml:space="preserve"> / Auditoría</w:t>
+            <w:r>
+              <w:rPr>
+                <w:sz w:val="18"/>
+                <w:szCs w:val="18"/>
+              </w:rPr>
+              <w:t>Backend / Auditoría</w:t>
             </w:r>
           </w:p>
         </w:tc>
@@ -4424,23 +4067,7 @@
                 <w:sz w:val="18"/>
                 <w:szCs w:val="18"/>
               </w:rPr>
-              <w:t xml:space="preserve">Revisión de integración con IAM, auditoría, logs, </w:t>
-            </w:r>
-            <w:proofErr w:type="spellStart"/>
-            <w:r>
-              <w:rPr>
-                <w:sz w:val="18"/>
-                <w:szCs w:val="18"/>
-              </w:rPr>
-              <w:t>APIs</w:t>
-            </w:r>
-            <w:proofErr w:type="spellEnd"/>
-            <w:r>
-              <w:rPr>
-                <w:sz w:val="18"/>
-                <w:szCs w:val="18"/>
-              </w:rPr>
-              <w:t xml:space="preserve"> y trazabilidad.</w:t>
+              <w:t>Revisión de integración con IAM, auditoría, logs, APIs y trazabilidad.</w:t>
             </w:r>
           </w:p>
         </w:tc>
@@ -4461,21 +4088,19 @@
             <w:vAlign w:val="center"/>
           </w:tcPr>
           <w:p>
-            <w:proofErr w:type="spellStart"/>
-            <w:r>
-              <w:rPr>
-                <w:sz w:val="18"/>
-                <w:szCs w:val="18"/>
-              </w:rPr>
-              <w:t>Frontend</w:t>
-            </w:r>
-            <w:proofErr w:type="spellEnd"/>
-            <w:r>
-              <w:rPr>
-                <w:sz w:val="18"/>
-                <w:szCs w:val="18"/>
-              </w:rPr>
-              <w:t xml:space="preserve"> / QA / Documentación</w:t>
+            <w:r>
+              <w:rPr>
+                <w:sz w:val="18"/>
+                <w:szCs w:val="18"/>
+              </w:rPr>
+              <w:t>Fron</w:t>
+            </w:r>
+            <w:r>
+              <w:rPr>
+                <w:sz w:val="18"/>
+                <w:szCs w:val="18"/>
+              </w:rPr>
+              <w:t>tend / QA / Documentación</w:t>
             </w:r>
           </w:p>
         </w:tc>
@@ -4517,23 +4142,7 @@
                 <w:sz w:val="18"/>
                 <w:szCs w:val="18"/>
               </w:rPr>
-              <w:t xml:space="preserve">Ajustes y validación del </w:t>
-            </w:r>
-            <w:proofErr w:type="spellStart"/>
-            <w:r>
-              <w:rPr>
-                <w:sz w:val="18"/>
-                <w:szCs w:val="18"/>
-              </w:rPr>
-              <w:t>Dashboard</w:t>
-            </w:r>
-            <w:proofErr w:type="spellEnd"/>
-            <w:r>
-              <w:rPr>
-                <w:sz w:val="18"/>
-                <w:szCs w:val="18"/>
-              </w:rPr>
-              <w:t>; pruebas finales y consolidación documental.</w:t>
+              <w:t>Ajustes y validación del Dashboard; pruebas finales y consolidación documental.</w:t>
             </w:r>
           </w:p>
         </w:tc>
@@ -4760,7 +4369,14 @@
                 <w:sz w:val="18"/>
                 <w:szCs w:val="18"/>
               </w:rPr>
-              <w:t>Revisión final del Informe Profesional Final</w:t>
+              <w:t xml:space="preserve">Revisión final del </w:t>
+            </w:r>
+            <w:r>
+              <w:rPr>
+                <w:sz w:val="18"/>
+                <w:szCs w:val="18"/>
+              </w:rPr>
+              <w:t>Informe Profesional Final</w:t>
             </w:r>
           </w:p>
         </w:tc>
@@ -4776,31 +4392,13 @@
             <w:vAlign w:val="center"/>
           </w:tcPr>
           <w:p>
-            <w:proofErr w:type="spellStart"/>
-            <w:r>
-              <w:rPr>
-                <w:sz w:val="18"/>
-                <w:szCs w:val="18"/>
-              </w:rPr>
-              <w:t>Neldy</w:t>
-            </w:r>
-            <w:proofErr w:type="spellEnd"/>
-            <w:r>
-              <w:rPr>
-                <w:sz w:val="18"/>
-                <w:szCs w:val="18"/>
-              </w:rPr>
-              <w:t xml:space="preserve"> Liliana Hernández </w:t>
-            </w:r>
-            <w:proofErr w:type="spellStart"/>
-            <w:r>
-              <w:rPr>
-                <w:sz w:val="18"/>
-                <w:szCs w:val="18"/>
-              </w:rPr>
-              <w:t>Huezo</w:t>
-            </w:r>
-            <w:proofErr w:type="spellEnd"/>
+            <w:r>
+              <w:rPr>
+                <w:sz w:val="18"/>
+                <w:szCs w:val="18"/>
+              </w:rPr>
+              <w:t>Neldy Liliana Hernández Huezo</w:t>
+            </w:r>
           </w:p>
         </w:tc>
         <w:tc>
@@ -4972,7 +4570,6 @@
             <w:vAlign w:val="center"/>
           </w:tcPr>
           <w:p>
-            <w:proofErr w:type="spellStart"/>
             <w:r>
               <w:rPr>
                 <w:sz w:val="18"/>
@@ -4980,29 +4577,12 @@
               </w:rPr>
               <w:t>Neldy</w:t>
             </w:r>
-            <w:proofErr w:type="spellEnd"/>
-            <w:r>
-              <w:rPr>
-                <w:sz w:val="18"/>
-                <w:szCs w:val="18"/>
-              </w:rPr>
-              <w:t xml:space="preserve"> Liliana Hernández </w:t>
-            </w:r>
-            <w:proofErr w:type="spellStart"/>
-            <w:r>
-              <w:rPr>
-                <w:sz w:val="18"/>
-                <w:szCs w:val="18"/>
-              </w:rPr>
-              <w:t>Huezo</w:t>
-            </w:r>
-            <w:proofErr w:type="spellEnd"/>
-            <w:r>
-              <w:rPr>
-                <w:sz w:val="18"/>
-                <w:szCs w:val="18"/>
-              </w:rPr>
-              <w:t xml:space="preserve"> / Lissette Zapata</w:t>
+            <w:r>
+              <w:rPr>
+                <w:sz w:val="18"/>
+                <w:szCs w:val="18"/>
+              </w:rPr>
+              <w:t xml:space="preserve"> Liliana Hernández Huezo / Lissette Zapata</w:t>
             </w:r>
           </w:p>
         </w:tc>
@@ -5222,7 +4802,14 @@
                 <w:sz w:val="18"/>
                 <w:szCs w:val="18"/>
               </w:rPr>
-              <w:t>Paquete final de entrega</w:t>
+              <w:t xml:space="preserve">Paquete final de </w:t>
+            </w:r>
+            <w:r>
+              <w:rPr>
+                <w:sz w:val="18"/>
+                <w:szCs w:val="18"/>
+              </w:rPr>
+              <w:t>entrega</w:t>
             </w:r>
           </w:p>
         </w:tc>
@@ -5595,31 +5182,13 @@
             <w:vAlign w:val="center"/>
           </w:tcPr>
           <w:p>
-            <w:proofErr w:type="spellStart"/>
-            <w:r>
-              <w:rPr>
-                <w:sz w:val="18"/>
-                <w:szCs w:val="18"/>
-              </w:rPr>
-              <w:t>Neldy</w:t>
-            </w:r>
-            <w:proofErr w:type="spellEnd"/>
-            <w:r>
-              <w:rPr>
-                <w:sz w:val="18"/>
-                <w:szCs w:val="18"/>
-              </w:rPr>
-              <w:t xml:space="preserve"> Liliana Hernández </w:t>
-            </w:r>
-            <w:proofErr w:type="spellStart"/>
-            <w:r>
-              <w:rPr>
-                <w:sz w:val="18"/>
-                <w:szCs w:val="18"/>
-              </w:rPr>
-              <w:t>Huezo</w:t>
-            </w:r>
-            <w:proofErr w:type="spellEnd"/>
+            <w:r>
+              <w:rPr>
+                <w:sz w:val="18"/>
+                <w:szCs w:val="18"/>
+              </w:rPr>
+              <w:t>Neldy Liliana Hernández Huezo</w:t>
+            </w:r>
           </w:p>
         </w:tc>
         <w:tc>
@@ -5660,7 +5229,14 @@
                 <w:sz w:val="18"/>
                 <w:szCs w:val="18"/>
               </w:rPr>
-              <w:t>Coordinación del cierre y consolidación del informe, bitácoras y evidencias.</w:t>
+              <w:t xml:space="preserve">Coordinación del cierre y </w:t>
+            </w:r>
+            <w:r>
+              <w:rPr>
+                <w:sz w:val="18"/>
+                <w:szCs w:val="18"/>
+              </w:rPr>
+              <w:t>consolidación del informe, bitácoras y evidencias.</w:t>
             </w:r>
           </w:p>
         </w:tc>
@@ -5791,7 +5367,14 @@
                 <w:sz w:val="18"/>
                 <w:szCs w:val="18"/>
               </w:rPr>
-              <w:t>Validación final de IAM, autenticación, autorización y controles Zero Trust; documentación de usuarios, roles y permisos.</w:t>
+              <w:t xml:space="preserve">Validación final de IAM, </w:t>
+            </w:r>
+            <w:r>
+              <w:rPr>
+                <w:sz w:val="18"/>
+                <w:szCs w:val="18"/>
+              </w:rPr>
+              <w:t>autenticación, autorización y controles Zero Trust; documentación de usuarios, roles y permisos.</w:t>
             </w:r>
           </w:p>
         </w:tc>
@@ -5901,23 +5484,7 @@
                 <w:sz w:val="18"/>
                 <w:szCs w:val="18"/>
               </w:rPr>
-              <w:t xml:space="preserve">Ingeniero Cloud / </w:t>
-            </w:r>
-            <w:proofErr w:type="spellStart"/>
-            <w:r>
-              <w:rPr>
-                <w:sz w:val="18"/>
-                <w:szCs w:val="18"/>
-              </w:rPr>
-              <w:t>Backend</w:t>
-            </w:r>
-            <w:proofErr w:type="spellEnd"/>
-            <w:r>
-              <w:rPr>
-                <w:sz w:val="18"/>
-                <w:szCs w:val="18"/>
-              </w:rPr>
-              <w:t xml:space="preserve"> Jr.</w:t>
+              <w:t>Ingeniero Cloud / Backend Jr.</w:t>
             </w:r>
           </w:p>
         </w:tc>
@@ -5938,23 +5505,14 @@
                 <w:sz w:val="18"/>
                 <w:szCs w:val="18"/>
               </w:rPr>
-              <w:t xml:space="preserve">Validación de integración </w:t>
-            </w:r>
-            <w:proofErr w:type="spellStart"/>
-            <w:r>
-              <w:rPr>
-                <w:sz w:val="18"/>
-                <w:szCs w:val="18"/>
-              </w:rPr>
-              <w:t>Backend</w:t>
-            </w:r>
-            <w:proofErr w:type="spellEnd"/>
-            <w:r>
-              <w:rPr>
-                <w:sz w:val="18"/>
-                <w:szCs w:val="18"/>
-              </w:rPr>
-              <w:t>-IAM, auditoría y logs; documentación de arquitectura y publicación de versión final.</w:t>
+              <w:t>Validación de in</w:t>
+            </w:r>
+            <w:r>
+              <w:rPr>
+                <w:sz w:val="18"/>
+                <w:szCs w:val="18"/>
+              </w:rPr>
+              <w:t>tegración Backend-IAM, auditoría y logs; documentación de arquitectura y publicación de versión final.</w:t>
             </w:r>
           </w:p>
         </w:tc>
@@ -5970,21 +5528,12 @@
             <w:vAlign w:val="center"/>
           </w:tcPr>
           <w:p>
-            <w:proofErr w:type="spellStart"/>
-            <w:r>
-              <w:rPr>
-                <w:sz w:val="18"/>
-                <w:szCs w:val="18"/>
-              </w:rPr>
-              <w:t>Backend</w:t>
-            </w:r>
-            <w:proofErr w:type="spellEnd"/>
-            <w:r>
-              <w:rPr>
-                <w:sz w:val="18"/>
-                <w:szCs w:val="18"/>
-              </w:rPr>
-              <w:t xml:space="preserve"> / auditoría</w:t>
+            <w:r>
+              <w:rPr>
+                <w:sz w:val="18"/>
+                <w:szCs w:val="18"/>
+              </w:rPr>
+              <w:t>Backend / auditoría</w:t>
             </w:r>
           </w:p>
         </w:tc>
@@ -6026,23 +5575,14 @@
                 <w:sz w:val="18"/>
                 <w:szCs w:val="18"/>
               </w:rPr>
-              <w:t xml:space="preserve">Validación y documentación final del </w:t>
-            </w:r>
-            <w:proofErr w:type="spellStart"/>
-            <w:r>
-              <w:rPr>
-                <w:sz w:val="18"/>
-                <w:szCs w:val="18"/>
-              </w:rPr>
-              <w:t>Backend</w:t>
-            </w:r>
-            <w:proofErr w:type="spellEnd"/>
-            <w:r>
-              <w:rPr>
-                <w:sz w:val="18"/>
-                <w:szCs w:val="18"/>
-              </w:rPr>
-              <w:t>.</w:t>
+              <w:t>Validación y documentació</w:t>
+            </w:r>
+            <w:r>
+              <w:rPr>
+                <w:sz w:val="18"/>
+                <w:szCs w:val="18"/>
+              </w:rPr>
+              <w:t>n final del Backend.</w:t>
             </w:r>
           </w:p>
         </w:tc>
@@ -6089,25 +5629,43 @@
                 <w:sz w:val="18"/>
                 <w:szCs w:val="18"/>
               </w:rPr>
-              <w:t xml:space="preserve">Desarrollador </w:t>
-            </w:r>
-            <w:proofErr w:type="spellStart"/>
-            <w:r>
-              <w:rPr>
-                <w:sz w:val="18"/>
-                <w:szCs w:val="18"/>
-              </w:rPr>
-              <w:t>Frontend</w:t>
-            </w:r>
-            <w:proofErr w:type="spellEnd"/>
-            <w:r>
-              <w:rPr>
-                <w:sz w:val="18"/>
-                <w:szCs w:val="18"/>
-              </w:rPr>
-              <w:t xml:space="preserve"> / </w:t>
-            </w:r>
-            <w:proofErr w:type="spellStart"/>
+              <w:t>Desarrollador Frontend / Dashboard Jr.</w:t>
+            </w:r>
+          </w:p>
+        </w:tc>
+        <w:tc>
+          <w:tcPr>
+            <w:tcW w:w="2808" w:type="dxa"/>
+            <w:tcMar>
+              <w:top w:w="110" w:type="dxa"/>
+              <w:left w:w="90" w:type="dxa"/>
+              <w:bottom w:w="110" w:type="dxa"/>
+              <w:right w:w="90" w:type="dxa"/>
+            </w:tcMar>
+            <w:vAlign w:val="center"/>
+          </w:tcPr>
+          <w:p>
+            <w:r>
+              <w:rPr>
+                <w:sz w:val="18"/>
+                <w:szCs w:val="18"/>
+              </w:rPr>
+              <w:t>Ajustes y validación del Dashboard; preparación de interfaz para demostración.</w:t>
+            </w:r>
+          </w:p>
+        </w:tc>
+        <w:tc>
+          <w:tcPr>
+            <w:tcW w:w="1800" w:type="dxa"/>
+            <w:tcMar>
+              <w:top w:w="110" w:type="dxa"/>
+              <w:left w:w="90" w:type="dxa"/>
+              <w:bottom w:w="110" w:type="dxa"/>
+              <w:right w:w="90" w:type="dxa"/>
+            </w:tcMar>
+            <w:vAlign w:val="center"/>
+          </w:tcPr>
+          <w:p>
             <w:r>
               <w:rPr>
                 <w:sz w:val="18"/>
@@ -6115,36 +5673,55 @@
               </w:rPr>
               <w:t>Dashboard</w:t>
             </w:r>
-            <w:proofErr w:type="spellEnd"/>
-            <w:r>
-              <w:rPr>
-                <w:sz w:val="18"/>
-                <w:szCs w:val="18"/>
-              </w:rPr>
-              <w:t xml:space="preserve"> Jr.</w:t>
-            </w:r>
-          </w:p>
-        </w:tc>
-        <w:tc>
-          <w:tcPr>
-            <w:tcW w:w="2808" w:type="dxa"/>
-            <w:tcMar>
-              <w:top w:w="110" w:type="dxa"/>
-              <w:left w:w="90" w:type="dxa"/>
-              <w:bottom w:w="110" w:type="dxa"/>
-              <w:right w:w="90" w:type="dxa"/>
-            </w:tcMar>
-            <w:vAlign w:val="center"/>
-          </w:tcPr>
-          <w:p>
-            <w:r>
-              <w:rPr>
-                <w:sz w:val="18"/>
-                <w:szCs w:val="18"/>
-              </w:rPr>
-              <w:t xml:space="preserve">Ajustes y validación del </w:t>
-            </w:r>
-            <w:proofErr w:type="spellStart"/>
+          </w:p>
+        </w:tc>
+        <w:tc>
+          <w:tcPr>
+            <w:tcW w:w="1656" w:type="dxa"/>
+            <w:tcMar>
+              <w:top w:w="110" w:type="dxa"/>
+              <w:left w:w="90" w:type="dxa"/>
+              <w:bottom w:w="110" w:type="dxa"/>
+              <w:right w:w="90" w:type="dxa"/>
+            </w:tcMar>
+            <w:vAlign w:val="center"/>
+          </w:tcPr>
+          <w:p>
+            <w:pPr>
+              <w:rPr>
+                <w:lang w:val="en-US"/>
+              </w:rPr>
+            </w:pPr>
+            <w:r>
+              <w:rPr>
+                <w:sz w:val="18"/>
+                <w:szCs w:val="18"/>
+                <w:lang w:val="en-US"/>
+              </w:rPr>
+              <w:t>Dashboard Final</w:t>
+            </w:r>
+            <w:r>
+              <w:rPr>
+                <w:sz w:val="18"/>
+                <w:szCs w:val="18"/>
+                <w:lang w:val="en-US"/>
+              </w:rPr>
+              <w:t>.docx</w:t>
+            </w:r>
+          </w:p>
+        </w:tc>
+        <w:tc>
+          <w:tcPr>
+            <w:tcW w:w="1008" w:type="dxa"/>
+            <w:tcMar>
+              <w:top w:w="110" w:type="dxa"/>
+              <w:left w:w="90" w:type="dxa"/>
+              <w:bottom w:w="110" w:type="dxa"/>
+              <w:right w:w="90" w:type="dxa"/>
+            </w:tcMar>
+            <w:vAlign w:val="center"/>
+          </w:tcPr>
+          <w:p>
             <w:r>
               <w:rPr>
                 <w:sz w:val="18"/>
@@ -6152,105 +5729,6 @@
               </w:rPr>
               <w:t>Dashboard</w:t>
             </w:r>
-            <w:proofErr w:type="spellEnd"/>
-            <w:r>
-              <w:rPr>
-                <w:sz w:val="18"/>
-                <w:szCs w:val="18"/>
-              </w:rPr>
-              <w:t>; preparación de interfaz para demostración.</w:t>
-            </w:r>
-          </w:p>
-        </w:tc>
-        <w:tc>
-          <w:tcPr>
-            <w:tcW w:w="1800" w:type="dxa"/>
-            <w:tcMar>
-              <w:top w:w="110" w:type="dxa"/>
-              <w:left w:w="90" w:type="dxa"/>
-              <w:bottom w:w="110" w:type="dxa"/>
-              <w:right w:w="90" w:type="dxa"/>
-            </w:tcMar>
-            <w:vAlign w:val="center"/>
-          </w:tcPr>
-          <w:p>
-            <w:proofErr w:type="spellStart"/>
-            <w:r>
-              <w:rPr>
-                <w:sz w:val="18"/>
-                <w:szCs w:val="18"/>
-              </w:rPr>
-              <w:t>Dashboard</w:t>
-            </w:r>
-            <w:proofErr w:type="spellEnd"/>
-          </w:p>
-        </w:tc>
-        <w:tc>
-          <w:tcPr>
-            <w:tcW w:w="1656" w:type="dxa"/>
-            <w:tcMar>
-              <w:top w:w="110" w:type="dxa"/>
-              <w:left w:w="90" w:type="dxa"/>
-              <w:bottom w:w="110" w:type="dxa"/>
-              <w:right w:w="90" w:type="dxa"/>
-            </w:tcMar>
-            <w:vAlign w:val="center"/>
-          </w:tcPr>
-          <w:p>
-            <w:pPr>
-              <w:rPr>
-                <w:lang w:val="en-US"/>
-              </w:rPr>
-            </w:pPr>
-            <w:r>
-              <w:rPr>
-                <w:sz w:val="18"/>
-                <w:szCs w:val="18"/>
-                <w:lang w:val="en-US"/>
-              </w:rPr>
-              <w:t xml:space="preserve">Dashboard Final; Dashboard </w:t>
-            </w:r>
-            <w:proofErr w:type="spellStart"/>
-            <w:r>
-              <w:rPr>
-                <w:sz w:val="18"/>
-                <w:szCs w:val="18"/>
-                <w:lang w:val="en-US"/>
-              </w:rPr>
-              <w:t>Validado</w:t>
-            </w:r>
-            <w:proofErr w:type="spellEnd"/>
-            <w:r>
-              <w:rPr>
-                <w:sz w:val="18"/>
-                <w:szCs w:val="18"/>
-                <w:lang w:val="en-US"/>
-              </w:rPr>
-              <w:t xml:space="preserve">; Dashboard Demo </w:t>
-            </w:r>
-          </w:p>
-        </w:tc>
-        <w:tc>
-          <w:tcPr>
-            <w:tcW w:w="1008" w:type="dxa"/>
-            <w:tcMar>
-              <w:top w:w="110" w:type="dxa"/>
-              <w:left w:w="90" w:type="dxa"/>
-              <w:bottom w:w="110" w:type="dxa"/>
-              <w:right w:w="90" w:type="dxa"/>
-            </w:tcMar>
-            <w:vAlign w:val="center"/>
-          </w:tcPr>
-          <w:p>
-            <w:proofErr w:type="spellStart"/>
-            <w:r>
-              <w:rPr>
-                <w:sz w:val="18"/>
-                <w:szCs w:val="18"/>
-              </w:rPr>
-              <w:t>Dashboard</w:t>
-            </w:r>
-            <w:proofErr w:type="spellEnd"/>
             <w:r>
               <w:rPr>
                 <w:sz w:val="18"/>
@@ -6375,7 +5853,14 @@
                 <w:sz w:val="18"/>
                 <w:szCs w:val="18"/>
               </w:rPr>
-              <w:t xml:space="preserve">Matriz de Pruebas Final; Evidencias Finales; Informe revisado </w:t>
+              <w:t>Matriz de Pruebas Final; E</w:t>
+            </w:r>
+            <w:r>
+              <w:rPr>
+                <w:sz w:val="18"/>
+                <w:szCs w:val="18"/>
+              </w:rPr>
+              <w:t xml:space="preserve">videncias Finales; Informe revisado </w:t>
             </w:r>
           </w:p>
         </w:tc>
@@ -6457,55 +5942,14 @@
                 <w:sz w:val="20"/>
                 <w:szCs w:val="20"/>
               </w:rPr>
-              <w:t xml:space="preserve">Cada fila debe corresponder a un aporte individual atribuible. Ejemplos válidos: </w:t>
-            </w:r>
-            <w:proofErr w:type="spellStart"/>
+              <w:t>Cada fila debe corresponder a un aporte individual atribuible. Ejemplos válidos: commit</w:t>
+            </w:r>
             <w:r>
               <w:rPr>
                 <w:sz w:val="20"/>
                 <w:szCs w:val="20"/>
               </w:rPr>
-              <w:t>commit</w:t>
-            </w:r>
-            <w:proofErr w:type="spellEnd"/>
-            <w:r>
-              <w:rPr>
-                <w:sz w:val="20"/>
-                <w:szCs w:val="20"/>
-              </w:rPr>
-              <w:t xml:space="preserve"> identificado, sección redactada en un documento, prueba ejecutada, configuración aplicada, </w:t>
-            </w:r>
-            <w:proofErr w:type="spellStart"/>
-            <w:r>
-              <w:rPr>
-                <w:sz w:val="20"/>
-                <w:szCs w:val="20"/>
-              </w:rPr>
-              <w:t>endpoint</w:t>
-            </w:r>
-            <w:proofErr w:type="spellEnd"/>
-            <w:r>
-              <w:rPr>
-                <w:sz w:val="20"/>
-                <w:szCs w:val="20"/>
-              </w:rPr>
-              <w:t xml:space="preserve"> implementado, consulta corregida, vista del </w:t>
-            </w:r>
-            <w:proofErr w:type="spellStart"/>
-            <w:r>
-              <w:rPr>
-                <w:sz w:val="20"/>
-                <w:szCs w:val="20"/>
-              </w:rPr>
-              <w:t>dashboard</w:t>
-            </w:r>
-            <w:proofErr w:type="spellEnd"/>
-            <w:r>
-              <w:rPr>
-                <w:sz w:val="20"/>
-                <w:szCs w:val="20"/>
-              </w:rPr>
-              <w:t xml:space="preserve"> ajustada o script de simulación mejorado.</w:t>
+              <w:t xml:space="preserve"> identificado, sección redactada en un documento, prueba ejecutada, configuración aplicada, endpoint implementado, consulta corregida, vista del dashboard ajustada o script de simulación mejorado.</w:t>
             </w:r>
           </w:p>
         </w:tc>
@@ -6757,31 +6201,13 @@
             <w:vAlign w:val="center"/>
           </w:tcPr>
           <w:p>
-            <w:proofErr w:type="spellStart"/>
-            <w:r>
-              <w:rPr>
-                <w:sz w:val="18"/>
-                <w:szCs w:val="18"/>
-              </w:rPr>
-              <w:t>Neldy</w:t>
-            </w:r>
-            <w:proofErr w:type="spellEnd"/>
-            <w:r>
-              <w:rPr>
-                <w:sz w:val="18"/>
-                <w:szCs w:val="18"/>
-              </w:rPr>
-              <w:t xml:space="preserve"> Liliana Hernández </w:t>
-            </w:r>
-            <w:proofErr w:type="spellStart"/>
-            <w:r>
-              <w:rPr>
-                <w:sz w:val="18"/>
-                <w:szCs w:val="18"/>
-              </w:rPr>
-              <w:t>Huezo</w:t>
-            </w:r>
-            <w:proofErr w:type="spellEnd"/>
+            <w:r>
+              <w:rPr>
+                <w:sz w:val="18"/>
+                <w:szCs w:val="18"/>
+              </w:rPr>
+              <w:t>Neldy Liliana Hernández Huezo</w:t>
+            </w:r>
           </w:p>
         </w:tc>
         <w:tc>
@@ -6864,7 +6290,14 @@
                 <w:sz w:val="18"/>
                 <w:szCs w:val="18"/>
               </w:rPr>
-              <w:t>Verificar entrega final.</w:t>
+              <w:t>Verificar entrega fi</w:t>
+            </w:r>
+            <w:r>
+              <w:rPr>
+                <w:sz w:val="18"/>
+                <w:szCs w:val="18"/>
+              </w:rPr>
+              <w:t>nal.</w:t>
             </w:r>
           </w:p>
         </w:tc>
@@ -7021,23 +6454,14 @@
                 <w:sz w:val="18"/>
                 <w:szCs w:val="18"/>
               </w:rPr>
-              <w:t xml:space="preserve">Validar y documentar </w:t>
-            </w:r>
-            <w:proofErr w:type="spellStart"/>
-            <w:r>
-              <w:rPr>
-                <w:sz w:val="18"/>
-                <w:szCs w:val="18"/>
-              </w:rPr>
-              <w:t>Backend</w:t>
-            </w:r>
-            <w:proofErr w:type="spellEnd"/>
-            <w:r>
-              <w:rPr>
-                <w:sz w:val="18"/>
-                <w:szCs w:val="18"/>
-              </w:rPr>
-              <w:t>; publicar versión final</w:t>
+              <w:t xml:space="preserve">Validar y documentar Backend; </w:t>
+            </w:r>
+            <w:r>
+              <w:rPr>
+                <w:sz w:val="18"/>
+                <w:szCs w:val="18"/>
+              </w:rPr>
+              <w:t>publicar versión final</w:t>
             </w:r>
           </w:p>
         </w:tc>
@@ -7079,23 +6503,7 @@
                 <w:sz w:val="18"/>
                 <w:szCs w:val="18"/>
               </w:rPr>
-              <w:t xml:space="preserve">Actividades </w:t>
-            </w:r>
-            <w:proofErr w:type="spellStart"/>
-            <w:r>
-              <w:rPr>
-                <w:sz w:val="18"/>
-                <w:szCs w:val="18"/>
-              </w:rPr>
-              <w:t>Backend</w:t>
-            </w:r>
-            <w:proofErr w:type="spellEnd"/>
-            <w:r>
-              <w:rPr>
-                <w:sz w:val="18"/>
-                <w:szCs w:val="18"/>
-              </w:rPr>
-              <w:t xml:space="preserve"> programadas según cronograma.</w:t>
+              <w:t>Actividades Backend programadas según cronograma.</w:t>
             </w:r>
           </w:p>
         </w:tc>
@@ -7163,23 +6571,7 @@
                 <w:sz w:val="18"/>
                 <w:szCs w:val="18"/>
               </w:rPr>
-              <w:t xml:space="preserve">Ajustar y validar </w:t>
-            </w:r>
-            <w:proofErr w:type="spellStart"/>
-            <w:r>
-              <w:rPr>
-                <w:sz w:val="18"/>
-                <w:szCs w:val="18"/>
-              </w:rPr>
-              <w:t>Dashboard</w:t>
-            </w:r>
-            <w:proofErr w:type="spellEnd"/>
-            <w:r>
-              <w:rPr>
-                <w:sz w:val="18"/>
-                <w:szCs w:val="18"/>
-              </w:rPr>
-              <w:t>; preparar demo</w:t>
+              <w:t>Ajustar y validar Dashboard; preparar demo</w:t>
             </w:r>
           </w:p>
         </w:tc>
@@ -7221,39 +6613,14 @@
                 <w:sz w:val="18"/>
                 <w:szCs w:val="18"/>
               </w:rPr>
-              <w:t xml:space="preserve">Actividades </w:t>
-            </w:r>
-            <w:proofErr w:type="spellStart"/>
-            <w:r>
-              <w:rPr>
-                <w:sz w:val="18"/>
-                <w:szCs w:val="18"/>
-              </w:rPr>
-              <w:t>Frontend</w:t>
-            </w:r>
-            <w:proofErr w:type="spellEnd"/>
-            <w:r>
-              <w:rPr>
-                <w:sz w:val="18"/>
-                <w:szCs w:val="18"/>
-              </w:rPr>
-              <w:t>/</w:t>
-            </w:r>
-            <w:proofErr w:type="spellStart"/>
-            <w:r>
-              <w:rPr>
-                <w:sz w:val="18"/>
-                <w:szCs w:val="18"/>
-              </w:rPr>
-              <w:t>Dashboard</w:t>
-            </w:r>
-            <w:proofErr w:type="spellEnd"/>
-            <w:r>
-              <w:rPr>
-                <w:sz w:val="18"/>
-                <w:szCs w:val="18"/>
-              </w:rPr>
-              <w:t xml:space="preserve"> programadas.</w:t>
+              <w:t>Actividades Frontend/</w:t>
+            </w:r>
+            <w:r>
+              <w:rPr>
+                <w:sz w:val="18"/>
+                <w:szCs w:val="18"/>
+              </w:rPr>
+              <w:t>Dashboard programadas.</w:t>
             </w:r>
           </w:p>
         </w:tc>
@@ -7439,7 +6806,17 @@
                 <w:sz w:val="22"/>
                 <w:szCs w:val="22"/>
               </w:rPr>
-              <w:t>10. Participación en documentos técnicos y entregables</w:t>
+              <w:t>10. Participación en docume</w:t>
+            </w:r>
+            <w:r>
+              <w:rPr>
+                <w:b/>
+                <w:bCs/>
+                <w:color w:val="FFFFFF"/>
+                <w:sz w:val="22"/>
+                <w:szCs w:val="22"/>
+              </w:rPr>
+              <w:t>ntos técnicos y entregables</w:t>
             </w:r>
           </w:p>
         </w:tc>
@@ -7637,31 +7014,13 @@
             <w:vAlign w:val="center"/>
           </w:tcPr>
           <w:p>
-            <w:proofErr w:type="spellStart"/>
-            <w:r>
-              <w:rPr>
-                <w:sz w:val="18"/>
-                <w:szCs w:val="18"/>
-              </w:rPr>
-              <w:t>Neldy</w:t>
-            </w:r>
-            <w:proofErr w:type="spellEnd"/>
-            <w:r>
-              <w:rPr>
-                <w:sz w:val="18"/>
-                <w:szCs w:val="18"/>
-              </w:rPr>
-              <w:t xml:space="preserve"> Liliana Hernández </w:t>
-            </w:r>
-            <w:proofErr w:type="spellStart"/>
-            <w:r>
-              <w:rPr>
-                <w:sz w:val="18"/>
-                <w:szCs w:val="18"/>
-              </w:rPr>
-              <w:t>Huezo</w:t>
-            </w:r>
-            <w:proofErr w:type="spellEnd"/>
+            <w:r>
+              <w:rPr>
+                <w:sz w:val="18"/>
+                <w:szCs w:val="18"/>
+              </w:rPr>
+              <w:t>Neldy Liliana Hernández Huezo</w:t>
+            </w:r>
           </w:p>
         </w:tc>
         <w:tc>
@@ -7901,17 +7260,8 @@
                 <w:sz w:val="18"/>
                 <w:szCs w:val="18"/>
               </w:rPr>
-              <w:t xml:space="preserve">Documento Arquitectura </w:t>
-            </w:r>
-            <w:proofErr w:type="spellStart"/>
-            <w:r>
-              <w:rPr>
-                <w:sz w:val="18"/>
-                <w:szCs w:val="18"/>
-              </w:rPr>
-              <w:t>Backend</w:t>
-            </w:r>
-            <w:proofErr w:type="spellEnd"/>
+              <w:t>Documento Arquitectura Backend</w:t>
+            </w:r>
           </w:p>
         </w:tc>
         <w:tc>
@@ -7931,23 +7281,7 @@
                 <w:sz w:val="18"/>
                 <w:szCs w:val="18"/>
               </w:rPr>
-              <w:t xml:space="preserve">Arquitectura, </w:t>
-            </w:r>
-            <w:proofErr w:type="spellStart"/>
-            <w:r>
-              <w:rPr>
-                <w:sz w:val="18"/>
-                <w:szCs w:val="18"/>
-              </w:rPr>
-              <w:t>APIs</w:t>
-            </w:r>
-            <w:proofErr w:type="spellEnd"/>
-            <w:r>
-              <w:rPr>
-                <w:sz w:val="18"/>
-                <w:szCs w:val="18"/>
-              </w:rPr>
-              <w:t>, monitoreo y trazabilidad</w:t>
+              <w:t>Arquitectura, APIs, monitoreo y trazabilidad</w:t>
             </w:r>
           </w:p>
         </w:tc>
@@ -8032,37 +7366,12 @@
             <w:vAlign w:val="center"/>
           </w:tcPr>
           <w:p>
-            <w:proofErr w:type="spellStart"/>
-            <w:r>
-              <w:rPr>
-                <w:sz w:val="18"/>
-                <w:szCs w:val="18"/>
-              </w:rPr>
-              <w:t>Dashboard</w:t>
-            </w:r>
-            <w:proofErr w:type="spellEnd"/>
-            <w:r>
-              <w:rPr>
-                <w:sz w:val="18"/>
-                <w:szCs w:val="18"/>
-              </w:rPr>
-              <w:t xml:space="preserve"> Final / </w:t>
-            </w:r>
-            <w:proofErr w:type="spellStart"/>
-            <w:r>
-              <w:rPr>
-                <w:sz w:val="18"/>
-                <w:szCs w:val="18"/>
-              </w:rPr>
-              <w:t>Dashboard</w:t>
-            </w:r>
-            <w:proofErr w:type="spellEnd"/>
-            <w:r>
-              <w:rPr>
-                <w:sz w:val="18"/>
-                <w:szCs w:val="18"/>
-              </w:rPr>
-              <w:t xml:space="preserve"> para Demo</w:t>
+            <w:r>
+              <w:rPr>
+                <w:sz w:val="18"/>
+                <w:szCs w:val="18"/>
+              </w:rPr>
+              <w:t>Dashboard Final / Dashboard para Demo</w:t>
             </w:r>
           </w:p>
         </w:tc>
@@ -8120,22 +7429,14 @@
             <w:vAlign w:val="center"/>
           </w:tcPr>
           <w:p>
-            <w:proofErr w:type="spellStart"/>
-            <w:r>
-              <w:rPr>
-                <w:sz w:val="18"/>
-                <w:szCs w:val="18"/>
-              </w:rPr>
-              <w:t>Dashboard</w:t>
-            </w:r>
-            <w:proofErr w:type="spellEnd"/>
-            <w:r>
-              <w:rPr>
-                <w:sz w:val="18"/>
-                <w:szCs w:val="18"/>
-              </w:rPr>
-              <w:t xml:space="preserve"> </w:t>
-            </w:r>
+            <w:hyperlink r:id="rId7" w:history="1">
+              <w:r>
+                <w:rPr>
+                  <w:rStyle w:val="Hipervnculo"/>
+                </w:rPr>
+                <w:t>https://github.com/neldylilianahernandez23-collab/IAM-ZeroTrust-SN6/blob/main/03_Frontend_Dashboard/Investigacion/Fase4_Dashboard_Final.docx</w:t>
+              </w:r>
+            </w:hyperlink>
           </w:p>
         </w:tc>
       </w:tr>
@@ -8496,31 +7797,13 @@
             <w:vAlign w:val="center"/>
           </w:tcPr>
           <w:p>
-            <w:proofErr w:type="spellStart"/>
-            <w:r>
-              <w:rPr>
-                <w:sz w:val="18"/>
-                <w:szCs w:val="18"/>
-              </w:rPr>
-              <w:t>Neldy</w:t>
-            </w:r>
-            <w:proofErr w:type="spellEnd"/>
-            <w:r>
-              <w:rPr>
-                <w:sz w:val="18"/>
-                <w:szCs w:val="18"/>
-              </w:rPr>
-              <w:t xml:space="preserve"> Liliana Hernández </w:t>
-            </w:r>
-            <w:proofErr w:type="spellStart"/>
-            <w:r>
-              <w:rPr>
-                <w:sz w:val="18"/>
-                <w:szCs w:val="18"/>
-              </w:rPr>
-              <w:t>Huezo</w:t>
-            </w:r>
-            <w:proofErr w:type="spellEnd"/>
+            <w:r>
+              <w:rPr>
+                <w:sz w:val="18"/>
+                <w:szCs w:val="18"/>
+              </w:rPr>
+              <w:t>Neldy Liliana Hernández Huezo</w:t>
+            </w:r>
           </w:p>
         </w:tc>
         <w:tc>
@@ -8629,7 +7912,14 @@
                 <w:sz w:val="18"/>
                 <w:szCs w:val="18"/>
               </w:rPr>
-              <w:t>Luis Fernando Sánchez Barrera</w:t>
+              <w:t xml:space="preserve">Luis Fernando Sánchez </w:t>
+            </w:r>
+            <w:r>
+              <w:rPr>
+                <w:sz w:val="18"/>
+                <w:szCs w:val="18"/>
+              </w:rPr>
+              <w:t>Barrera</w:t>
             </w:r>
           </w:p>
         </w:tc>
@@ -8760,17 +8050,8 @@
                 <w:sz w:val="18"/>
                 <w:szCs w:val="18"/>
               </w:rPr>
-              <w:t xml:space="preserve">Validación funcional del </w:t>
-            </w:r>
-            <w:proofErr w:type="spellStart"/>
-            <w:r>
-              <w:rPr>
-                <w:sz w:val="18"/>
-                <w:szCs w:val="18"/>
-              </w:rPr>
-              <w:t>Dashboard</w:t>
-            </w:r>
-            <w:proofErr w:type="spellEnd"/>
+              <w:t>Validación funcional del Dashboard</w:t>
+            </w:r>
           </w:p>
         </w:tc>
         <w:tc>
@@ -8827,21 +8108,12 @@
             <w:vAlign w:val="center"/>
           </w:tcPr>
           <w:p>
-            <w:proofErr w:type="spellStart"/>
-            <w:r>
-              <w:rPr>
-                <w:sz w:val="18"/>
-                <w:szCs w:val="18"/>
-              </w:rPr>
-              <w:t>Dashboard</w:t>
-            </w:r>
-            <w:proofErr w:type="spellEnd"/>
-            <w:r>
-              <w:rPr>
-                <w:sz w:val="18"/>
-                <w:szCs w:val="18"/>
-              </w:rPr>
-              <w:t xml:space="preserve"> Validado </w:t>
+            <w:r>
+              <w:rPr>
+                <w:sz w:val="18"/>
+                <w:szCs w:val="18"/>
+              </w:rPr>
+              <w:t xml:space="preserve">Dashboard Validado </w:t>
             </w:r>
           </w:p>
         </w:tc>
@@ -8909,17 +8181,8 @@
                 <w:sz w:val="18"/>
                 <w:szCs w:val="18"/>
               </w:rPr>
-              <w:t xml:space="preserve">Autenticación, autorización, auditoría y </w:t>
-            </w:r>
-            <w:proofErr w:type="spellStart"/>
-            <w:r>
-              <w:rPr>
-                <w:sz w:val="18"/>
-                <w:szCs w:val="18"/>
-              </w:rPr>
-              <w:t>Dashboard</w:t>
-            </w:r>
-            <w:proofErr w:type="spellEnd"/>
+              <w:t>Autenticación, autorización, auditoría y Dashboard</w:t>
+            </w:r>
           </w:p>
         </w:tc>
         <w:tc>
@@ -9014,6 +8277,7 @@
                 <w:sz w:val="22"/>
                 <w:szCs w:val="22"/>
               </w:rPr>
+              <w:lastRenderedPageBreak/>
               <w:t>12. Participación en demo o explicación técnica</w:t>
             </w:r>
           </w:p>
@@ -9074,7 +8338,6 @@
                 <w:sz w:val="19"/>
                 <w:szCs w:val="19"/>
               </w:rPr>
-              <w:lastRenderedPageBreak/>
               <w:t>Integrante</w:t>
             </w:r>
           </w:p>
@@ -9183,31 +8446,13 @@
             <w:vAlign w:val="center"/>
           </w:tcPr>
           <w:p>
-            <w:proofErr w:type="spellStart"/>
-            <w:r>
-              <w:rPr>
-                <w:sz w:val="18"/>
-                <w:szCs w:val="18"/>
-              </w:rPr>
-              <w:t>Neldy</w:t>
-            </w:r>
-            <w:proofErr w:type="spellEnd"/>
-            <w:r>
-              <w:rPr>
-                <w:sz w:val="18"/>
-                <w:szCs w:val="18"/>
-              </w:rPr>
-              <w:t xml:space="preserve"> Liliana Hernández </w:t>
-            </w:r>
-            <w:proofErr w:type="spellStart"/>
-            <w:r>
-              <w:rPr>
-                <w:sz w:val="18"/>
-                <w:szCs w:val="18"/>
-              </w:rPr>
-              <w:t>Huezo</w:t>
-            </w:r>
-            <w:proofErr w:type="spellEnd"/>
+            <w:r>
+              <w:rPr>
+                <w:sz w:val="18"/>
+                <w:szCs w:val="18"/>
+              </w:rPr>
+              <w:t>Neldy Liliana Hernández Huezo</w:t>
+            </w:r>
           </w:p>
         </w:tc>
         <w:tc>
@@ -9384,21 +8629,12 @@
             <w:vAlign w:val="center"/>
           </w:tcPr>
           <w:p>
-            <w:proofErr w:type="spellStart"/>
-            <w:r>
-              <w:rPr>
-                <w:sz w:val="18"/>
-                <w:szCs w:val="18"/>
-              </w:rPr>
-              <w:t>Backend</w:t>
-            </w:r>
-            <w:proofErr w:type="spellEnd"/>
-            <w:r>
-              <w:rPr>
-                <w:sz w:val="18"/>
-                <w:szCs w:val="18"/>
-              </w:rPr>
-              <w:t>, auditoría, logs y trazabilidad</w:t>
+            <w:r>
+              <w:rPr>
+                <w:sz w:val="18"/>
+                <w:szCs w:val="18"/>
+              </w:rPr>
+              <w:t>Backend, auditoría, logs y trazabilidad</w:t>
             </w:r>
           </w:p>
         </w:tc>
@@ -9419,23 +8655,7 @@
                 <w:sz w:val="18"/>
                 <w:szCs w:val="18"/>
               </w:rPr>
-              <w:t xml:space="preserve">Evidencias </w:t>
-            </w:r>
-            <w:proofErr w:type="spellStart"/>
-            <w:r>
-              <w:rPr>
-                <w:sz w:val="18"/>
-                <w:szCs w:val="18"/>
-              </w:rPr>
-              <w:t>Backend</w:t>
-            </w:r>
-            <w:proofErr w:type="spellEnd"/>
-            <w:r>
-              <w:rPr>
-                <w:sz w:val="18"/>
-                <w:szCs w:val="18"/>
-              </w:rPr>
-              <w:t xml:space="preserve"> </w:t>
+              <w:t xml:space="preserve">Evidencias Backend </w:t>
             </w:r>
           </w:p>
         </w:tc>
@@ -9474,7 +8694,14 @@
                 <w:sz w:val="18"/>
                 <w:szCs w:val="18"/>
               </w:rPr>
-              <w:t>Iván Alexander Palacios Hernández</w:t>
+              <w:t xml:space="preserve">Iván </w:t>
+            </w:r>
+            <w:r>
+              <w:rPr>
+                <w:sz w:val="18"/>
+                <w:szCs w:val="18"/>
+              </w:rPr>
+              <w:t>Alexander Palacios Hernández</w:t>
             </w:r>
           </w:p>
         </w:tc>
@@ -9490,21 +8717,12 @@
             <w:vAlign w:val="center"/>
           </w:tcPr>
           <w:p>
-            <w:proofErr w:type="spellStart"/>
-            <w:r>
-              <w:rPr>
-                <w:sz w:val="18"/>
-                <w:szCs w:val="18"/>
-              </w:rPr>
-              <w:t>Dashboard</w:t>
-            </w:r>
-            <w:proofErr w:type="spellEnd"/>
-            <w:r>
-              <w:rPr>
-                <w:sz w:val="18"/>
-                <w:szCs w:val="18"/>
-              </w:rPr>
-              <w:t xml:space="preserve"> y visualización de usuarios, sesiones, eventos y alertas</w:t>
+            <w:r>
+              <w:rPr>
+                <w:sz w:val="18"/>
+                <w:szCs w:val="18"/>
+              </w:rPr>
+              <w:t>Dashboard y visualización de usuarios, sesiones, eventos y alertas</w:t>
             </w:r>
           </w:p>
         </w:tc>
@@ -9520,21 +8738,12 @@
             <w:vAlign w:val="center"/>
           </w:tcPr>
           <w:p>
-            <w:proofErr w:type="spellStart"/>
-            <w:r>
-              <w:rPr>
-                <w:sz w:val="18"/>
-                <w:szCs w:val="18"/>
-              </w:rPr>
-              <w:t>Dashboard</w:t>
-            </w:r>
-            <w:proofErr w:type="spellEnd"/>
-            <w:r>
-              <w:rPr>
-                <w:sz w:val="18"/>
-                <w:szCs w:val="18"/>
-              </w:rPr>
-              <w:t xml:space="preserve"> para Demo </w:t>
+            <w:r>
+              <w:rPr>
+                <w:sz w:val="18"/>
+                <w:szCs w:val="18"/>
+              </w:rPr>
+              <w:t xml:space="preserve">Dashboard para Demo </w:t>
             </w:r>
           </w:p>
         </w:tc>
@@ -9687,7 +8896,17 @@
                 <w:sz w:val="22"/>
                 <w:szCs w:val="22"/>
               </w:rPr>
-              <w:t>13. Reflexión individual por rol</w:t>
+              <w:t xml:space="preserve">13. Reflexión </w:t>
+            </w:r>
+            <w:r>
+              <w:rPr>
+                <w:b/>
+                <w:bCs/>
+                <w:color w:val="FFFFFF"/>
+                <w:sz w:val="22"/>
+                <w:szCs w:val="22"/>
+              </w:rPr>
+              <w:t>individual por rol</w:t>
             </w:r>
           </w:p>
         </w:tc>
@@ -9749,6 +8968,7 @@
                 <w:sz w:val="19"/>
                 <w:szCs w:val="19"/>
               </w:rPr>
+              <w:lastRenderedPageBreak/>
               <w:t>Integrante</w:t>
             </w:r>
           </w:p>
@@ -9915,31 +9135,13 @@
             <w:vAlign w:val="center"/>
           </w:tcPr>
           <w:p>
-            <w:proofErr w:type="spellStart"/>
-            <w:r>
-              <w:rPr>
-                <w:sz w:val="18"/>
-                <w:szCs w:val="18"/>
-              </w:rPr>
-              <w:t>Neldy</w:t>
-            </w:r>
-            <w:proofErr w:type="spellEnd"/>
-            <w:r>
-              <w:rPr>
-                <w:sz w:val="18"/>
-                <w:szCs w:val="18"/>
-              </w:rPr>
-              <w:t xml:space="preserve"> Liliana Hernández </w:t>
-            </w:r>
-            <w:proofErr w:type="spellStart"/>
-            <w:r>
-              <w:rPr>
-                <w:sz w:val="18"/>
-                <w:szCs w:val="18"/>
-              </w:rPr>
-              <w:t>Huezo</w:t>
-            </w:r>
-            <w:proofErr w:type="spellEnd"/>
+            <w:r>
+              <w:rPr>
+                <w:sz w:val="18"/>
+                <w:szCs w:val="18"/>
+              </w:rPr>
+              <w:t>Neldy Liliana Hernández Huezo</w:t>
+            </w:r>
           </w:p>
         </w:tc>
         <w:tc>
@@ -10001,7 +9203,14 @@
                 <w:sz w:val="18"/>
                 <w:szCs w:val="18"/>
               </w:rPr>
-              <w:t>El cronograma no especifica una dificultad técnica concreta.</w:t>
+              <w:t xml:space="preserve">El </w:t>
+            </w:r>
+            <w:r>
+              <w:rPr>
+                <w:sz w:val="18"/>
+                <w:szCs w:val="18"/>
+              </w:rPr>
+              <w:t>cronograma no especifica una dificultad técnica concreta.</w:t>
             </w:r>
           </w:p>
         </w:tc>
@@ -10072,7 +9281,6 @@
                 <w:sz w:val="18"/>
                 <w:szCs w:val="18"/>
               </w:rPr>
-              <w:lastRenderedPageBreak/>
               <w:t>Luis Fernando Sánchez Barrera</w:t>
             </w:r>
           </w:p>
@@ -10136,7 +9344,14 @@
                 <w:sz w:val="18"/>
                 <w:szCs w:val="18"/>
               </w:rPr>
-              <w:t>El cronograma no especifica una dificultad técnica concreta.</w:t>
+              <w:t xml:space="preserve">El </w:t>
+            </w:r>
+            <w:r>
+              <w:rPr>
+                <w:sz w:val="18"/>
+                <w:szCs w:val="18"/>
+              </w:rPr>
+              <w:t>cronograma no especifica una dificultad técnica concreta.</w:t>
             </w:r>
           </w:p>
         </w:tc>
@@ -10228,23 +9443,7 @@
                 <w:sz w:val="18"/>
                 <w:szCs w:val="18"/>
               </w:rPr>
-              <w:t xml:space="preserve">Ingeniero Cloud / </w:t>
-            </w:r>
-            <w:proofErr w:type="spellStart"/>
-            <w:r>
-              <w:rPr>
-                <w:sz w:val="18"/>
-                <w:szCs w:val="18"/>
-              </w:rPr>
-              <w:t>Backend</w:t>
-            </w:r>
-            <w:proofErr w:type="spellEnd"/>
-            <w:r>
-              <w:rPr>
-                <w:sz w:val="18"/>
-                <w:szCs w:val="18"/>
-              </w:rPr>
-              <w:t xml:space="preserve"> Jr.</w:t>
+              <w:t>Ingeniero Cloud / Backend Jr.</w:t>
             </w:r>
           </w:p>
         </w:tc>
@@ -10265,23 +9464,14 @@
                 <w:sz w:val="18"/>
                 <w:szCs w:val="18"/>
               </w:rPr>
-              <w:t xml:space="preserve">Validó integración </w:t>
-            </w:r>
-            <w:proofErr w:type="spellStart"/>
-            <w:r>
-              <w:rPr>
-                <w:sz w:val="18"/>
-                <w:szCs w:val="18"/>
-              </w:rPr>
-              <w:t>Backend</w:t>
-            </w:r>
-            <w:proofErr w:type="spellEnd"/>
-            <w:r>
-              <w:rPr>
-                <w:sz w:val="18"/>
-                <w:szCs w:val="18"/>
-              </w:rPr>
-              <w:t>-IAM, auditoría y logs; documentó arquitectura y publicó versión final.</w:t>
+              <w:t>Validó integración Backend-IAM, auditoría y logs; documentó arquitectura y p</w:t>
+            </w:r>
+            <w:r>
+              <w:rPr>
+                <w:sz w:val="18"/>
+                <w:szCs w:val="18"/>
+              </w:rPr>
+              <w:t>ublicó versión final.</w:t>
             </w:r>
           </w:p>
         </w:tc>
@@ -10394,39 +9584,7 @@
                 <w:sz w:val="18"/>
                 <w:szCs w:val="18"/>
               </w:rPr>
-              <w:t xml:space="preserve">Desarrollador </w:t>
-            </w:r>
-            <w:proofErr w:type="spellStart"/>
-            <w:r>
-              <w:rPr>
-                <w:sz w:val="18"/>
-                <w:szCs w:val="18"/>
-              </w:rPr>
-              <w:t>Frontend</w:t>
-            </w:r>
-            <w:proofErr w:type="spellEnd"/>
-            <w:r>
-              <w:rPr>
-                <w:sz w:val="18"/>
-                <w:szCs w:val="18"/>
-              </w:rPr>
-              <w:t xml:space="preserve"> / </w:t>
-            </w:r>
-            <w:proofErr w:type="spellStart"/>
-            <w:r>
-              <w:rPr>
-                <w:sz w:val="18"/>
-                <w:szCs w:val="18"/>
-              </w:rPr>
-              <w:t>Dashboard</w:t>
-            </w:r>
-            <w:proofErr w:type="spellEnd"/>
-            <w:r>
-              <w:rPr>
-                <w:sz w:val="18"/>
-                <w:szCs w:val="18"/>
-              </w:rPr>
-              <w:t xml:space="preserve"> Jr.</w:t>
+              <w:t>Desarrollador Frontend / Dashboard Jr.</w:t>
             </w:r>
           </w:p>
         </w:tc>
@@ -10447,23 +9605,7 @@
                 <w:sz w:val="18"/>
                 <w:szCs w:val="18"/>
               </w:rPr>
-              <w:t xml:space="preserve">Realizó ajustes y validó </w:t>
-            </w:r>
-            <w:proofErr w:type="spellStart"/>
-            <w:r>
-              <w:rPr>
-                <w:sz w:val="18"/>
-                <w:szCs w:val="18"/>
-              </w:rPr>
-              <w:t>Dashboard</w:t>
-            </w:r>
-            <w:proofErr w:type="spellEnd"/>
-            <w:r>
-              <w:rPr>
-                <w:sz w:val="18"/>
-                <w:szCs w:val="18"/>
-              </w:rPr>
-              <w:t xml:space="preserve"> y preparó la interfaz para demo.</w:t>
+              <w:t>Realizó ajustes y validó Dashboard y preparó la interfaz para demo.</w:t>
             </w:r>
           </w:p>
         </w:tc>
@@ -10576,7 +9718,14 @@
                 <w:sz w:val="18"/>
                 <w:szCs w:val="18"/>
               </w:rPr>
-              <w:t>QA / Analista de Seguridad / Documentación Jr.</w:t>
+              <w:t>QA / Analista de Seguridad / Documentación</w:t>
+            </w:r>
+            <w:r>
+              <w:rPr>
+                <w:sz w:val="18"/>
+                <w:szCs w:val="18"/>
+              </w:rPr>
+              <w:t xml:space="preserve"> Jr.</w:t>
             </w:r>
           </w:p>
         </w:tc>
@@ -10978,31 +10127,13 @@
             <w:vAlign w:val="center"/>
           </w:tcPr>
           <w:p>
-            <w:proofErr w:type="spellStart"/>
-            <w:r>
-              <w:rPr>
-                <w:sz w:val="18"/>
-                <w:szCs w:val="18"/>
-              </w:rPr>
-              <w:t>Neldy</w:t>
-            </w:r>
-            <w:proofErr w:type="spellEnd"/>
-            <w:r>
-              <w:rPr>
-                <w:sz w:val="18"/>
-                <w:szCs w:val="18"/>
-              </w:rPr>
-              <w:t xml:space="preserve"> Liliana Hernández </w:t>
-            </w:r>
-            <w:proofErr w:type="spellStart"/>
-            <w:r>
-              <w:rPr>
-                <w:sz w:val="18"/>
-                <w:szCs w:val="18"/>
-              </w:rPr>
-              <w:t>Huezo</w:t>
-            </w:r>
-            <w:proofErr w:type="spellEnd"/>
+            <w:r>
+              <w:rPr>
+                <w:sz w:val="18"/>
+                <w:szCs w:val="18"/>
+              </w:rPr>
+              <w:t>Neldy Liliana Hernández Huezo</w:t>
+            </w:r>
           </w:p>
         </w:tc>
         <w:tc>
@@ -11138,7 +10269,6 @@
                 <w:szCs w:val="18"/>
               </w:rPr>
             </w:pPr>
-            <w:proofErr w:type="spellStart"/>
             <w:r>
               <w:rPr>
                 <w:sz w:val="18"/>
@@ -11146,23 +10276,13 @@
               </w:rPr>
               <w:t>Neldy</w:t>
             </w:r>
-            <w:proofErr w:type="spellEnd"/>
-            <w:r>
-              <w:rPr>
-                <w:sz w:val="18"/>
-                <w:szCs w:val="18"/>
-              </w:rPr>
-              <w:t xml:space="preserve"> Liliana Hernández </w:t>
-            </w:r>
-            <w:proofErr w:type="spellStart"/>
-            <w:r>
-              <w:rPr>
-                <w:sz w:val="18"/>
-                <w:szCs w:val="18"/>
-              </w:rPr>
-              <w:t>Huezo</w:t>
-            </w:r>
-            <w:proofErr w:type="spellEnd"/>
+            <w:r>
+              <w:rPr>
+                <w:sz w:val="18"/>
+                <w:szCs w:val="18"/>
+              </w:rPr>
+              <w:t xml:space="preserve"> Liliana Hernández Huezo</w:t>
+            </w:r>
           </w:p>
         </w:tc>
         <w:tc>
@@ -11183,7 +10303,7 @@
                 <w:szCs w:val="18"/>
               </w:rPr>
             </w:pPr>
-            <w:hyperlink r:id="rId7">
+            <w:hyperlink r:id="rId8">
               <w:r>
                 <w:rPr>
                   <w:color w:val="0000FF"/>
@@ -11191,7 +10311,26 @@
                   <w:szCs w:val="18"/>
                   <w:u w:val="single"/>
                 </w:rPr>
-                <w:t>https://github.com/neldylilianahernandez23-collab/IAM-ZeroTrust-SN6/blob/f32dff2279711a0a238bde905ee5c2199b711508/00_Gestion_Proyecto/Bitacoras/Bitacora_Semana5_SN6.docx</w:t>
+                <w:t>https://github.com/neldylilianahernandez23</w:t>
+              </w:r>
+              <w:r>
+                <w:rPr>
+                  <w:color w:val="0000FF"/>
+                  <w:sz w:val="18"/>
+                  <w:szCs w:val="18"/>
+                  <w:u w:val="single"/>
+                </w:rPr>
+                <w:t>-collab/IAM-ZeroTrust-SN6/blob/f32dff2279711a0a238bde905ee5c2199b711508/00_G</w:t>
+              </w:r>
+              <w:r>
+                <w:rPr>
+                  <w:color w:val="0000FF"/>
+                  <w:sz w:val="18"/>
+                  <w:szCs w:val="18"/>
+                  <w:u w:val="single"/>
+                </w:rPr>
+                <w:lastRenderedPageBreak/>
+                <w:t>estion_Proyecto/Bitacoras/Bitacora_Semana5_SN6.docx</w:t>
               </w:r>
             </w:hyperlink>
           </w:p>
@@ -11285,31 +10424,13 @@
             <w:vAlign w:val="center"/>
           </w:tcPr>
           <w:p>
-            <w:proofErr w:type="spellStart"/>
-            <w:r>
-              <w:rPr>
-                <w:sz w:val="18"/>
-                <w:szCs w:val="18"/>
-              </w:rPr>
-              <w:t>Neldy</w:t>
-            </w:r>
-            <w:proofErr w:type="spellEnd"/>
-            <w:r>
-              <w:rPr>
-                <w:sz w:val="18"/>
-                <w:szCs w:val="18"/>
-              </w:rPr>
-              <w:t xml:space="preserve"> Liliana Hernández </w:t>
-            </w:r>
-            <w:proofErr w:type="spellStart"/>
-            <w:r>
-              <w:rPr>
-                <w:sz w:val="18"/>
-                <w:szCs w:val="18"/>
-              </w:rPr>
-              <w:t>Huezo</w:t>
-            </w:r>
-            <w:proofErr w:type="spellEnd"/>
+            <w:r>
+              <w:rPr>
+                <w:sz w:val="18"/>
+                <w:szCs w:val="18"/>
+              </w:rPr>
+              <w:t>Neldy Liliana Hernández Huezo</w:t>
+            </w:r>
           </w:p>
         </w:tc>
         <w:tc>
@@ -11324,13 +10445,20 @@
             <w:vAlign w:val="center"/>
           </w:tcPr>
           <w:p>
-            <w:hyperlink r:id="rId8">
+            <w:hyperlink r:id="rId9">
               <w:r>
                 <w:rPr>
                   <w:color w:val="0000FF"/>
                   <w:u w:val="single"/>
                 </w:rPr>
-                <w:t>https://github.com/neldylilianahernandez23-collab/IAM-ZeroTrust-SN6/blob/f32dff2279711a0a238bde905ee5c2199b711508/00_Gestion_Proyecto/Entregables/Fase4/Informe_Final_Estancia_Profesional_SN6.docx</w:t>
+                <w:t>https://github.com/neldylilianahernandez23-collab/IAM-ZeroTrust-SN6/blob/f32dff2279711a0a238bde905e</w:t>
+              </w:r>
+              <w:r>
+                <w:rPr>
+                  <w:color w:val="0000FF"/>
+                  <w:u w:val="single"/>
+                </w:rPr>
+                <w:t>e5c2199b711508/00_Gestion_Proyecto/Entregables/Fase4/Informe_Final_Estancia_Profesional_SN6.docx</w:t>
               </w:r>
             </w:hyperlink>
           </w:p>
@@ -11488,41 +10616,13 @@
                 <w:lang w:val="en-US"/>
               </w:rPr>
             </w:pPr>
-            <w:proofErr w:type="spellStart"/>
             <w:r>
               <w:rPr>
                 <w:sz w:val="18"/>
                 <w:szCs w:val="18"/>
                 <w:lang w:val="en-US"/>
               </w:rPr>
-              <w:t>Validación</w:t>
-            </w:r>
-            <w:proofErr w:type="spellEnd"/>
-            <w:r>
-              <w:rPr>
-                <w:sz w:val="18"/>
-                <w:szCs w:val="18"/>
-                <w:lang w:val="en-US"/>
-              </w:rPr>
-              <w:t xml:space="preserve"> Backend / </w:t>
-            </w:r>
-            <w:proofErr w:type="spellStart"/>
-            <w:r>
-              <w:rPr>
-                <w:sz w:val="18"/>
-                <w:szCs w:val="18"/>
-                <w:lang w:val="en-US"/>
-              </w:rPr>
-              <w:t>Arquitectura</w:t>
-            </w:r>
-            <w:proofErr w:type="spellEnd"/>
-            <w:r>
-              <w:rPr>
-                <w:sz w:val="18"/>
-                <w:szCs w:val="18"/>
-                <w:lang w:val="en-US"/>
-              </w:rPr>
-              <w:t xml:space="preserve"> Backend / Backend final</w:t>
+              <w:t>Validación Backend / Arquitectura Backend / Backend final</w:t>
             </w:r>
           </w:p>
         </w:tc>
@@ -11627,53 +10727,19 @@
             <w:vAlign w:val="center"/>
           </w:tcPr>
           <w:p>
-            <w:proofErr w:type="spellStart"/>
-            <w:r>
-              <w:rPr>
-                <w:sz w:val="18"/>
-                <w:szCs w:val="18"/>
-              </w:rPr>
-              <w:t>Dashboard</w:t>
-            </w:r>
-            <w:proofErr w:type="spellEnd"/>
-            <w:r>
-              <w:rPr>
-                <w:sz w:val="18"/>
-                <w:szCs w:val="18"/>
-              </w:rPr>
-              <w:t xml:space="preserve"> Final / </w:t>
-            </w:r>
-            <w:proofErr w:type="spellStart"/>
-            <w:r>
-              <w:rPr>
-                <w:sz w:val="18"/>
-                <w:szCs w:val="18"/>
-              </w:rPr>
-              <w:t>Dashboard</w:t>
-            </w:r>
-            <w:proofErr w:type="spellEnd"/>
-            <w:r>
-              <w:rPr>
-                <w:sz w:val="18"/>
-                <w:szCs w:val="18"/>
-              </w:rPr>
-              <w:t xml:space="preserve"> Validado / </w:t>
-            </w:r>
-            <w:proofErr w:type="spellStart"/>
-            <w:r>
-              <w:rPr>
-                <w:sz w:val="18"/>
-                <w:szCs w:val="18"/>
-              </w:rPr>
-              <w:t>Dashboard</w:t>
-            </w:r>
-            <w:proofErr w:type="spellEnd"/>
-            <w:r>
-              <w:rPr>
-                <w:sz w:val="18"/>
-                <w:szCs w:val="18"/>
-              </w:rPr>
-              <w:t xml:space="preserve"> para Demo</w:t>
+            <w:r>
+              <w:rPr>
+                <w:sz w:val="18"/>
+                <w:szCs w:val="18"/>
+              </w:rPr>
+              <w:t>Dashboard Final / Dash</w:t>
+            </w:r>
+            <w:r>
+              <w:rPr>
+                <w:sz w:val="18"/>
+                <w:szCs w:val="18"/>
+              </w:rPr>
+              <w:t>board Validado / Dashboard para Demo</w:t>
             </w:r>
           </w:p>
         </w:tc>
@@ -11731,14 +10797,21 @@
             <w:vAlign w:val="center"/>
           </w:tcPr>
           <w:p>
-            <w:r>
-              <w:rPr>
-                <w:color w:val="FF0000"/>
-                <w:sz w:val="18"/>
-                <w:szCs w:val="18"/>
-              </w:rPr>
-              <w:t>[ruta/enlace real]</w:t>
-            </w:r>
+            <w:hyperlink r:id="rId10" w:history="1">
+              <w:r>
+                <w:rPr>
+                  <w:rStyle w:val="Hipervnculo"/>
+                </w:rPr>
+                <w:t>https://github.com/neldylilianahernandez23-collab/IAM-ZeroTrust-SN6/blob/main/03_Fronten</w:t>
+              </w:r>
+              <w:r>
+                <w:rPr>
+                  <w:rStyle w:val="Hipervnculo"/>
+                </w:rPr>
+                <w:lastRenderedPageBreak/>
+                <w:t>d_Dashboard/Investigacion/Fase4_Dashboard_Final.docx</w:t>
+              </w:r>
+            </w:hyperlink>
           </w:p>
         </w:tc>
       </w:tr>
@@ -11763,6 +10836,7 @@
                 <w:sz w:val="18"/>
                 <w:szCs w:val="18"/>
               </w:rPr>
+              <w:lastRenderedPageBreak/>
               <w:t>7</w:t>
             </w:r>
           </w:p>
@@ -11820,8 +10894,14 @@
                 <w:sz w:val="18"/>
                 <w:szCs w:val="18"/>
               </w:rPr>
-              <w:lastRenderedPageBreak/>
-              <w:t>Fase 4 - Registro de Evidencias Proyecto 6.pdf</w:t>
+              <w:t xml:space="preserve">Fase 4 - </w:t>
+            </w:r>
+            <w:r>
+              <w:rPr>
+                <w:sz w:val="18"/>
+                <w:szCs w:val="18"/>
+              </w:rPr>
+              <w:t>Registro de Evidencias Proyecto 6.pdf</w:t>
             </w:r>
           </w:p>
           <w:p>
@@ -11851,7 +10931,6 @@
                 <w:sz w:val="18"/>
                 <w:szCs w:val="18"/>
               </w:rPr>
-              <w:lastRenderedPageBreak/>
               <w:t>Hoja de cálculo / PDF / documento</w:t>
             </w:r>
           </w:p>
@@ -11899,15 +10978,14 @@
                 <w:color w:val="0000FF"/>
                 <w:u w:val="single"/>
               </w:rPr>
-              <w:t>https://github.com/neldylilianahernandez23-collab/IAM-ZeroTrust-SN6/tree/94512e97029907e81b4f308c6747e6c8fb506</w:t>
+              <w:t>https://github.com/neldylilianahernandez23-collab/IAM-ZeroTrust-SN6/tree/94512e97029907e81b4f308c6747e6c8f</w:t>
             </w:r>
             <w:r>
               <w:rPr>
                 <w:color w:val="0000FF"/>
                 <w:u w:val="single"/>
               </w:rPr>
-              <w:lastRenderedPageBreak/>
-              <w:t>b27/04_QA_Seguridad_Documentacion/Documentacion</w:t>
+              <w:t>b506b27/04_QA_Seguridad_Documentacion/Documentacion</w:t>
             </w:r>
           </w:p>
         </w:tc>
@@ -11968,23 +11046,14 @@
                 <w:sz w:val="20"/>
                 <w:szCs w:val="20"/>
               </w:rPr>
-              <w:t xml:space="preserve">La evidencia debe permitir verificar el aporte sin ambigüedad. Se recomienda incluir identificadores concretos: URL, </w:t>
-            </w:r>
-            <w:proofErr w:type="spellStart"/>
+              <w:t>La evidencia debe permitir verificar el aporte sin ambigüedad. Se recomienda incluir identificadores concretos: URL, commit hash, nombre de archivo, ruta de carpeta,</w:t>
+            </w:r>
             <w:r>
               <w:rPr>
                 <w:sz w:val="20"/>
                 <w:szCs w:val="20"/>
               </w:rPr>
-              <w:t>commit</w:t>
-            </w:r>
-            <w:proofErr w:type="spellEnd"/>
-            <w:r>
-              <w:rPr>
-                <w:sz w:val="20"/>
-                <w:szCs w:val="20"/>
-              </w:rPr>
-              <w:t xml:space="preserve"> hash, nombre de archivo, ruta de carpeta, nombre de prueba, nombre de servicio, fecha y referencia del estudiante responsable.</w:t>
+              <w:t xml:space="preserve"> nombre de prueba, nombre de servicio, fecha y referencia del estudiante responsable.</w:t>
             </w:r>
           </w:p>
         </w:tc>
@@ -11996,7 +11065,7 @@
       </w:pPr>
     </w:p>
     <w:sectPr>
-      <w:headerReference w:type="default" r:id="rId9"/>
+      <w:headerReference w:type="default" r:id="rId11"/>
       <w:pgSz w:w="12240" w:h="15840"/>
       <w:pgMar w:top="1843" w:right="1020" w:bottom="907" w:left="1020" w:header="720" w:footer="720" w:gutter="0"/>
       <w:pgNumType w:start="1"/>
@@ -12007,7 +11076,7 @@
 </file>
 
 <file path=word/endnotes.xml><?xml version="1.0" encoding="utf-8"?>
-<w:endnotes xmlns:wpc="http://schemas.microsoft.com/office/word/2010/wordprocessingCanvas" xmlns:cx="http://schemas.microsoft.com/office/drawing/2014/chartex" xmlns:cx1="http://schemas.microsoft.com/office/drawing/2015/9/8/chartex" xmlns:cx2="http://schemas.microsoft.com/office/drawing/2015/10/21/chartex" xmlns:cx3="http://schemas.microsoft.com/office/drawing/2016/5/9/chartex" xmlns:cx4="http://schemas.microsoft.com/office/drawing/2016/5/10/chartex" xmlns:cx5="http://schemas.microsoft.com/office/drawing/2016/5/11/chartex" xmlns:cx6="http://schemas.microsoft.com/office/drawing/2016/5/12/chartex" xmlns:cx7="http://schemas.microsoft.com/office/drawing/2016/5/13/chartex" xmlns:cx8="http://schemas.microsoft.com/office/drawing/2016/5/14/chartex" xmlns:mc="http://schemas.openxmlformats.org/markup-compatibility/2006" xmlns:aink="http://schemas.microsoft.com/office/drawing/2016/ink" xmlns:am3d="http://schemas.microsoft.com/office/drawing/2017/model3d" xmlns:o="urn:schemas-microsoft-com:office:office" xmlns:oel="http://schemas.microsoft.com/office/2019/extlst" xmlns:r="http://schemas.openxmlformats.org/officeDocument/2006/relationships" xmlns:m="http://schemas.openxmlformats.org/officeDocument/2006/math" xmlns:v="urn:schemas-microsoft-com:vml" xmlns:wp14="http://schemas.microsoft.com/office/word/2010/wordprocessingDrawing" xmlns:wp="http://schemas.openxmlformats.org/drawingml/2006/wordprocessingDrawing" xmlns:w10="urn:schemas-microsoft-com:office:word" xmlns:w="http://schemas.openxmlformats.org/wordprocessingml/2006/main" xmlns:w14="http://schemas.microsoft.com/office/word/2010/wordml" xmlns:w15="http://schemas.microsoft.com/office/word/2012/wordml" xmlns:w16cex="http://schemas.microsoft.com/office/word/2018/wordml/cex" xmlns:w16cid="http://schemas.microsoft.com/office/word/2016/wordml/cid" xmlns:w16="http://schemas.microsoft.com/office/word/2018/wordml" xmlns:w16du="http://schemas.microsoft.com/office/word/2023/wordml/word16du" xmlns:w16sdtdh="http://schemas.microsoft.com/office/word/2020/wordml/sdtdatahash" xmlns:w16sdtfl="http://schemas.microsoft.com/office/word/2024/wordml/sdtformatlock" xmlns:w16se="http://schemas.microsoft.com/office/word/2015/wordml/symex" xmlns:wpg="http://schemas.microsoft.com/office/word/2010/wordprocessingGroup" xmlns:wpi="http://schemas.microsoft.com/office/word/2010/wordprocessingInk" xmlns:wne="http://schemas.microsoft.com/office/word/2006/wordml" xmlns:wps="http://schemas.microsoft.com/office/word/2010/wordprocessingShape" mc:Ignorable="w14 w15 w16se w16cid w16 w16cex w16sdtdh w16sdtfl w16du wp14">
+<w:endnotes xmlns:wpc="http://schemas.microsoft.com/office/word/2010/wordprocessingCanvas" xmlns:cx="http://schemas.microsoft.com/office/drawing/2014/chartex" xmlns:cx1="http://schemas.microsoft.com/office/drawing/2015/9/8/chartex" xmlns:cx2="http://schemas.microsoft.com/office/drawing/2015/10/21/chartex" xmlns:cx3="http://schemas.microsoft.com/office/drawing/2016/5/9/chartex" xmlns:cx4="http://schemas.microsoft.com/office/drawing/2016/5/10/chartex" xmlns:cx5="http://schemas.microsoft.com/office/drawing/2016/5/11/chartex" xmlns:cx6="http://schemas.microsoft.com/office/drawing/2016/5/12/chartex" xmlns:cx7="http://schemas.microsoft.com/office/drawing/2016/5/13/chartex" xmlns:cx8="http://schemas.microsoft.com/office/drawing/2016/5/14/chartex" xmlns:mc="http://schemas.openxmlformats.org/markup-compatibility/2006" xmlns:aink="http://schemas.microsoft.com/office/drawing/2016/ink" xmlns:am3d="http://schemas.microsoft.com/office/drawing/2017/model3d" xmlns:o="urn:schemas-microsoft-com:office:office" xmlns:r="http://schemas.openxmlformats.org/officeDocument/2006/relationships" xmlns:m="http://schemas.openxmlformats.org/officeDocument/2006/math" xmlns:v="urn:schemas-microsoft-com:vml" xmlns:wp14="http://schemas.microsoft.com/office/word/2010/wordprocessingDrawing" xmlns:wp="http://schemas.openxmlformats.org/drawingml/2006/wordprocessingDrawing" xmlns:w10="urn:schemas-microsoft-com:office:word" xmlns:w="http://schemas.openxmlformats.org/wordprocessingml/2006/main" xmlns:w14="http://schemas.microsoft.com/office/word/2010/wordml" xmlns:w15="http://schemas.microsoft.com/office/word/2012/wordml" xmlns:w16cex="http://schemas.microsoft.com/office/word/2018/wordml/cex" xmlns:w16cid="http://schemas.microsoft.com/office/word/2016/wordml/cid" xmlns:w16="http://schemas.microsoft.com/office/word/2018/wordml" xmlns:w16sdtdh="http://schemas.microsoft.com/office/word/2020/wordml/sdtdatahash" xmlns:w16se="http://schemas.microsoft.com/office/word/2015/wordml/symex" xmlns:wpg="http://schemas.microsoft.com/office/word/2010/wordprocessingGroup" xmlns:wpi="http://schemas.microsoft.com/office/word/2010/wordprocessingInk" xmlns:wne="http://schemas.microsoft.com/office/word/2006/wordml" xmlns:wps="http://schemas.microsoft.com/office/word/2010/wordprocessingShape" mc:Ignorable="w14 w15 w16se w16cid w16 w16cex w16sdtdh wp14">
   <w:endnote w:type="separator" w:id="-1">
     <w:p>
       <w:pPr>
@@ -12032,7 +11101,7 @@
 </file>
 
 <file path=word/footnotes.xml><?xml version="1.0" encoding="utf-8"?>
-<w:footnotes xmlns:wpc="http://schemas.microsoft.com/office/word/2010/wordprocessingCanvas" xmlns:cx="http://schemas.microsoft.com/office/drawing/2014/chartex" xmlns:cx1="http://schemas.microsoft.com/office/drawing/2015/9/8/chartex" xmlns:cx2="http://schemas.microsoft.com/office/drawing/2015/10/21/chartex" xmlns:cx3="http://schemas.microsoft.com/office/drawing/2016/5/9/chartex" xmlns:cx4="http://schemas.microsoft.com/office/drawing/2016/5/10/chartex" xmlns:cx5="http://schemas.microsoft.com/office/drawing/2016/5/11/chartex" xmlns:cx6="http://schemas.microsoft.com/office/drawing/2016/5/12/chartex" xmlns:cx7="http://schemas.microsoft.com/office/drawing/2016/5/13/chartex" xmlns:cx8="http://schemas.microsoft.com/office/drawing/2016/5/14/chartex" xmlns:mc="http://schemas.openxmlformats.org/markup-compatibility/2006" xmlns:aink="http://schemas.microsoft.com/office/drawing/2016/ink" xmlns:am3d="http://schemas.microsoft.com/office/drawing/2017/model3d" xmlns:o="urn:schemas-microsoft-com:office:office" xmlns:oel="http://schemas.microsoft.com/office/2019/extlst" xmlns:r="http://schemas.openxmlformats.org/officeDocument/2006/relationships" xmlns:m="http://schemas.openxmlformats.org/officeDocument/2006/math" xmlns:v="urn:schemas-microsoft-com:vml" xmlns:wp14="http://schemas.microsoft.com/office/word/2010/wordprocessingDrawing" xmlns:wp="http://schemas.openxmlformats.org/drawingml/2006/wordprocessingDrawing" xmlns:w10="urn:schemas-microsoft-com:office:word" xmlns:w="http://schemas.openxmlformats.org/wordprocessingml/2006/main" xmlns:w14="http://schemas.microsoft.com/office/word/2010/wordml" xmlns:w15="http://schemas.microsoft.com/office/word/2012/wordml" xmlns:w16cex="http://schemas.microsoft.com/office/word/2018/wordml/cex" xmlns:w16cid="http://schemas.microsoft.com/office/word/2016/wordml/cid" xmlns:w16="http://schemas.microsoft.com/office/word/2018/wordml" xmlns:w16du="http://schemas.microsoft.com/office/word/2023/wordml/word16du" xmlns:w16sdtdh="http://schemas.microsoft.com/office/word/2020/wordml/sdtdatahash" xmlns:w16sdtfl="http://schemas.microsoft.com/office/word/2024/wordml/sdtformatlock" xmlns:w16se="http://schemas.microsoft.com/office/word/2015/wordml/symex" xmlns:wpg="http://schemas.microsoft.com/office/word/2010/wordprocessingGroup" xmlns:wpi="http://schemas.microsoft.com/office/word/2010/wordprocessingInk" xmlns:wne="http://schemas.microsoft.com/office/word/2006/wordml" xmlns:wps="http://schemas.microsoft.com/office/word/2010/wordprocessingShape" mc:Ignorable="w14 w15 w16se w16cid w16 w16cex w16sdtdh w16sdtfl w16du wp14">
+<w:footnotes xmlns:wpc="http://schemas.microsoft.com/office/word/2010/wordprocessingCanvas" xmlns:cx="http://schemas.microsoft.com/office/drawing/2014/chartex" xmlns:cx1="http://schemas.microsoft.com/office/drawing/2015/9/8/chartex" xmlns:cx2="http://schemas.microsoft.com/office/drawing/2015/10/21/chartex" xmlns:cx3="http://schemas.microsoft.com/office/drawing/2016/5/9/chartex" xmlns:cx4="http://schemas.microsoft.com/office/drawing/2016/5/10/chartex" xmlns:cx5="http://schemas.microsoft.com/office/drawing/2016/5/11/chartex" xmlns:cx6="http://schemas.microsoft.com/office/drawing/2016/5/12/chartex" xmlns:cx7="http://schemas.microsoft.com/office/drawing/2016/5/13/chartex" xmlns:cx8="http://schemas.microsoft.com/office/drawing/2016/5/14/chartex" xmlns:mc="http://schemas.openxmlformats.org/markup-compatibility/2006" xmlns:aink="http://schemas.microsoft.com/office/drawing/2016/ink" xmlns:am3d="http://schemas.microsoft.com/office/drawing/2017/model3d" xmlns:o="urn:schemas-microsoft-com:office:office" xmlns:r="http://schemas.openxmlformats.org/officeDocument/2006/relationships" xmlns:m="http://schemas.openxmlformats.org/officeDocument/2006/math" xmlns:v="urn:schemas-microsoft-com:vml" xmlns:wp14="http://schemas.microsoft.com/office/word/2010/wordprocessingDrawing" xmlns:wp="http://schemas.openxmlformats.org/drawingml/2006/wordprocessingDrawing" xmlns:w10="urn:schemas-microsoft-com:office:word" xmlns:w="http://schemas.openxmlformats.org/wordprocessingml/2006/main" xmlns:w14="http://schemas.microsoft.com/office/word/2010/wordml" xmlns:w15="http://schemas.microsoft.com/office/word/2012/wordml" xmlns:w16cex="http://schemas.microsoft.com/office/word/2018/wordml/cex" xmlns:w16cid="http://schemas.microsoft.com/office/word/2016/wordml/cid" xmlns:w16="http://schemas.microsoft.com/office/word/2018/wordml" xmlns:w16sdtdh="http://schemas.microsoft.com/office/word/2020/wordml/sdtdatahash" xmlns:w16se="http://schemas.microsoft.com/office/word/2015/wordml/symex" xmlns:wpg="http://schemas.microsoft.com/office/word/2010/wordprocessingGroup" xmlns:wpi="http://schemas.microsoft.com/office/word/2010/wordprocessingInk" xmlns:wne="http://schemas.microsoft.com/office/word/2006/wordml" xmlns:wps="http://schemas.microsoft.com/office/word/2010/wordprocessingShape" mc:Ignorable="w14 w15 w16se w16cid w16 w16cex w16sdtdh wp14">
   <w:footnote w:type="separator" w:id="-1">
     <w:p>
       <w:pPr>
@@ -12057,7 +11126,7 @@
 </file>
 
 <file path=word/header1.xml><?xml version="1.0" encoding="utf-8"?>
-<w:hdr xmlns:wpc="http://schemas.microsoft.com/office/word/2010/wordprocessingCanvas" xmlns:cx="http://schemas.microsoft.com/office/drawing/2014/chartex" xmlns:cx1="http://schemas.microsoft.com/office/drawing/2015/9/8/chartex" xmlns:cx2="http://schemas.microsoft.com/office/drawing/2015/10/21/chartex" xmlns:cx3="http://schemas.microsoft.com/office/drawing/2016/5/9/chartex" xmlns:cx4="http://schemas.microsoft.com/office/drawing/2016/5/10/chartex" xmlns:cx5="http://schemas.microsoft.com/office/drawing/2016/5/11/chartex" xmlns:cx6="http://schemas.microsoft.com/office/drawing/2016/5/12/chartex" xmlns:cx7="http://schemas.microsoft.com/office/drawing/2016/5/13/chartex" xmlns:cx8="http://schemas.microsoft.com/office/drawing/2016/5/14/chartex" xmlns:mc="http://schemas.openxmlformats.org/markup-compatibility/2006" xmlns:aink="http://schemas.microsoft.com/office/drawing/2016/ink" xmlns:am3d="http://schemas.microsoft.com/office/drawing/2017/model3d" xmlns:o="urn:schemas-microsoft-com:office:office" xmlns:oel="http://schemas.microsoft.com/office/2019/extlst" xmlns:r="http://schemas.openxmlformats.org/officeDocument/2006/relationships" xmlns:m="http://schemas.openxmlformats.org/officeDocument/2006/math" xmlns:v="urn:schemas-microsoft-com:vml" xmlns:wp14="http://schemas.microsoft.com/office/word/2010/wordprocessingDrawing" xmlns:wp="http://schemas.openxmlformats.org/drawingml/2006/wordprocessingDrawing" xmlns:w10="urn:schemas-microsoft-com:office:word" xmlns:w="http://schemas.openxmlformats.org/wordprocessingml/2006/main" xmlns:w14="http://schemas.microsoft.com/office/word/2010/wordml" xmlns:w15="http://schemas.microsoft.com/office/word/2012/wordml" xmlns:w16cex="http://schemas.microsoft.com/office/word/2018/wordml/cex" xmlns:w16cid="http://schemas.microsoft.com/office/word/2016/wordml/cid" xmlns:w16="http://schemas.microsoft.com/office/word/2018/wordml" xmlns:w16du="http://schemas.microsoft.com/office/word/2023/wordml/word16du" xmlns:w16sdtdh="http://schemas.microsoft.com/office/word/2020/wordml/sdtdatahash" xmlns:w16sdtfl="http://schemas.microsoft.com/office/word/2024/wordml/sdtformatlock" xmlns:w16se="http://schemas.microsoft.com/office/word/2015/wordml/symex" xmlns:wpg="http://schemas.microsoft.com/office/word/2010/wordprocessingGroup" xmlns:wpi="http://schemas.microsoft.com/office/word/2010/wordprocessingInk" xmlns:wne="http://schemas.microsoft.com/office/word/2006/wordml" xmlns:wps="http://schemas.microsoft.com/office/word/2010/wordprocessingShape" mc:Ignorable="w14 w15 w16se w16cid w16 w16cex w16sdtdh w16sdtfl w16du wp14">
+<w:hdr xmlns:wpc="http://schemas.microsoft.com/office/word/2010/wordprocessingCanvas" xmlns:cx="http://schemas.microsoft.com/office/drawing/2014/chartex" xmlns:cx1="http://schemas.microsoft.com/office/drawing/2015/9/8/chartex" xmlns:cx2="http://schemas.microsoft.com/office/drawing/2015/10/21/chartex" xmlns:cx3="http://schemas.microsoft.com/office/drawing/2016/5/9/chartex" xmlns:cx4="http://schemas.microsoft.com/office/drawing/2016/5/10/chartex" xmlns:cx5="http://schemas.microsoft.com/office/drawing/2016/5/11/chartex" xmlns:cx6="http://schemas.microsoft.com/office/drawing/2016/5/12/chartex" xmlns:cx7="http://schemas.microsoft.com/office/drawing/2016/5/13/chartex" xmlns:cx8="http://schemas.microsoft.com/office/drawing/2016/5/14/chartex" xmlns:mc="http://schemas.openxmlformats.org/markup-compatibility/2006" xmlns:aink="http://schemas.microsoft.com/office/drawing/2016/ink" xmlns:am3d="http://schemas.microsoft.com/office/drawing/2017/model3d" xmlns:o="urn:schemas-microsoft-com:office:office" xmlns:r="http://schemas.openxmlformats.org/officeDocument/2006/relationships" xmlns:m="http://schemas.openxmlformats.org/officeDocument/2006/math" xmlns:v="urn:schemas-microsoft-com:vml" xmlns:wp14="http://schemas.microsoft.com/office/word/2010/wordprocessingDrawing" xmlns:wp="http://schemas.openxmlformats.org/drawingml/2006/wordprocessingDrawing" xmlns:w10="urn:schemas-microsoft-com:office:word" xmlns:w="http://schemas.openxmlformats.org/wordprocessingml/2006/main" xmlns:w14="http://schemas.microsoft.com/office/word/2010/wordml" xmlns:w15="http://schemas.microsoft.com/office/word/2012/wordml" xmlns:w16cex="http://schemas.microsoft.com/office/word/2018/wordml/cex" xmlns:w16cid="http://schemas.microsoft.com/office/word/2016/wordml/cid" xmlns:w16="http://schemas.microsoft.com/office/word/2018/wordml" xmlns:w16sdtdh="http://schemas.microsoft.com/office/word/2020/wordml/sdtdatahash" xmlns:w16se="http://schemas.microsoft.com/office/word/2015/wordml/symex" xmlns:wpg="http://schemas.microsoft.com/office/word/2010/wordprocessingGroup" xmlns:wpi="http://schemas.microsoft.com/office/word/2010/wordprocessingInk" xmlns:wne="http://schemas.microsoft.com/office/word/2006/wordml" xmlns:wps="http://schemas.microsoft.com/office/word/2010/wordprocessingShape" mc:Ignorable="w14 w15 w16se w16cid w16 w16cex w16sdtdh wp14">
   <w:p>
     <w:pPr>
       <w:pBdr>
@@ -12129,7 +11198,7 @@
 </file>
 
 <file path=word/styles.xml><?xml version="1.0" encoding="utf-8"?>
-<w:styles xmlns:mc="http://schemas.openxmlformats.org/markup-compatibility/2006" xmlns:r="http://schemas.openxmlformats.org/officeDocument/2006/relationships" xmlns:w="http://schemas.openxmlformats.org/wordprocessingml/2006/main" xmlns:w14="http://schemas.microsoft.com/office/word/2010/wordml" xmlns:w15="http://schemas.microsoft.com/office/word/2012/wordml" xmlns:w16cex="http://schemas.microsoft.com/office/word/2018/wordml/cex" xmlns:w16cid="http://schemas.microsoft.com/office/word/2016/wordml/cid" xmlns:w16="http://schemas.microsoft.com/office/word/2018/wordml" xmlns:w16du="http://schemas.microsoft.com/office/word/2023/wordml/word16du" xmlns:w16sdtdh="http://schemas.microsoft.com/office/word/2020/wordml/sdtdatahash" xmlns:w16sdtfl="http://schemas.microsoft.com/office/word/2024/wordml/sdtformatlock" xmlns:w16se="http://schemas.microsoft.com/office/word/2015/wordml/symex" mc:Ignorable="w14 w15 w16se w16cid w16 w16cex w16sdtdh w16sdtfl w16du">
+<w:styles xmlns:mc="http://schemas.openxmlformats.org/markup-compatibility/2006" xmlns:r="http://schemas.openxmlformats.org/officeDocument/2006/relationships" xmlns:w="http://schemas.openxmlformats.org/wordprocessingml/2006/main" xmlns:w14="http://schemas.microsoft.com/office/word/2010/wordml" xmlns:w15="http://schemas.microsoft.com/office/word/2012/wordml" xmlns:w16cex="http://schemas.microsoft.com/office/word/2018/wordml/cex" xmlns:w16cid="http://schemas.microsoft.com/office/word/2016/wordml/cid" xmlns:w16="http://schemas.microsoft.com/office/word/2018/wordml" xmlns:w16sdtdh="http://schemas.microsoft.com/office/word/2020/wordml/sdtdatahash" xmlns:w16se="http://schemas.microsoft.com/office/word/2015/wordml/symex" mc:Ignorable="w14 w15 w16se w16cid w16 w16cex w16sdtdh">
   <w:docDefaults>
     <w:rPrDefault>
       <w:rPr>
@@ -12527,7 +11596,7 @@
     <w:name w:val="Normal"/>
     <w:qFormat/>
   </w:style>
-  <w:style w:type="paragraph" w:styleId="Heading1">
+  <w:style w:type="paragraph" w:styleId="Ttulo1">
     <w:name w:val="heading 1"/>
     <w:basedOn w:val="Normal"/>
     <w:next w:val="Normal"/>
@@ -12548,7 +11617,7 @@
       <w:szCs w:val="28"/>
     </w:rPr>
   </w:style>
-  <w:style w:type="paragraph" w:styleId="Heading2">
+  <w:style w:type="paragraph" w:styleId="Ttulo2">
     <w:name w:val="heading 2"/>
     <w:basedOn w:val="Normal"/>
     <w:next w:val="Normal"/>
@@ -12571,7 +11640,7 @@
       <w:szCs w:val="26"/>
     </w:rPr>
   </w:style>
-  <w:style w:type="paragraph" w:styleId="Heading3">
+  <w:style w:type="paragraph" w:styleId="Ttulo3">
     <w:name w:val="heading 3"/>
     <w:basedOn w:val="Normal"/>
     <w:next w:val="Normal"/>
@@ -12592,7 +11661,7 @@
       <w:color w:val="4F81BD"/>
     </w:rPr>
   </w:style>
-  <w:style w:type="paragraph" w:styleId="Heading4">
+  <w:style w:type="paragraph" w:styleId="Ttulo4">
     <w:name w:val="heading 4"/>
     <w:basedOn w:val="Normal"/>
     <w:next w:val="Normal"/>
@@ -12615,7 +11684,7 @@
       <w:color w:val="4F81BD"/>
     </w:rPr>
   </w:style>
-  <w:style w:type="paragraph" w:styleId="Heading5">
+  <w:style w:type="paragraph" w:styleId="Ttulo5">
     <w:name w:val="heading 5"/>
     <w:basedOn w:val="Normal"/>
     <w:next w:val="Normal"/>
@@ -12634,7 +11703,7 @@
       <w:color w:val="243F61"/>
     </w:rPr>
   </w:style>
-  <w:style w:type="paragraph" w:styleId="Heading6">
+  <w:style w:type="paragraph" w:styleId="Ttulo6">
     <w:name w:val="heading 6"/>
     <w:basedOn w:val="Normal"/>
     <w:next w:val="Normal"/>
@@ -12655,13 +11724,13 @@
       <w:color w:val="243F61"/>
     </w:rPr>
   </w:style>
-  <w:style w:type="character" w:default="1" w:styleId="DefaultParagraphFont">
+  <w:style w:type="character" w:default="1" w:styleId="Fuentedeprrafopredeter">
     <w:name w:val="Default Paragraph Font"/>
     <w:uiPriority w:val="1"/>
     <w:semiHidden/>
     <w:unhideWhenUsed/>
   </w:style>
-  <w:style w:type="table" w:default="1" w:styleId="TableNormal">
+  <w:style w:type="table" w:default="1" w:styleId="Tablanormal">
     <w:name w:val="Normal Table"/>
     <w:uiPriority w:val="99"/>
     <w:semiHidden/>
@@ -12676,13 +11745,13 @@
       </w:tblCellMar>
     </w:tblPr>
   </w:style>
-  <w:style w:type="numbering" w:default="1" w:styleId="NoList">
+  <w:style w:type="numbering" w:default="1" w:styleId="Sinlista">
     <w:name w:val="No List"/>
     <w:uiPriority w:val="99"/>
     <w:semiHidden/>
     <w:unhideWhenUsed/>
   </w:style>
-  <w:style w:type="table" w:customStyle="1" w:styleId="TableNormal0">
+  <w:style w:type="table" w:customStyle="1" w:styleId="TableNormal">
     <w:name w:val="TableNormal"/>
     <w:tblPr>
       <w:tblCellMar>
@@ -12693,7 +11762,7 @@
       </w:tblCellMar>
     </w:tblPr>
   </w:style>
-  <w:style w:type="paragraph" w:styleId="Title">
+  <w:style w:type="paragraph" w:styleId="Ttulo">
     <w:name w:val="Title"/>
     <w:basedOn w:val="Normal"/>
     <w:next w:val="Normal"/>
@@ -12712,7 +11781,7 @@
       <w:szCs w:val="52"/>
     </w:rPr>
   </w:style>
-  <w:style w:type="table" w:customStyle="1" w:styleId="TableNormal1">
+  <w:style w:type="table" w:customStyle="1" w:styleId="TableNormal0">
     <w:name w:val="TableNormal"/>
     <w:tblPr>
       <w:tblCellMar>
@@ -12724,7 +11793,7 @@
     </w:tblPr>
   </w:style>
   <w:style w:type="table" w:customStyle="1" w:styleId="a">
-    <w:basedOn w:val="TableNormal1"/>
+    <w:basedOn w:val="TableNormal0"/>
     <w:tblPr>
       <w:tblStyleRowBandSize w:val="1"/>
       <w:tblStyleColBandSize w:val="1"/>
@@ -12737,7 +11806,7 @@
     </w:tblPr>
   </w:style>
   <w:style w:type="table" w:customStyle="1" w:styleId="a0">
-    <w:basedOn w:val="TableNormal1"/>
+    <w:basedOn w:val="TableNormal0"/>
     <w:pPr>
       <w:spacing w:after="0" w:line="240" w:lineRule="auto"/>
     </w:pPr>
@@ -12753,7 +11822,7 @@
     </w:tblPr>
   </w:style>
   <w:style w:type="table" w:customStyle="1" w:styleId="a1">
-    <w:basedOn w:val="TableNormal1"/>
+    <w:basedOn w:val="TableNormal0"/>
     <w:tblPr>
       <w:tblStyleRowBandSize w:val="1"/>
       <w:tblStyleColBandSize w:val="1"/>
@@ -12766,7 +11835,7 @@
     </w:tblPr>
   </w:style>
   <w:style w:type="table" w:customStyle="1" w:styleId="a2">
-    <w:basedOn w:val="TableNormal1"/>
+    <w:basedOn w:val="TableNormal0"/>
     <w:tblPr>
       <w:tblStyleRowBandSize w:val="1"/>
       <w:tblStyleColBandSize w:val="1"/>
@@ -12779,7 +11848,7 @@
     </w:tblPr>
   </w:style>
   <w:style w:type="table" w:customStyle="1" w:styleId="a3">
-    <w:basedOn w:val="TableNormal1"/>
+    <w:basedOn w:val="TableNormal0"/>
     <w:tblPr>
       <w:tblStyleRowBandSize w:val="1"/>
       <w:tblStyleColBandSize w:val="1"/>
@@ -12792,7 +11861,7 @@
     </w:tblPr>
   </w:style>
   <w:style w:type="table" w:customStyle="1" w:styleId="a4">
-    <w:basedOn w:val="TableNormal1"/>
+    <w:basedOn w:val="TableNormal0"/>
     <w:tblPr>
       <w:tblStyleRowBandSize w:val="1"/>
       <w:tblStyleColBandSize w:val="1"/>
@@ -12805,7 +11874,7 @@
     </w:tblPr>
   </w:style>
   <w:style w:type="table" w:customStyle="1" w:styleId="a5">
-    <w:basedOn w:val="TableNormal1"/>
+    <w:basedOn w:val="TableNormal0"/>
     <w:tblPr>
       <w:tblStyleRowBandSize w:val="1"/>
       <w:tblStyleColBandSize w:val="1"/>
@@ -12818,7 +11887,7 @@
     </w:tblPr>
   </w:style>
   <w:style w:type="table" w:customStyle="1" w:styleId="a6">
-    <w:basedOn w:val="TableNormal1"/>
+    <w:basedOn w:val="TableNormal0"/>
     <w:tblPr>
       <w:tblStyleRowBandSize w:val="1"/>
       <w:tblStyleColBandSize w:val="1"/>
@@ -12831,7 +11900,7 @@
     </w:tblPr>
   </w:style>
   <w:style w:type="table" w:customStyle="1" w:styleId="a7">
-    <w:basedOn w:val="TableNormal1"/>
+    <w:basedOn w:val="TableNormal0"/>
     <w:tblPr>
       <w:tblStyleRowBandSize w:val="1"/>
       <w:tblStyleColBandSize w:val="1"/>
@@ -12844,7 +11913,7 @@
     </w:tblPr>
   </w:style>
   <w:style w:type="table" w:customStyle="1" w:styleId="a8">
-    <w:basedOn w:val="TableNormal1"/>
+    <w:basedOn w:val="TableNormal0"/>
     <w:tblPr>
       <w:tblStyleRowBandSize w:val="1"/>
       <w:tblStyleColBandSize w:val="1"/>
@@ -12857,7 +11926,7 @@
     </w:tblPr>
   </w:style>
   <w:style w:type="table" w:customStyle="1" w:styleId="a9">
-    <w:basedOn w:val="TableNormal1"/>
+    <w:basedOn w:val="TableNormal0"/>
     <w:tblPr>
       <w:tblStyleRowBandSize w:val="1"/>
       <w:tblStyleColBandSize w:val="1"/>
@@ -12870,7 +11939,7 @@
     </w:tblPr>
   </w:style>
   <w:style w:type="table" w:customStyle="1" w:styleId="aa">
-    <w:basedOn w:val="TableNormal1"/>
+    <w:basedOn w:val="TableNormal0"/>
     <w:tblPr>
       <w:tblStyleRowBandSize w:val="1"/>
       <w:tblStyleColBandSize w:val="1"/>
@@ -12883,7 +11952,7 @@
     </w:tblPr>
   </w:style>
   <w:style w:type="table" w:customStyle="1" w:styleId="ab">
-    <w:basedOn w:val="TableNormal1"/>
+    <w:basedOn w:val="TableNormal0"/>
     <w:tblPr>
       <w:tblStyleRowBandSize w:val="1"/>
       <w:tblStyleColBandSize w:val="1"/>
@@ -12896,7 +11965,7 @@
     </w:tblPr>
   </w:style>
   <w:style w:type="table" w:customStyle="1" w:styleId="ac">
-    <w:basedOn w:val="TableNormal1"/>
+    <w:basedOn w:val="TableNormal0"/>
     <w:tblPr>
       <w:tblStyleRowBandSize w:val="1"/>
       <w:tblStyleColBandSize w:val="1"/>
@@ -12909,7 +11978,7 @@
     </w:tblPr>
   </w:style>
   <w:style w:type="table" w:customStyle="1" w:styleId="ad">
-    <w:basedOn w:val="TableNormal1"/>
+    <w:basedOn w:val="TableNormal0"/>
     <w:tblPr>
       <w:tblStyleRowBandSize w:val="1"/>
       <w:tblStyleColBandSize w:val="1"/>
@@ -12922,7 +11991,7 @@
     </w:tblPr>
   </w:style>
   <w:style w:type="table" w:customStyle="1" w:styleId="ae">
-    <w:basedOn w:val="TableNormal1"/>
+    <w:basedOn w:val="TableNormal0"/>
     <w:tblPr>
       <w:tblStyleRowBandSize w:val="1"/>
       <w:tblStyleColBandSize w:val="1"/>
@@ -12935,7 +12004,7 @@
     </w:tblPr>
   </w:style>
   <w:style w:type="table" w:customStyle="1" w:styleId="af">
-    <w:basedOn w:val="TableNormal1"/>
+    <w:basedOn w:val="TableNormal0"/>
     <w:tblPr>
       <w:tblStyleRowBandSize w:val="1"/>
       <w:tblStyleColBandSize w:val="1"/>
@@ -12948,7 +12017,7 @@
     </w:tblPr>
   </w:style>
   <w:style w:type="table" w:customStyle="1" w:styleId="af0">
-    <w:basedOn w:val="TableNormal1"/>
+    <w:basedOn w:val="TableNormal0"/>
     <w:tblPr>
       <w:tblStyleRowBandSize w:val="1"/>
       <w:tblStyleColBandSize w:val="1"/>
@@ -12961,7 +12030,7 @@
     </w:tblPr>
   </w:style>
   <w:style w:type="table" w:customStyle="1" w:styleId="af1">
-    <w:basedOn w:val="TableNormal1"/>
+    <w:basedOn w:val="TableNormal0"/>
     <w:tblPr>
       <w:tblStyleRowBandSize w:val="1"/>
       <w:tblStyleColBandSize w:val="1"/>
@@ -12974,7 +12043,7 @@
     </w:tblPr>
   </w:style>
   <w:style w:type="table" w:customStyle="1" w:styleId="af2">
-    <w:basedOn w:val="TableNormal1"/>
+    <w:basedOn w:val="TableNormal0"/>
     <w:tblPr>
       <w:tblStyleRowBandSize w:val="1"/>
       <w:tblStyleColBandSize w:val="1"/>
@@ -12987,7 +12056,7 @@
     </w:tblPr>
   </w:style>
   <w:style w:type="table" w:customStyle="1" w:styleId="af3">
-    <w:basedOn w:val="TableNormal1"/>
+    <w:basedOn w:val="TableNormal0"/>
     <w:tblPr>
       <w:tblStyleRowBandSize w:val="1"/>
       <w:tblStyleColBandSize w:val="1"/>
@@ -13000,7 +12069,7 @@
     </w:tblPr>
   </w:style>
   <w:style w:type="table" w:customStyle="1" w:styleId="af4">
-    <w:basedOn w:val="TableNormal1"/>
+    <w:basedOn w:val="TableNormal0"/>
     <w:tblPr>
       <w:tblStyleRowBandSize w:val="1"/>
       <w:tblStyleColBandSize w:val="1"/>
@@ -13013,7 +12082,7 @@
     </w:tblPr>
   </w:style>
   <w:style w:type="table" w:customStyle="1" w:styleId="af5">
-    <w:basedOn w:val="TableNormal1"/>
+    <w:basedOn w:val="TableNormal0"/>
     <w:tblPr>
       <w:tblStyleRowBandSize w:val="1"/>
       <w:tblStyleColBandSize w:val="1"/>
@@ -13026,7 +12095,7 @@
     </w:tblPr>
   </w:style>
   <w:style w:type="table" w:customStyle="1" w:styleId="af6">
-    <w:basedOn w:val="TableNormal1"/>
+    <w:basedOn w:val="TableNormal0"/>
     <w:tblPr>
       <w:tblStyleRowBandSize w:val="1"/>
       <w:tblStyleColBandSize w:val="1"/>
@@ -13039,7 +12108,7 @@
     </w:tblPr>
   </w:style>
   <w:style w:type="table" w:customStyle="1" w:styleId="af7">
-    <w:basedOn w:val="TableNormal1"/>
+    <w:basedOn w:val="TableNormal0"/>
     <w:tblPr>
       <w:tblStyleRowBandSize w:val="1"/>
       <w:tblStyleColBandSize w:val="1"/>
@@ -13052,7 +12121,7 @@
     </w:tblPr>
   </w:style>
   <w:style w:type="table" w:customStyle="1" w:styleId="af8">
-    <w:basedOn w:val="TableNormal1"/>
+    <w:basedOn w:val="TableNormal0"/>
     <w:tblPr>
       <w:tblStyleRowBandSize w:val="1"/>
       <w:tblStyleColBandSize w:val="1"/>
@@ -13065,7 +12134,7 @@
     </w:tblPr>
   </w:style>
   <w:style w:type="table" w:customStyle="1" w:styleId="af9">
-    <w:basedOn w:val="TableNormal1"/>
+    <w:basedOn w:val="TableNormal0"/>
     <w:tblPr>
       <w:tblStyleRowBandSize w:val="1"/>
       <w:tblStyleColBandSize w:val="1"/>
@@ -13078,7 +12147,7 @@
     </w:tblPr>
   </w:style>
   <w:style w:type="table" w:customStyle="1" w:styleId="afa">
-    <w:basedOn w:val="TableNormal1"/>
+    <w:basedOn w:val="TableNormal0"/>
     <w:tblPr>
       <w:tblStyleRowBandSize w:val="1"/>
       <w:tblStyleColBandSize w:val="1"/>
@@ -13091,7 +12160,7 @@
     </w:tblPr>
   </w:style>
   <w:style w:type="table" w:customStyle="1" w:styleId="afb">
-    <w:basedOn w:val="TableNormal1"/>
+    <w:basedOn w:val="TableNormal0"/>
     <w:tblPr>
       <w:tblStyleRowBandSize w:val="1"/>
       <w:tblStyleColBandSize w:val="1"/>
@@ -13104,7 +12173,7 @@
     </w:tblPr>
   </w:style>
   <w:style w:type="table" w:customStyle="1" w:styleId="afc">
-    <w:basedOn w:val="TableNormal1"/>
+    <w:basedOn w:val="TableNormal0"/>
     <w:tblPr>
       <w:tblStyleRowBandSize w:val="1"/>
       <w:tblStyleColBandSize w:val="1"/>
@@ -13117,7 +12186,7 @@
     </w:tblPr>
   </w:style>
   <w:style w:type="table" w:customStyle="1" w:styleId="afd">
-    <w:basedOn w:val="TableNormal1"/>
+    <w:basedOn w:val="TableNormal0"/>
     <w:tblPr>
       <w:tblStyleRowBandSize w:val="1"/>
       <w:tblStyleColBandSize w:val="1"/>
@@ -13130,7 +12199,7 @@
     </w:tblPr>
   </w:style>
   <w:style w:type="table" w:customStyle="1" w:styleId="afe">
-    <w:basedOn w:val="TableNormal1"/>
+    <w:basedOn w:val="TableNormal0"/>
     <w:tblPr>
       <w:tblStyleRowBandSize w:val="1"/>
       <w:tblStyleColBandSize w:val="1"/>
@@ -13143,7 +12212,7 @@
     </w:tblPr>
   </w:style>
   <w:style w:type="table" w:customStyle="1" w:styleId="aff">
-    <w:basedOn w:val="TableNormal1"/>
+    <w:basedOn w:val="TableNormal0"/>
     <w:tblPr>
       <w:tblStyleRowBandSize w:val="1"/>
       <w:tblStyleColBandSize w:val="1"/>
@@ -13156,7 +12225,7 @@
     </w:tblPr>
   </w:style>
   <w:style w:type="table" w:customStyle="1" w:styleId="aff0">
-    <w:basedOn w:val="TableNormal1"/>
+    <w:basedOn w:val="TableNormal0"/>
     <w:tblPr>
       <w:tblStyleRowBandSize w:val="1"/>
       <w:tblStyleColBandSize w:val="1"/>
@@ -13168,9 +12237,9 @@
       </w:tblCellMar>
     </w:tblPr>
   </w:style>
-  <w:style w:type="character" w:styleId="Hyperlink">
+  <w:style w:type="character" w:styleId="Hipervnculo">
     <w:name w:val="Hyperlink"/>
-    <w:basedOn w:val="DefaultParagraphFont"/>
+    <w:basedOn w:val="Fuentedeprrafopredeter"/>
     <w:uiPriority w:val="99"/>
     <w:unhideWhenUsed/>
     <w:rsid w:val="00EF6AF0"/>
@@ -13179,9 +12248,9 @@
       <w:u w:val="single"/>
     </w:rPr>
   </w:style>
-  <w:style w:type="character" w:styleId="UnresolvedMention">
+  <w:style w:type="character" w:styleId="Mencinsinresolver">
     <w:name w:val="Unresolved Mention"/>
-    <w:basedOn w:val="DefaultParagraphFont"/>
+    <w:basedOn w:val="Fuentedeprrafopredeter"/>
     <w:uiPriority w:val="99"/>
     <w:semiHidden/>
     <w:unhideWhenUsed/>
@@ -13191,7 +12260,7 @@
       <w:shd w:val="clear" w:color="auto" w:fill="E1DFDD"/>
     </w:rPr>
   </w:style>
-  <w:style w:type="paragraph" w:styleId="Subtitle">
+  <w:style w:type="paragraph" w:styleId="Subttulo">
     <w:name w:val="Subtitle"/>
     <w:basedOn w:val="Normal"/>
     <w:next w:val="Normal"/>
@@ -13207,7 +12276,7 @@
     </w:rPr>
   </w:style>
   <w:style w:type="table" w:customStyle="1" w:styleId="aff1">
-    <w:basedOn w:val="TableNormal1"/>
+    <w:basedOn w:val="TableNormal0"/>
     <w:tblPr>
       <w:tblStyleRowBandSize w:val="1"/>
       <w:tblStyleColBandSize w:val="1"/>
@@ -13220,7 +12289,7 @@
     </w:tblPr>
   </w:style>
   <w:style w:type="table" w:customStyle="1" w:styleId="aff2">
-    <w:basedOn w:val="TableNormal1"/>
+    <w:basedOn w:val="TableNormal0"/>
     <w:pPr>
       <w:spacing w:after="0" w:line="240" w:lineRule="auto"/>
     </w:pPr>
@@ -13236,7 +12305,7 @@
     </w:tblPr>
   </w:style>
   <w:style w:type="table" w:customStyle="1" w:styleId="aff3">
-    <w:basedOn w:val="TableNormal1"/>
+    <w:basedOn w:val="TableNormal0"/>
     <w:tblPr>
       <w:tblStyleRowBandSize w:val="1"/>
       <w:tblStyleColBandSize w:val="1"/>
@@ -13249,7 +12318,7 @@
     </w:tblPr>
   </w:style>
   <w:style w:type="table" w:customStyle="1" w:styleId="aff4">
-    <w:basedOn w:val="TableNormal1"/>
+    <w:basedOn w:val="TableNormal0"/>
     <w:tblPr>
       <w:tblStyleRowBandSize w:val="1"/>
       <w:tblStyleColBandSize w:val="1"/>
@@ -13262,7 +12331,7 @@
     </w:tblPr>
   </w:style>
   <w:style w:type="table" w:customStyle="1" w:styleId="aff5">
-    <w:basedOn w:val="TableNormal1"/>
+    <w:basedOn w:val="TableNormal0"/>
     <w:tblPr>
       <w:tblStyleRowBandSize w:val="1"/>
       <w:tblStyleColBandSize w:val="1"/>
@@ -13275,7 +12344,7 @@
     </w:tblPr>
   </w:style>
   <w:style w:type="table" w:customStyle="1" w:styleId="aff6">
-    <w:basedOn w:val="TableNormal1"/>
+    <w:basedOn w:val="TableNormal0"/>
     <w:tblPr>
       <w:tblStyleRowBandSize w:val="1"/>
       <w:tblStyleColBandSize w:val="1"/>
@@ -13288,7 +12357,7 @@
     </w:tblPr>
   </w:style>
   <w:style w:type="table" w:customStyle="1" w:styleId="aff7">
-    <w:basedOn w:val="TableNormal1"/>
+    <w:basedOn w:val="TableNormal0"/>
     <w:tblPr>
       <w:tblStyleRowBandSize w:val="1"/>
       <w:tblStyleColBandSize w:val="1"/>
@@ -13301,7 +12370,7 @@
     </w:tblPr>
   </w:style>
   <w:style w:type="table" w:customStyle="1" w:styleId="aff8">
-    <w:basedOn w:val="TableNormal1"/>
+    <w:basedOn w:val="TableNormal0"/>
     <w:tblPr>
       <w:tblStyleRowBandSize w:val="1"/>
       <w:tblStyleColBandSize w:val="1"/>
@@ -13314,7 +12383,7 @@
     </w:tblPr>
   </w:style>
   <w:style w:type="table" w:customStyle="1" w:styleId="aff9">
-    <w:basedOn w:val="TableNormal1"/>
+    <w:basedOn w:val="TableNormal0"/>
     <w:tblPr>
       <w:tblStyleRowBandSize w:val="1"/>
       <w:tblStyleColBandSize w:val="1"/>
@@ -13327,7 +12396,7 @@
     </w:tblPr>
   </w:style>
   <w:style w:type="table" w:customStyle="1" w:styleId="affa">
-    <w:basedOn w:val="TableNormal1"/>
+    <w:basedOn w:val="TableNormal0"/>
     <w:tblPr>
       <w:tblStyleRowBandSize w:val="1"/>
       <w:tblStyleColBandSize w:val="1"/>
@@ -13340,7 +12409,7 @@
     </w:tblPr>
   </w:style>
   <w:style w:type="table" w:customStyle="1" w:styleId="affb">
-    <w:basedOn w:val="TableNormal1"/>
+    <w:basedOn w:val="TableNormal0"/>
     <w:tblPr>
       <w:tblStyleRowBandSize w:val="1"/>
       <w:tblStyleColBandSize w:val="1"/>
@@ -13353,7 +12422,7 @@
     </w:tblPr>
   </w:style>
   <w:style w:type="table" w:customStyle="1" w:styleId="affc">
-    <w:basedOn w:val="TableNormal1"/>
+    <w:basedOn w:val="TableNormal0"/>
     <w:tblPr>
       <w:tblStyleRowBandSize w:val="1"/>
       <w:tblStyleColBandSize w:val="1"/>
@@ -13366,7 +12435,7 @@
     </w:tblPr>
   </w:style>
   <w:style w:type="table" w:customStyle="1" w:styleId="affd">
-    <w:basedOn w:val="TableNormal1"/>
+    <w:basedOn w:val="TableNormal0"/>
     <w:tblPr>
       <w:tblStyleRowBandSize w:val="1"/>
       <w:tblStyleColBandSize w:val="1"/>
@@ -13379,7 +12448,7 @@
     </w:tblPr>
   </w:style>
   <w:style w:type="table" w:customStyle="1" w:styleId="affe">
-    <w:basedOn w:val="TableNormal1"/>
+    <w:basedOn w:val="TableNormal0"/>
     <w:tblPr>
       <w:tblStyleRowBandSize w:val="1"/>
       <w:tblStyleColBandSize w:val="1"/>
@@ -13392,7 +12461,7 @@
     </w:tblPr>
   </w:style>
   <w:style w:type="table" w:customStyle="1" w:styleId="afff">
-    <w:basedOn w:val="TableNormal1"/>
+    <w:basedOn w:val="TableNormal0"/>
     <w:tblPr>
       <w:tblStyleRowBandSize w:val="1"/>
       <w:tblStyleColBandSize w:val="1"/>
@@ -13405,7 +12474,7 @@
     </w:tblPr>
   </w:style>
   <w:style w:type="table" w:customStyle="1" w:styleId="afff0">
-    <w:basedOn w:val="TableNormal1"/>
+    <w:basedOn w:val="TableNormal0"/>
     <w:tblPr>
       <w:tblStyleRowBandSize w:val="1"/>
       <w:tblStyleColBandSize w:val="1"/>
@@ -13418,7 +12487,7 @@
     </w:tblPr>
   </w:style>
   <w:style w:type="table" w:customStyle="1" w:styleId="afff1">
-    <w:basedOn w:val="TableNormal1"/>
+    <w:basedOn w:val="TableNormal0"/>
     <w:tblPr>
       <w:tblStyleRowBandSize w:val="1"/>
       <w:tblStyleColBandSize w:val="1"/>
@@ -13431,7 +12500,7 @@
     </w:tblPr>
   </w:style>
   <w:style w:type="table" w:customStyle="1" w:styleId="afff2">
-    <w:basedOn w:val="TableNormal1"/>
+    <w:basedOn w:val="TableNormal0"/>
     <w:tblPr>
       <w:tblStyleRowBandSize w:val="1"/>
       <w:tblStyleColBandSize w:val="1"/>
@@ -13444,7 +12513,7 @@
     </w:tblPr>
   </w:style>
   <w:style w:type="table" w:customStyle="1" w:styleId="afff3">
-    <w:basedOn w:val="TableNormal1"/>
+    <w:basedOn w:val="TableNormal0"/>
     <w:tblPr>
       <w:tblStyleRowBandSize w:val="1"/>
       <w:tblStyleColBandSize w:val="1"/>
@@ -13457,7 +12526,7 @@
     </w:tblPr>
   </w:style>
   <w:style w:type="table" w:customStyle="1" w:styleId="afff4">
-    <w:basedOn w:val="TableNormal1"/>
+    <w:basedOn w:val="TableNormal0"/>
     <w:tblPr>
       <w:tblStyleRowBandSize w:val="1"/>
       <w:tblStyleColBandSize w:val="1"/>
@@ -13470,7 +12539,7 @@
     </w:tblPr>
   </w:style>
   <w:style w:type="table" w:customStyle="1" w:styleId="afff5">
-    <w:basedOn w:val="TableNormal1"/>
+    <w:basedOn w:val="TableNormal0"/>
     <w:tblPr>
       <w:tblStyleRowBandSize w:val="1"/>
       <w:tblStyleColBandSize w:val="1"/>
@@ -13483,7 +12552,7 @@
     </w:tblPr>
   </w:style>
   <w:style w:type="table" w:customStyle="1" w:styleId="afff6">
-    <w:basedOn w:val="TableNormal1"/>
+    <w:basedOn w:val="TableNormal0"/>
     <w:tblPr>
       <w:tblStyleRowBandSize w:val="1"/>
       <w:tblStyleColBandSize w:val="1"/>
@@ -13496,7 +12565,7 @@
     </w:tblPr>
   </w:style>
   <w:style w:type="table" w:customStyle="1" w:styleId="afff7">
-    <w:basedOn w:val="TableNormal1"/>
+    <w:basedOn w:val="TableNormal0"/>
     <w:tblPr>
       <w:tblStyleRowBandSize w:val="1"/>
       <w:tblStyleColBandSize w:val="1"/>
@@ -13509,7 +12578,7 @@
     </w:tblPr>
   </w:style>
   <w:style w:type="table" w:customStyle="1" w:styleId="afff8">
-    <w:basedOn w:val="TableNormal1"/>
+    <w:basedOn w:val="TableNormal0"/>
     <w:tblPr>
       <w:tblStyleRowBandSize w:val="1"/>
       <w:tblStyleColBandSize w:val="1"/>
@@ -13522,7 +12591,7 @@
     </w:tblPr>
   </w:style>
   <w:style w:type="table" w:customStyle="1" w:styleId="afff9">
-    <w:basedOn w:val="TableNormal1"/>
+    <w:basedOn w:val="TableNormal0"/>
     <w:tblPr>
       <w:tblStyleRowBandSize w:val="1"/>
       <w:tblStyleColBandSize w:val="1"/>
@@ -13535,7 +12604,7 @@
     </w:tblPr>
   </w:style>
   <w:style w:type="table" w:customStyle="1" w:styleId="afffa">
-    <w:basedOn w:val="TableNormal1"/>
+    <w:basedOn w:val="TableNormal0"/>
     <w:tblPr>
       <w:tblStyleRowBandSize w:val="1"/>
       <w:tblStyleColBandSize w:val="1"/>
@@ -13548,7 +12617,7 @@
     </w:tblPr>
   </w:style>
   <w:style w:type="table" w:customStyle="1" w:styleId="afffb">
-    <w:basedOn w:val="TableNormal1"/>
+    <w:basedOn w:val="TableNormal0"/>
     <w:tblPr>
       <w:tblStyleRowBandSize w:val="1"/>
       <w:tblStyleColBandSize w:val="1"/>
@@ -13561,7 +12630,7 @@
     </w:tblPr>
   </w:style>
   <w:style w:type="table" w:customStyle="1" w:styleId="afffc">
-    <w:basedOn w:val="TableNormal1"/>
+    <w:basedOn w:val="TableNormal0"/>
     <w:tblPr>
       <w:tblStyleRowBandSize w:val="1"/>
       <w:tblStyleColBandSize w:val="1"/>
@@ -13574,7 +12643,7 @@
     </w:tblPr>
   </w:style>
   <w:style w:type="table" w:customStyle="1" w:styleId="afffd">
-    <w:basedOn w:val="TableNormal1"/>
+    <w:basedOn w:val="TableNormal0"/>
     <w:tblPr>
       <w:tblStyleRowBandSize w:val="1"/>
       <w:tblStyleColBandSize w:val="1"/>
@@ -13587,7 +12656,7 @@
     </w:tblPr>
   </w:style>
   <w:style w:type="table" w:customStyle="1" w:styleId="afffe">
-    <w:basedOn w:val="TableNormal1"/>
+    <w:basedOn w:val="TableNormal0"/>
     <w:tblPr>
       <w:tblStyleRowBandSize w:val="1"/>
       <w:tblStyleColBandSize w:val="1"/>
@@ -13600,7 +12669,7 @@
     </w:tblPr>
   </w:style>
   <w:style w:type="table" w:customStyle="1" w:styleId="affff">
-    <w:basedOn w:val="TableNormal1"/>
+    <w:basedOn w:val="TableNormal0"/>
     <w:tblPr>
       <w:tblStyleRowBandSize w:val="1"/>
       <w:tblStyleColBandSize w:val="1"/>
@@ -13613,7 +12682,7 @@
     </w:tblPr>
   </w:style>
   <w:style w:type="table" w:customStyle="1" w:styleId="affff0">
-    <w:basedOn w:val="TableNormal1"/>
+    <w:basedOn w:val="TableNormal0"/>
     <w:tblPr>
       <w:tblStyleRowBandSize w:val="1"/>
       <w:tblStyleColBandSize w:val="1"/>
@@ -13626,7 +12695,7 @@
     </w:tblPr>
   </w:style>
   <w:style w:type="table" w:customStyle="1" w:styleId="affff1">
-    <w:basedOn w:val="TableNormal1"/>
+    <w:basedOn w:val="TableNormal0"/>
     <w:tblPr>
       <w:tblStyleRowBandSize w:val="1"/>
       <w:tblStyleColBandSize w:val="1"/>
@@ -13639,7 +12708,7 @@
     </w:tblPr>
   </w:style>
   <w:style w:type="table" w:customStyle="1" w:styleId="affff2">
-    <w:basedOn w:val="TableNormal1"/>
+    <w:basedOn w:val="TableNormal0"/>
     <w:tblPr>
       <w:tblStyleRowBandSize w:val="1"/>
       <w:tblStyleColBandSize w:val="1"/>

--- a/00_Gestion_Proyecto/Bitacoras/Bitacora_Semana5_SN6.docx
+++ b/00_Gestion_Proyecto/Bitacoras/Bitacora_Semana5_SN6.docx
@@ -1,6 +1,6 @@
 
 <file path=word/document.xml><?xml version="1.0" encoding="utf-8"?>
-<w:document xmlns:wpc="http://schemas.microsoft.com/office/word/2010/wordprocessingCanvas" xmlns:cx="http://schemas.microsoft.com/office/drawing/2014/chartex" xmlns:cx1="http://schemas.microsoft.com/office/drawing/2015/9/8/chartex" xmlns:cx2="http://schemas.microsoft.com/office/drawing/2015/10/21/chartex" xmlns:cx3="http://schemas.microsoft.com/office/drawing/2016/5/9/chartex" xmlns:cx4="http://schemas.microsoft.com/office/drawing/2016/5/10/chartex" xmlns:cx5="http://schemas.microsoft.com/office/drawing/2016/5/11/chartex" xmlns:cx6="http://schemas.microsoft.com/office/drawing/2016/5/12/chartex" xmlns:cx7="http://schemas.microsoft.com/office/drawing/2016/5/13/chartex" xmlns:cx8="http://schemas.microsoft.com/office/drawing/2016/5/14/chartex" xmlns:mc="http://schemas.openxmlformats.org/markup-compatibility/2006" xmlns:aink="http://schemas.microsoft.com/office/drawing/2016/ink" xmlns:am3d="http://schemas.microsoft.com/office/drawing/2017/model3d" xmlns:o="urn:schemas-microsoft-com:office:office" xmlns:r="http://schemas.openxmlformats.org/officeDocument/2006/relationships" xmlns:m="http://schemas.openxmlformats.org/officeDocument/2006/math" xmlns:v="urn:schemas-microsoft-com:vml" xmlns:wp14="http://schemas.microsoft.com/office/word/2010/wordprocessingDrawing" xmlns:wp="http://schemas.openxmlformats.org/drawingml/2006/wordprocessingDrawing" xmlns:w10="urn:schemas-microsoft-com:office:word" xmlns:w="http://schemas.openxmlformats.org/wordprocessingml/2006/main" xmlns:w14="http://schemas.microsoft.com/office/word/2010/wordml" xmlns:w15="http://schemas.microsoft.com/office/word/2012/wordml" xmlns:w16cex="http://schemas.microsoft.com/office/word/2018/wordml/cex" xmlns:w16cid="http://schemas.microsoft.com/office/word/2016/wordml/cid" xmlns:w16="http://schemas.microsoft.com/office/word/2018/wordml" xmlns:w16sdtdh="http://schemas.microsoft.com/office/word/2020/wordml/sdtdatahash" xmlns:w16se="http://schemas.microsoft.com/office/word/2015/wordml/symex" xmlns:wpg="http://schemas.microsoft.com/office/word/2010/wordprocessingGroup" xmlns:wpi="http://schemas.microsoft.com/office/word/2010/wordprocessingInk" xmlns:wne="http://schemas.microsoft.com/office/word/2006/wordml" xmlns:wps="http://schemas.microsoft.com/office/word/2010/wordprocessingShape" mc:Ignorable="w14 w15 w16se w16cid w16 w16cex w16sdtdh wp14">
+<w:document xmlns:wpc="http://schemas.microsoft.com/office/word/2010/wordprocessingCanvas" xmlns:cx="http://schemas.microsoft.com/office/drawing/2014/chartex" xmlns:cx1="http://schemas.microsoft.com/office/drawing/2015/9/8/chartex" xmlns:cx2="http://schemas.microsoft.com/office/drawing/2015/10/21/chartex" xmlns:cx3="http://schemas.microsoft.com/office/drawing/2016/5/9/chartex" xmlns:cx4="http://schemas.microsoft.com/office/drawing/2016/5/10/chartex" xmlns:cx5="http://schemas.microsoft.com/office/drawing/2016/5/11/chartex" xmlns:cx6="http://schemas.microsoft.com/office/drawing/2016/5/12/chartex" xmlns:cx7="http://schemas.microsoft.com/office/drawing/2016/5/13/chartex" xmlns:cx8="http://schemas.microsoft.com/office/drawing/2016/5/14/chartex" xmlns:mc="http://schemas.openxmlformats.org/markup-compatibility/2006" xmlns:aink="http://schemas.microsoft.com/office/drawing/2016/ink" xmlns:am3d="http://schemas.microsoft.com/office/drawing/2017/model3d" xmlns:o="urn:schemas-microsoft-com:office:office" xmlns:oel="http://schemas.microsoft.com/office/2019/extlst" xmlns:r="http://schemas.openxmlformats.org/officeDocument/2006/relationships" xmlns:m="http://schemas.openxmlformats.org/officeDocument/2006/math" xmlns:v="urn:schemas-microsoft-com:vml" xmlns:wp14="http://schemas.microsoft.com/office/word/2010/wordprocessingDrawing" xmlns:wp="http://schemas.openxmlformats.org/drawingml/2006/wordprocessingDrawing" xmlns:w10="urn:schemas-microsoft-com:office:word" xmlns:w="http://schemas.openxmlformats.org/wordprocessingml/2006/main" xmlns:w14="http://schemas.microsoft.com/office/word/2010/wordml" xmlns:w15="http://schemas.microsoft.com/office/word/2012/wordml" xmlns:w16cei="http://schemas.microsoft.com/office/word/2026/wordml/cei" xmlns:w16cex="http://schemas.microsoft.com/office/word/2018/wordml/cex" xmlns:w16cid="http://schemas.microsoft.com/office/word/2016/wordml/cid" xmlns:w16="http://schemas.microsoft.com/office/word/2018/wordml" xmlns:w16du="http://schemas.microsoft.com/office/word/2023/wordml/word16du" xmlns:w16sdtdh="http://schemas.microsoft.com/office/word/2020/wordml/sdtdatahash" xmlns:w16sdtfl="http://schemas.microsoft.com/office/word/2024/wordml/sdtformatlock" xmlns:w16se="http://schemas.microsoft.com/office/word/2015/wordml/symex" xmlns:wpg="http://schemas.microsoft.com/office/word/2010/wordprocessingGroup" xmlns:wpi="http://schemas.microsoft.com/office/word/2010/wordprocessingInk" xmlns:wne="http://schemas.microsoft.com/office/word/2006/wordml" xmlns:wps="http://schemas.microsoft.com/office/word/2010/wordprocessingShape" mc:Ignorable="w14 w15 w16se w16cid w16 w16cex w16sdtdh w16sdtfl w16du wp14">
   <w:body>
     <w:p>
       <w:pPr>
@@ -102,14 +102,7 @@
                 <w:sz w:val="20"/>
                 <w:szCs w:val="20"/>
               </w:rPr>
-              <w:t xml:space="preserve">Esta versión íntegra elementos de control grupal y trazabilidad individual para </w:t>
-            </w:r>
-            <w:r>
-              <w:rPr>
-                <w:sz w:val="20"/>
-                <w:szCs w:val="20"/>
-              </w:rPr>
-              <w:t>sustentar la evaluación del desempeño técnico, el cumplimiento, la participación y los aportes verificables de cada integrante del equipo.</w:t>
+              <w:t>Esta versión íntegra elementos de control grupal y trazabilidad individual para sustentar la evaluación del desempeño técnico, el cumplimiento, la participación y los aportes verificables de cada integrante del equipo.</w:t>
             </w:r>
           </w:p>
         </w:tc>
@@ -246,14 +239,7 @@
                 <w:sz w:val="18"/>
                 <w:szCs w:val="18"/>
               </w:rPr>
-              <w:t xml:space="preserve">IAM Avanzado y Zero Trust – Plataforma de </w:t>
-            </w:r>
-            <w:r>
-              <w:rPr>
-                <w:sz w:val="18"/>
-                <w:szCs w:val="18"/>
-              </w:rPr>
-              <w:t>Gestión de Identidades y Acceso Seguro en la Nube</w:t>
+              <w:t>IAM Avanzado y Zero Trust – Plataforma de Gestión de Identidades y Acceso Seguro en la Nube</w:t>
             </w:r>
           </w:p>
         </w:tc>
@@ -481,7 +467,21 @@
                 <w:sz w:val="18"/>
                 <w:szCs w:val="18"/>
               </w:rPr>
-              <w:t>Semana 5 – Fecha (inicio - fin): 03/08/2026 al 09/08/2026</w:t>
+              <w:t xml:space="preserve">Semana 5 – Fecha (inicio - fin): 03/08/2026 al </w:t>
+            </w:r>
+            <w:r>
+              <w:rPr>
+                <w:sz w:val="18"/>
+                <w:szCs w:val="18"/>
+              </w:rPr>
+              <w:t>16</w:t>
+            </w:r>
+            <w:r>
+              <w:rPr>
+                <w:sz w:val="18"/>
+                <w:szCs w:val="18"/>
+              </w:rPr>
+              <w:t>/08/2026</w:t>
             </w:r>
           </w:p>
         </w:tc>
@@ -542,14 +542,7 @@
                 <w:sz w:val="20"/>
                 <w:szCs w:val="20"/>
               </w:rPr>
-              <w:t>La bitácora debe completarse semanalmente. Las evidencias deben ser concretas, atribuibles y verificables: enlaces, commits, rutas de archivos, capturas, pruebas, documentos o configuraciones. No se recomienda registrar aportes genéricos sin evidencia técn</w:t>
-            </w:r>
-            <w:r>
-              <w:rPr>
-                <w:sz w:val="20"/>
-                <w:szCs w:val="20"/>
-              </w:rPr>
-              <w:t>ica.</w:t>
+              <w:t>La bitácora debe completarse semanalmente. Las evidencias deben ser concretas, atribuibles y verificables: enlaces, commits, rutas de archivos, capturas, pruebas, documentos o configuraciones. No se recomienda registrar aportes genéricos sin evidencia técnica.</w:t>
             </w:r>
           </w:p>
         </w:tc>
@@ -744,14 +737,7 @@
                 <w:sz w:val="18"/>
                 <w:szCs w:val="18"/>
               </w:rPr>
-              <w:t xml:space="preserve">Neldy Liliana Hernández Huezo, Luis Fernando Sánchez Barrera, Danny Medardo Moreno Martínez, Iván Alexander Palacios Hernández y Lissette América </w:t>
-            </w:r>
-            <w:r>
-              <w:rPr>
-                <w:sz w:val="18"/>
-                <w:szCs w:val="18"/>
-              </w:rPr>
-              <w:t>Zapata de Zapata</w:t>
+              <w:t>Neldy Liliana Hernández Huezo, Luis Fernando Sánchez Barrera, Danny Medardo Moreno Martínez, Iván Alexander Palacios Hernández y Lissette América Zapata de Zapata</w:t>
             </w:r>
           </w:p>
         </w:tc>
@@ -939,14 +925,7 @@
                 <w:sz w:val="18"/>
                 <w:szCs w:val="18"/>
               </w:rPr>
-              <w:t>Coordinar el cierre técnico; consolidar informe, bitácoras y evidencias; validar IAM, Backend y Dashbo</w:t>
-            </w:r>
-            <w:r>
-              <w:rPr>
-                <w:sz w:val="18"/>
-                <w:szCs w:val="18"/>
-              </w:rPr>
-              <w:t>ard; ejecutar pruebas finales; preparar documentación y elementos para la entrega.</w:t>
+              <w:t>Coordinar el cierre técnico; consolidar informe, bitácoras y evidencias; validar IAM, Backend y Dashboard; ejecutar pruebas finales; preparar documentación y elementos para la entrega.</w:t>
             </w:r>
           </w:p>
         </w:tc>
@@ -993,14 +972,7 @@
                 <w:sz w:val="18"/>
                 <w:szCs w:val="18"/>
               </w:rPr>
-              <w:t>Riesgos: información pendiente de consolidar, inconsistencias entre documentos/evidencias y posibles pendientes de validación. Estado: en proceso d</w:t>
-            </w:r>
-            <w:r>
-              <w:rPr>
-                <w:sz w:val="18"/>
-                <w:szCs w:val="18"/>
-              </w:rPr>
-              <w:t>e cierre y consolidación conforme al cronograma de Fase 4.</w:t>
+              <w:t>Riesgos: información pendiente de consolidar, inconsistencias entre documentos/evidencias y posibles pendientes de validación. Estado: en proceso de cierre y consolidación conforme al cronograma de Fase 4.</w:t>
             </w:r>
           </w:p>
         </w:tc>
@@ -1336,14 +1308,7 @@
                 <w:sz w:val="18"/>
                 <w:szCs w:val="18"/>
               </w:rPr>
-              <w:t>Neldy</w:t>
-            </w:r>
-            <w:r>
-              <w:rPr>
-                <w:sz w:val="18"/>
-                <w:szCs w:val="18"/>
-              </w:rPr>
-              <w:t xml:space="preserve"> Liliana Hernández Huezo</w:t>
+              <w:t>Neldy Liliana Hernández Huezo</w:t>
             </w:r>
           </w:p>
         </w:tc>
@@ -1411,14 +1376,7 @@
                 <w:sz w:val="18"/>
                 <w:szCs w:val="18"/>
               </w:rPr>
-              <w:t xml:space="preserve">Validar la configuración definitiva de IAM, autenticación y políticas Zero Trust; documentar usuarios, roles, </w:t>
-            </w:r>
-            <w:r>
-              <w:rPr>
-                <w:sz w:val="18"/>
-                <w:szCs w:val="18"/>
-              </w:rPr>
-              <w:t>permisos y controles; validar autenticación y autorización en la demostración final.</w:t>
+              <w:t>Validar la configuración definitiva de IAM, autenticación y políticas Zero Trust; documentar usuarios, roles, permisos y controles; validar autenticación y autorización en la demostración final.</w:t>
             </w:r>
           </w:p>
         </w:tc>
@@ -1507,14 +1465,7 @@
                 <w:sz w:val="18"/>
                 <w:szCs w:val="18"/>
               </w:rPr>
-              <w:t>Validar la integración final del Bac</w:t>
-            </w:r>
-            <w:r>
-              <w:rPr>
-                <w:sz w:val="18"/>
-                <w:szCs w:val="18"/>
-              </w:rPr>
-              <w:t>kend con IAM, auditoría y logs; documentar arquitectura, APIs, monitoreo y trazabilidad; publicar la versión final del Backend.</w:t>
+              <w:t>Validar la integración final del Backend con IAM, auditoría y logs; documentar arquitectura, APIs, monitoreo y trazabilidad; publicar la versión final del Backend.</w:t>
             </w:r>
           </w:p>
         </w:tc>
@@ -1582,14 +1533,7 @@
                 <w:sz w:val="18"/>
                 <w:szCs w:val="18"/>
               </w:rPr>
-              <w:t>Ajustes y validación d</w:t>
-            </w:r>
-            <w:r>
-              <w:rPr>
-                <w:sz w:val="18"/>
-                <w:szCs w:val="18"/>
-              </w:rPr>
-              <w:t>el Dashboard</w:t>
+              <w:t>Ajustes y validación del Dashboard</w:t>
             </w:r>
           </w:p>
         </w:tc>
@@ -1678,14 +1622,7 @@
                 <w:sz w:val="18"/>
                 <w:szCs w:val="18"/>
               </w:rPr>
-              <w:t xml:space="preserve">Pruebas </w:t>
-            </w:r>
-            <w:r>
-              <w:rPr>
-                <w:sz w:val="18"/>
-                <w:szCs w:val="18"/>
-              </w:rPr>
-              <w:t>y consolidación QA</w:t>
+              <w:t>Pruebas y consolidación QA</w:t>
             </w:r>
           </w:p>
         </w:tc>
@@ -1727,14 +1664,7 @@
                 <w:sz w:val="18"/>
                 <w:szCs w:val="18"/>
               </w:rPr>
-              <w:t xml:space="preserve">Lissette América Zapata de </w:t>
-            </w:r>
-            <w:r>
-              <w:rPr>
-                <w:sz w:val="18"/>
-                <w:szCs w:val="18"/>
-              </w:rPr>
-              <w:t>Zapata</w:t>
+              <w:t>Lissette América Zapata de Zapata</w:t>
             </w:r>
           </w:p>
         </w:tc>
@@ -1823,14 +1753,7 @@
                 <w:sz w:val="18"/>
                 <w:szCs w:val="18"/>
               </w:rPr>
-              <w:t xml:space="preserve">Equipo </w:t>
-            </w:r>
-            <w:r>
-              <w:rPr>
-                <w:sz w:val="18"/>
-                <w:szCs w:val="18"/>
-              </w:rPr>
-              <w:t>SN-6</w:t>
+              <w:t>Equipo SN-6</w:t>
             </w:r>
           </w:p>
         </w:tc>
@@ -2866,14 +2789,7 @@
                 <w:sz w:val="18"/>
                 <w:szCs w:val="18"/>
               </w:rPr>
-              <w:t xml:space="preserve">Validaciones </w:t>
-            </w:r>
-            <w:r>
-              <w:rPr>
-                <w:sz w:val="18"/>
-                <w:szCs w:val="18"/>
-              </w:rPr>
-              <w:t>finales pendientes</w:t>
+              <w:t>Validaciones finales pendientes</w:t>
             </w:r>
           </w:p>
         </w:tc>
@@ -3295,14 +3211,7 @@
                 <w:sz w:val="18"/>
                 <w:szCs w:val="18"/>
               </w:rPr>
-              <w:t>Neldy</w:t>
-            </w:r>
-            <w:r>
-              <w:rPr>
-                <w:sz w:val="18"/>
-                <w:szCs w:val="18"/>
-              </w:rPr>
-              <w:t xml:space="preserve"> Liliana Hernández Huezo</w:t>
+              <w:t>Neldy Liliana Hernández Huezo</w:t>
             </w:r>
           </w:p>
         </w:tc>
@@ -3637,7 +3546,23 @@
                 <w:sz w:val="18"/>
                 <w:szCs w:val="18"/>
               </w:rPr>
-              <w:t>Incidencias/pedientes documentales</w:t>
+              <w:t>Incidencias/</w:t>
+            </w:r>
+            <w:proofErr w:type="spellStart"/>
+            <w:r>
+              <w:rPr>
+                <w:sz w:val="18"/>
+                <w:szCs w:val="18"/>
+              </w:rPr>
+              <w:t>pedientes</w:t>
+            </w:r>
+            <w:proofErr w:type="spellEnd"/>
+            <w:r>
+              <w:rPr>
+                <w:sz w:val="18"/>
+                <w:szCs w:val="18"/>
+              </w:rPr>
+              <w:t xml:space="preserve"> documentales</w:t>
             </w:r>
           </w:p>
         </w:tc>
@@ -3924,14 +3849,7 @@
                 <w:sz w:val="18"/>
                 <w:szCs w:val="18"/>
               </w:rPr>
-              <w:t xml:space="preserve">Coordinación del cierre y seguimiento de </w:t>
-            </w:r>
-            <w:r>
-              <w:rPr>
-                <w:sz w:val="18"/>
-                <w:szCs w:val="18"/>
-              </w:rPr>
-              <w:t>actividades finales.</w:t>
+              <w:t>Coordinación del cierre y seguimiento de actividades finales.</w:t>
             </w:r>
           </w:p>
         </w:tc>
@@ -4093,14 +4011,7 @@
                 <w:sz w:val="18"/>
                 <w:szCs w:val="18"/>
               </w:rPr>
-              <w:t>Fron</w:t>
-            </w:r>
-            <w:r>
-              <w:rPr>
-                <w:sz w:val="18"/>
-                <w:szCs w:val="18"/>
-              </w:rPr>
-              <w:t>tend / QA / Documentación</w:t>
+              <w:t>Frontend / QA / Documentación</w:t>
             </w:r>
           </w:p>
         </w:tc>
@@ -4369,14 +4280,7 @@
                 <w:sz w:val="18"/>
                 <w:szCs w:val="18"/>
               </w:rPr>
-              <w:t xml:space="preserve">Revisión final del </w:t>
-            </w:r>
-            <w:r>
-              <w:rPr>
-                <w:sz w:val="18"/>
-                <w:szCs w:val="18"/>
-              </w:rPr>
-              <w:t>Informe Profesional Final</w:t>
+              <w:t>Revisión final del Informe Profesional Final</w:t>
             </w:r>
           </w:p>
         </w:tc>
@@ -4575,14 +4479,7 @@
                 <w:sz w:val="18"/>
                 <w:szCs w:val="18"/>
               </w:rPr>
-              <w:t>Neldy</w:t>
-            </w:r>
-            <w:r>
-              <w:rPr>
-                <w:sz w:val="18"/>
-                <w:szCs w:val="18"/>
-              </w:rPr>
-              <w:t xml:space="preserve"> Liliana Hernández Huezo / Lissette Zapata</w:t>
+              <w:t>Neldy Liliana Hernández Huezo / Lissette Zapata</w:t>
             </w:r>
           </w:p>
         </w:tc>
@@ -4802,14 +4699,7 @@
                 <w:sz w:val="18"/>
                 <w:szCs w:val="18"/>
               </w:rPr>
-              <w:t xml:space="preserve">Paquete final de </w:t>
-            </w:r>
-            <w:r>
-              <w:rPr>
-                <w:sz w:val="18"/>
-                <w:szCs w:val="18"/>
-              </w:rPr>
-              <w:t>entrega</w:t>
+              <w:t>Paquete final de entrega</w:t>
             </w:r>
           </w:p>
         </w:tc>
@@ -5229,14 +5119,7 @@
                 <w:sz w:val="18"/>
                 <w:szCs w:val="18"/>
               </w:rPr>
-              <w:t xml:space="preserve">Coordinación del cierre y </w:t>
-            </w:r>
-            <w:r>
-              <w:rPr>
-                <w:sz w:val="18"/>
-                <w:szCs w:val="18"/>
-              </w:rPr>
-              <w:t>consolidación del informe, bitácoras y evidencias.</w:t>
+              <w:t>Coordinación del cierre y consolidación del informe, bitácoras y evidencias.</w:t>
             </w:r>
           </w:p>
         </w:tc>
@@ -5367,14 +5250,7 @@
                 <w:sz w:val="18"/>
                 <w:szCs w:val="18"/>
               </w:rPr>
-              <w:t xml:space="preserve">Validación final de IAM, </w:t>
-            </w:r>
-            <w:r>
-              <w:rPr>
-                <w:sz w:val="18"/>
-                <w:szCs w:val="18"/>
-              </w:rPr>
-              <w:t>autenticación, autorización y controles Zero Trust; documentación de usuarios, roles y permisos.</w:t>
+              <w:t>Validación final de IAM, autenticación, autorización y controles Zero Trust; documentación de usuarios, roles y permisos.</w:t>
             </w:r>
           </w:p>
         </w:tc>
@@ -5505,14 +5381,7 @@
                 <w:sz w:val="18"/>
                 <w:szCs w:val="18"/>
               </w:rPr>
-              <w:t>Validación de in</w:t>
-            </w:r>
-            <w:r>
-              <w:rPr>
-                <w:sz w:val="18"/>
-                <w:szCs w:val="18"/>
-              </w:rPr>
-              <w:t>tegración Backend-IAM, auditoría y logs; documentación de arquitectura y publicación de versión final.</w:t>
+              <w:t>Validación de integración Backend-IAM, auditoría y logs; documentación de arquitectura y publicación de versión final.</w:t>
             </w:r>
           </w:p>
         </w:tc>
@@ -5550,11 +5419,15 @@
           </w:tcPr>
           <w:p>
             <w:r>
-              <w:rPr>
-                <w:color w:val="0000FF"/>
-                <w:u w:val="single"/>
-              </w:rPr>
-              <w:t>https://github.com/neldylilianahernandez23-collab/IAM-ZeroTrust-SN6/blob/main/02_Backend_Cloud/Evidencias/Fase%204%20-%20Documentaci%C3%B3n%20T%C3%A9cnica%20Arquitectura%20Backend%2C%20APIs%20y%20Observabilidad%20Zero%20Trust.docx</w:t>
+              <w:t xml:space="preserve">Documentación Técnica Arquitectura Backend, APIs y </w:t>
+            </w:r>
+            <w:proofErr w:type="spellStart"/>
+            <w:r>
+              <w:t>Observabilidad</w:t>
+            </w:r>
+            <w:proofErr w:type="spellEnd"/>
+            <w:r>
+              <w:t xml:space="preserve"> Zero Trust</w:t>
             </w:r>
           </w:p>
         </w:tc>
@@ -5575,14 +5448,7 @@
                 <w:sz w:val="18"/>
                 <w:szCs w:val="18"/>
               </w:rPr>
-              <w:t>Validación y documentació</w:t>
-            </w:r>
-            <w:r>
-              <w:rPr>
-                <w:sz w:val="18"/>
-                <w:szCs w:val="18"/>
-              </w:rPr>
-              <w:t>n final del Backend.</w:t>
+              <w:t>Validación y documentación final del Backend.</w:t>
             </w:r>
           </w:p>
         </w:tc>
@@ -5727,22 +5593,7 @@
                 <w:sz w:val="18"/>
                 <w:szCs w:val="18"/>
               </w:rPr>
-              <w:t>Dashboard</w:t>
-            </w:r>
-            <w:r>
-              <w:rPr>
-                <w:sz w:val="18"/>
-                <w:szCs w:val="18"/>
-              </w:rPr>
-              <w:t xml:space="preserve"> preparado para validación</w:t>
-            </w:r>
-            <w:r>
-              <w:rPr>
-                <w:sz w:val="18"/>
-                <w:szCs w:val="18"/>
-              </w:rPr>
-              <w:lastRenderedPageBreak/>
-              <w:t>/demostración.</w:t>
+              <w:t>Dashboard preparado para validación/demostración.</w:t>
             </w:r>
           </w:p>
         </w:tc>
@@ -5768,7 +5619,6 @@
                 <w:sz w:val="18"/>
                 <w:szCs w:val="18"/>
               </w:rPr>
-              <w:lastRenderedPageBreak/>
               <w:t>Lissette América Zapata de Zapata</w:t>
             </w:r>
           </w:p>
@@ -5853,14 +5703,7 @@
                 <w:sz w:val="18"/>
                 <w:szCs w:val="18"/>
               </w:rPr>
-              <w:t>Matriz de Pruebas Final; E</w:t>
-            </w:r>
-            <w:r>
-              <w:rPr>
-                <w:sz w:val="18"/>
-                <w:szCs w:val="18"/>
-              </w:rPr>
-              <w:t xml:space="preserve">videncias Finales; Informe revisado </w:t>
+              <w:t xml:space="preserve">Matriz de Pruebas Final; Evidencias Finales; Informe revisado </w:t>
             </w:r>
           </w:p>
         </w:tc>
@@ -5935,6 +5778,7 @@
                 <w:sz w:val="20"/>
                 <w:szCs w:val="20"/>
               </w:rPr>
+              <w:lastRenderedPageBreak/>
               <w:t xml:space="preserve">Uso obligatorio: </w:t>
             </w:r>
             <w:r>
@@ -5942,14 +5786,39 @@
                 <w:sz w:val="20"/>
                 <w:szCs w:val="20"/>
               </w:rPr>
-              <w:t>Cada fila debe corresponder a un aporte individual atribuible. Ejemplos válidos: commit</w:t>
-            </w:r>
+              <w:t xml:space="preserve">Cada fila debe corresponder a un aporte individual atribuible. Ejemplos válidos: </w:t>
+            </w:r>
+            <w:proofErr w:type="spellStart"/>
             <w:r>
               <w:rPr>
                 <w:sz w:val="20"/>
                 <w:szCs w:val="20"/>
               </w:rPr>
-              <w:t xml:space="preserve"> identificado, sección redactada en un documento, prueba ejecutada, configuración aplicada, endpoint implementado, consulta corregida, vista del dashboard ajustada o script de simulación mejorado.</w:t>
+              <w:t>commit</w:t>
+            </w:r>
+            <w:proofErr w:type="spellEnd"/>
+            <w:r>
+              <w:rPr>
+                <w:sz w:val="20"/>
+                <w:szCs w:val="20"/>
+              </w:rPr>
+              <w:t xml:space="preserve"> identificado, sección redactada en un documento, prueba ejecutada, configuración aplicada, </w:t>
+            </w:r>
+            <w:proofErr w:type="spellStart"/>
+            <w:r>
+              <w:rPr>
+                <w:sz w:val="20"/>
+                <w:szCs w:val="20"/>
+              </w:rPr>
+              <w:t>endpoint</w:t>
+            </w:r>
+            <w:proofErr w:type="spellEnd"/>
+            <w:r>
+              <w:rPr>
+                <w:sz w:val="20"/>
+                <w:szCs w:val="20"/>
+              </w:rPr>
+              <w:t xml:space="preserve"> implementado, consulta corregida, vista del dashboard ajustada o script de simulación mejorado.</w:t>
             </w:r>
           </w:p>
         </w:tc>
@@ -6290,14 +6159,7 @@
                 <w:sz w:val="18"/>
                 <w:szCs w:val="18"/>
               </w:rPr>
-              <w:t>Verificar entrega fi</w:t>
-            </w:r>
-            <w:r>
-              <w:rPr>
-                <w:sz w:val="18"/>
-                <w:szCs w:val="18"/>
-              </w:rPr>
-              <w:t>nal.</w:t>
+              <w:t>Verificar entrega final.</w:t>
             </w:r>
           </w:p>
         </w:tc>
@@ -6454,14 +6316,7 @@
                 <w:sz w:val="18"/>
                 <w:szCs w:val="18"/>
               </w:rPr>
-              <w:t xml:space="preserve">Validar y documentar Backend; </w:t>
-            </w:r>
-            <w:r>
-              <w:rPr>
-                <w:sz w:val="18"/>
-                <w:szCs w:val="18"/>
-              </w:rPr>
-              <w:t>publicar versión final</w:t>
+              <w:t>Validar y documentar Backend; publicar versión final</w:t>
             </w:r>
           </w:p>
         </w:tc>
@@ -6613,14 +6468,7 @@
                 <w:sz w:val="18"/>
                 <w:szCs w:val="18"/>
               </w:rPr>
-              <w:t>Actividades Frontend/</w:t>
-            </w:r>
-            <w:r>
-              <w:rPr>
-                <w:sz w:val="18"/>
-                <w:szCs w:val="18"/>
-              </w:rPr>
-              <w:t>Dashboard programadas.</w:t>
+              <w:t>Actividades Frontend/Dashboard programadas.</w:t>
             </w:r>
           </w:p>
         </w:tc>
@@ -6667,7 +6515,6 @@
                 <w:sz w:val="18"/>
                 <w:szCs w:val="18"/>
               </w:rPr>
-              <w:lastRenderedPageBreak/>
               <w:t>Lissette América Zapata de Zapata</w:t>
             </w:r>
           </w:p>
@@ -6806,17 +6653,7 @@
                 <w:sz w:val="22"/>
                 <w:szCs w:val="22"/>
               </w:rPr>
-              <w:t>10. Participación en docume</w:t>
-            </w:r>
-            <w:r>
-              <w:rPr>
-                <w:b/>
-                <w:bCs/>
-                <w:color w:val="FFFFFF"/>
-                <w:sz w:val="22"/>
-                <w:szCs w:val="22"/>
-              </w:rPr>
-              <w:t>ntos técnicos y entregables</w:t>
+              <w:t>10. Participación en documentos técnicos y entregables</w:t>
             </w:r>
           </w:p>
         </w:tc>
@@ -7103,7 +6940,15 @@
                 <w:sz w:val="18"/>
                 <w:szCs w:val="18"/>
               </w:rPr>
-              <w:t xml:space="preserve">Informe Profesional Final </w:t>
+              <w:t>00_Gestion_Proyecto/Entregables/Fase4/Informe_Fina</w:t>
+            </w:r>
+            <w:r>
+              <w:rPr>
+                <w:sz w:val="18"/>
+                <w:szCs w:val="18"/>
+              </w:rPr>
+              <w:lastRenderedPageBreak/>
+              <w:t>l_Estancia_Profesional_SN6.docx</w:t>
             </w:r>
           </w:p>
         </w:tc>
@@ -7129,6 +6974,7 @@
                 <w:sz w:val="18"/>
                 <w:szCs w:val="18"/>
               </w:rPr>
+              <w:lastRenderedPageBreak/>
               <w:t>Luis Fernando Sánchez Barrera</w:t>
             </w:r>
           </w:p>
@@ -7319,11 +7165,15 @@
           </w:tcPr>
           <w:p>
             <w:r>
-              <w:rPr>
-                <w:color w:val="0000FF"/>
-                <w:u w:val="single"/>
-              </w:rPr>
-              <w:t>https://github.com/neldylilianahernandez23-collab/IAM-ZeroTrust-SN6/blob/main/02_Backend_Cloud/Evidencias/Fase%204%20-%20Documentaci%C3%B3n%20T%C3%A9cnica%20Arquitectura%20Backend%2C%20APIs%20y%20Observabilidad%20Zero%20Trust.docx</w:t>
+              <w:t xml:space="preserve">02_Backend_Cloud/Evidencias/Fase 4 - Documentación Técnica Arquitectura Backend, APIs y </w:t>
+            </w:r>
+            <w:proofErr w:type="spellStart"/>
+            <w:r>
+              <w:t>Observabilidad</w:t>
+            </w:r>
+            <w:proofErr w:type="spellEnd"/>
+            <w:r>
+              <w:t xml:space="preserve"> Zero Trust.docx</w:t>
             </w:r>
           </w:p>
         </w:tc>
@@ -7349,7 +7199,6 @@
                 <w:sz w:val="18"/>
                 <w:szCs w:val="18"/>
               </w:rPr>
-              <w:lastRenderedPageBreak/>
               <w:t>Iván Alexander Palacios Hernández</w:t>
             </w:r>
           </w:p>
@@ -7429,14 +7278,17 @@
             <w:vAlign w:val="center"/>
           </w:tcPr>
           <w:p>
-            <w:hyperlink r:id="rId7" w:history="1">
-              <w:r>
-                <w:rPr>
-                  <w:rStyle w:val="Hipervnculo"/>
-                </w:rPr>
-                <w:t>https://github.com/neldylilianahernandez23-collab/IAM-ZeroTrust-SN6/blob/main/03_Frontend_Dashboard/Investigacion/Fase4_Dashboard_Final.docx</w:t>
-              </w:r>
-            </w:hyperlink>
+            <w:r>
+              <w:t>03_Frontend_Dashboard/</w:t>
+            </w:r>
+            <w:proofErr w:type="spellStart"/>
+            <w:r>
+              <w:t>Investigacion</w:t>
+            </w:r>
+            <w:proofErr w:type="spellEnd"/>
+            <w:r>
+              <w:t>/Fase4_Dashboard_Final.docx</w:t>
+            </w:r>
           </w:p>
         </w:tc>
       </w:tr>
@@ -7912,14 +7764,8 @@
                 <w:sz w:val="18"/>
                 <w:szCs w:val="18"/>
               </w:rPr>
-              <w:t xml:space="preserve">Luis Fernando Sánchez </w:t>
-            </w:r>
-            <w:r>
-              <w:rPr>
-                <w:sz w:val="18"/>
-                <w:szCs w:val="18"/>
-              </w:rPr>
-              <w:t>Barrera</w:t>
+              <w:lastRenderedPageBreak/>
+              <w:t>Luis Fernando Sánchez Barrera</w:t>
             </w:r>
           </w:p>
         </w:tc>
@@ -8277,7 +8123,6 @@
                 <w:sz w:val="22"/>
                 <w:szCs w:val="22"/>
               </w:rPr>
-              <w:lastRenderedPageBreak/>
               <w:t>12. Participación en demo o explicación técnica</w:t>
             </w:r>
           </w:p>
@@ -8508,7 +8353,11 @@
             </w:tcMar>
             <w:vAlign w:val="center"/>
           </w:tcPr>
-          <w:p/>
+          <w:p>
+            <w:r>
+              <w:t>100%</w:t>
+            </w:r>
+          </w:p>
         </w:tc>
       </w:tr>
       <w:tr>
@@ -8589,7 +8438,11 @@
             </w:tcMar>
             <w:vAlign w:val="center"/>
           </w:tcPr>
-          <w:p/>
+          <w:p>
+            <w:r>
+              <w:t>100%</w:t>
+            </w:r>
+          </w:p>
         </w:tc>
       </w:tr>
       <w:tr>
@@ -8670,7 +8523,11 @@
             </w:tcMar>
             <w:vAlign w:val="center"/>
           </w:tcPr>
-          <w:p/>
+          <w:p>
+            <w:r>
+              <w:t>100%</w:t>
+            </w:r>
+          </w:p>
         </w:tc>
       </w:tr>
       <w:tr>
@@ -8694,14 +8551,7 @@
                 <w:sz w:val="18"/>
                 <w:szCs w:val="18"/>
               </w:rPr>
-              <w:t xml:space="preserve">Iván </w:t>
-            </w:r>
-            <w:r>
-              <w:rPr>
-                <w:sz w:val="18"/>
-                <w:szCs w:val="18"/>
-              </w:rPr>
-              <w:t>Alexander Palacios Hernández</w:t>
+              <w:t>Iván Alexander Palacios Hernández</w:t>
             </w:r>
           </w:p>
         </w:tc>
@@ -8758,7 +8608,11 @@
             </w:tcMar>
             <w:vAlign w:val="center"/>
           </w:tcPr>
-          <w:p/>
+          <w:p>
+            <w:r>
+              <w:t>100%</w:t>
+            </w:r>
+          </w:p>
         </w:tc>
       </w:tr>
       <w:tr>
@@ -8839,14 +8693,14 @@
             </w:tcMar>
             <w:vAlign w:val="center"/>
           </w:tcPr>
-          <w:p/>
+          <w:p>
+            <w:r>
+              <w:t>100%</w:t>
+            </w:r>
+          </w:p>
         </w:tc>
       </w:tr>
     </w:tbl>
-    <w:p/>
-    <w:p/>
-    <w:p/>
-    <w:p/>
     <w:p/>
     <w:p/>
     <w:tbl>
@@ -8896,17 +8750,7 @@
                 <w:sz w:val="22"/>
                 <w:szCs w:val="22"/>
               </w:rPr>
-              <w:t xml:space="preserve">13. Reflexión </w:t>
-            </w:r>
-            <w:r>
-              <w:rPr>
-                <w:b/>
-                <w:bCs/>
-                <w:color w:val="FFFFFF"/>
-                <w:sz w:val="22"/>
-                <w:szCs w:val="22"/>
-              </w:rPr>
-              <w:t>individual por rol</w:t>
+              <w:t>13. Reflexión individual por rol</w:t>
             </w:r>
           </w:p>
         </w:tc>
@@ -8968,7 +8812,6 @@
                 <w:sz w:val="19"/>
                 <w:szCs w:val="19"/>
               </w:rPr>
-              <w:lastRenderedPageBreak/>
               <w:t>Integrante</w:t>
             </w:r>
           </w:p>
@@ -9203,14 +9046,7 @@
                 <w:sz w:val="18"/>
                 <w:szCs w:val="18"/>
               </w:rPr>
-              <w:t xml:space="preserve">El </w:t>
-            </w:r>
-            <w:r>
-              <w:rPr>
-                <w:sz w:val="18"/>
-                <w:szCs w:val="18"/>
-              </w:rPr>
-              <w:t>cronograma no especifica una dificultad técnica concreta.</w:t>
+              <w:t>El cronograma no especifica una dificultad técnica concreta.</w:t>
             </w:r>
           </w:p>
         </w:tc>
@@ -9344,14 +9180,7 @@
                 <w:sz w:val="18"/>
                 <w:szCs w:val="18"/>
               </w:rPr>
-              <w:t xml:space="preserve">El </w:t>
-            </w:r>
-            <w:r>
-              <w:rPr>
-                <w:sz w:val="18"/>
-                <w:szCs w:val="18"/>
-              </w:rPr>
-              <w:t>cronograma no especifica una dificultad técnica concreta.</w:t>
+              <w:t>El cronograma no especifica una dificultad técnica concreta.</w:t>
             </w:r>
           </w:p>
         </w:tc>
@@ -9464,14 +9293,7 @@
                 <w:sz w:val="18"/>
                 <w:szCs w:val="18"/>
               </w:rPr>
-              <w:t>Validó integración Backend-IAM, auditoría y logs; documentó arquitectura y p</w:t>
-            </w:r>
-            <w:r>
-              <w:rPr>
-                <w:sz w:val="18"/>
-                <w:szCs w:val="18"/>
-              </w:rPr>
-              <w:t>ublicó versión final.</w:t>
+              <w:t>Validó integración Backend-IAM, auditoría y logs; documentó arquitectura y publicó versión final.</w:t>
             </w:r>
           </w:p>
         </w:tc>
@@ -9718,14 +9540,7 @@
                 <w:sz w:val="18"/>
                 <w:szCs w:val="18"/>
               </w:rPr>
-              <w:t>QA / Analista de Seguridad / Documentación</w:t>
-            </w:r>
-            <w:r>
-              <w:rPr>
-                <w:sz w:val="18"/>
-                <w:szCs w:val="18"/>
-              </w:rPr>
-              <w:t xml:space="preserve"> Jr.</w:t>
+              <w:t>QA / Analista de Seguridad / Documentación Jr.</w:t>
             </w:r>
           </w:p>
         </w:tc>
@@ -9818,6 +9633,11 @@
         </w:tc>
       </w:tr>
     </w:tbl>
+    <w:p/>
+    <w:p/>
+    <w:p/>
+    <w:p/>
+    <w:p/>
     <w:p/>
     <w:tbl>
       <w:tblPr>
@@ -9866,6 +9686,7 @@
                 <w:sz w:val="22"/>
                 <w:szCs w:val="22"/>
               </w:rPr>
+              <w:lastRenderedPageBreak/>
               <w:t>14. Registro consolidado de evidencias</w:t>
             </w:r>
           </w:p>
@@ -10148,20 +9969,16 @@
             <w:vAlign w:val="center"/>
           </w:tcPr>
           <w:p>
-            <w:r>
-              <w:rPr>
-                <w:sz w:val="18"/>
-                <w:szCs w:val="18"/>
-              </w:rPr>
-              <w:t xml:space="preserve">Actas de seguimiento Fase 4 </w:t>
-            </w:r>
-            <w:r>
-              <w:rPr>
-                <w:color w:val="FF0000"/>
-                <w:sz w:val="18"/>
-                <w:szCs w:val="18"/>
-              </w:rPr>
-              <w:t>[ruta/enlace real]</w:t>
+            <w:hyperlink r:id="rId7" w:history="1">
+              <w:r>
+                <w:rPr>
+                  <w:rStyle w:val="Hipervnculo"/>
+                </w:rPr>
+                <w:t>https://github.com/neldylilianahernandez23-collab/IAM-ZeroTrust-SN6/blob/c079c924a1084a8d100dd95012607bbec3cf4589/00_Gestion_Proyecto/Actas_Reunion/Acta_Reunion_008_Fase4_SN6.docx</w:t>
+              </w:r>
+            </w:hyperlink>
+            <w:r>
+              <w:t xml:space="preserve"> </w:t>
             </w:r>
           </w:p>
         </w:tc>
@@ -10274,14 +10091,7 @@
                 <w:sz w:val="18"/>
                 <w:szCs w:val="18"/>
               </w:rPr>
-              <w:t>Neldy</w:t>
-            </w:r>
-            <w:r>
-              <w:rPr>
-                <w:sz w:val="18"/>
-                <w:szCs w:val="18"/>
-              </w:rPr>
-              <w:t xml:space="preserve"> Liliana Hernández Huezo</w:t>
+              <w:t>Neldy Liliana Hernández Huezo</w:t>
             </w:r>
           </w:p>
         </w:tc>
@@ -10311,26 +10121,7 @@
                   <w:szCs w:val="18"/>
                   <w:u w:val="single"/>
                 </w:rPr>
-                <w:t>https://github.com/neldylilianahernandez23</w:t>
-              </w:r>
-              <w:r>
-                <w:rPr>
-                  <w:color w:val="0000FF"/>
-                  <w:sz w:val="18"/>
-                  <w:szCs w:val="18"/>
-                  <w:u w:val="single"/>
-                </w:rPr>
-                <w:t>-collab/IAM-ZeroTrust-SN6/blob/f32dff2279711a0a238bde905ee5c2199b711508/00_G</w:t>
-              </w:r>
-              <w:r>
-                <w:rPr>
-                  <w:color w:val="0000FF"/>
-                  <w:sz w:val="18"/>
-                  <w:szCs w:val="18"/>
-                  <w:u w:val="single"/>
-                </w:rPr>
-                <w:lastRenderedPageBreak/>
-                <w:t>estion_Proyecto/Bitacoras/Bitacora_Semana5_SN6.docx</w:t>
+                <w:t>https://github.com/neldylilianahernandez23-collab/IAM-ZeroTrust-SN6/blob/f32dff2279711a0a238bde905ee5c2199b711508/00_Gestion_Proyecto/Bitacoras/Bitacora_Semana5_SN6.docx</w:t>
               </w:r>
             </w:hyperlink>
           </w:p>
@@ -10365,7 +10156,6 @@
                 <w:sz w:val="18"/>
                 <w:szCs w:val="18"/>
               </w:rPr>
-              <w:lastRenderedPageBreak/>
               <w:t>3</w:t>
             </w:r>
           </w:p>
@@ -10451,14 +10241,7 @@
                   <w:color w:val="0000FF"/>
                   <w:u w:val="single"/>
                 </w:rPr>
-                <w:t>https://github.com/neldylilianahernandez23-collab/IAM-ZeroTrust-SN6/blob/f32dff2279711a0a238bde905e</w:t>
-              </w:r>
-              <w:r>
-                <w:rPr>
-                  <w:color w:val="0000FF"/>
-                  <w:u w:val="single"/>
-                </w:rPr>
-                <w:t>e5c2199b711508/00_Gestion_Proyecto/Entregables/Fase4/Informe_Final_Estancia_Profesional_SN6.docx</w:t>
+                <w:t>https://github.com/neldylilianahernandez23-collab/IAM-ZeroTrust-SN6/blob/f32dff2279711a0a238bde905ee5c2199b711508/00_Gestion_Proyecto/Entregables/Fase4/Informe_Final_Estancia_Profesional_SN6.docx</w:t>
               </w:r>
             </w:hyperlink>
           </w:p>
@@ -10564,12 +10347,21 @@
             <w:vAlign w:val="center"/>
           </w:tcPr>
           <w:p>
+            <w:proofErr w:type="gramStart"/>
             <w:r>
               <w:rPr>
                 <w:color w:val="0000FF"/>
                 <w:u w:val="single"/>
               </w:rPr>
-              <w:t>https://github.com/neldylilianahernandez23-collab/IAM-ZeroTrust-SN6/blob/main/01_IAM/Evidencias/Fase%204%20-%20Ingeniero%20IAM%20Jr..pdf</w:t>
+              <w:t>https://github.com/neldylilianahernandez23-collab/IAM-ZeroTrust-SN6/blob/main/01_IAM/Evidencias/Fase%204%20-%20Ingeniero%20IAM%20Jr..</w:t>
+            </w:r>
+            <w:proofErr w:type="gramEnd"/>
+            <w:r>
+              <w:rPr>
+                <w:color w:val="0000FF"/>
+                <w:u w:val="single"/>
+              </w:rPr>
+              <w:t>pdf</w:t>
             </w:r>
           </w:p>
         </w:tc>
@@ -10595,6 +10387,7 @@
                 <w:sz w:val="18"/>
                 <w:szCs w:val="18"/>
               </w:rPr>
+              <w:lastRenderedPageBreak/>
               <w:t>5</w:t>
             </w:r>
           </w:p>
@@ -10616,13 +10409,41 @@
                 <w:lang w:val="en-US"/>
               </w:rPr>
             </w:pPr>
+            <w:proofErr w:type="spellStart"/>
             <w:r>
               <w:rPr>
                 <w:sz w:val="18"/>
                 <w:szCs w:val="18"/>
                 <w:lang w:val="en-US"/>
               </w:rPr>
-              <w:t>Validación Backend / Arquitectura Backend / Backend final</w:t>
+              <w:t>Validación</w:t>
+            </w:r>
+            <w:proofErr w:type="spellEnd"/>
+            <w:r>
+              <w:rPr>
+                <w:sz w:val="18"/>
+                <w:szCs w:val="18"/>
+                <w:lang w:val="en-US"/>
+              </w:rPr>
+              <w:t xml:space="preserve"> Backend / </w:t>
+            </w:r>
+            <w:proofErr w:type="spellStart"/>
+            <w:r>
+              <w:rPr>
+                <w:sz w:val="18"/>
+                <w:szCs w:val="18"/>
+                <w:lang w:val="en-US"/>
+              </w:rPr>
+              <w:t>Arquitectura</w:t>
+            </w:r>
+            <w:proofErr w:type="spellEnd"/>
+            <w:r>
+              <w:rPr>
+                <w:sz w:val="18"/>
+                <w:szCs w:val="18"/>
+                <w:lang w:val="en-US"/>
+              </w:rPr>
+              <w:t xml:space="preserve"> Backend / Backend final</w:t>
             </w:r>
           </w:p>
         </w:tc>
@@ -10732,14 +10553,7 @@
                 <w:sz w:val="18"/>
                 <w:szCs w:val="18"/>
               </w:rPr>
-              <w:t>Dashboard Final / Dash</w:t>
-            </w:r>
-            <w:r>
-              <w:rPr>
-                <w:sz w:val="18"/>
-                <w:szCs w:val="18"/>
-              </w:rPr>
-              <w:t>board Validado / Dashboard para Demo</w:t>
+              <w:t>Dashboard Final / Dashboard Validado / Dashboard para Demo</w:t>
             </w:r>
           </w:p>
         </w:tc>
@@ -10802,14 +10616,7 @@
                 <w:rPr>
                   <w:rStyle w:val="Hipervnculo"/>
                 </w:rPr>
-                <w:t>https://github.com/neldylilianahernandez23-collab/IAM-ZeroTrust-SN6/blob/main/03_Fronten</w:t>
-              </w:r>
-              <w:r>
-                <w:rPr>
-                  <w:rStyle w:val="Hipervnculo"/>
-                </w:rPr>
-                <w:lastRenderedPageBreak/>
-                <w:t>d_Dashboard/Investigacion/Fase4_Dashboard_Final.docx</w:t>
+                <w:t>https://github.com/neldylilianahernandez23-collab/IAM-ZeroTrust-SN6/blob/main/03_Frontend_Dashboard/Investigacion/Fase4_Dashboard_Final.docx</w:t>
               </w:r>
             </w:hyperlink>
           </w:p>
@@ -10836,7 +10643,6 @@
                 <w:sz w:val="18"/>
                 <w:szCs w:val="18"/>
               </w:rPr>
-              <w:lastRenderedPageBreak/>
               <w:t>7</w:t>
             </w:r>
           </w:p>
@@ -10894,14 +10700,7 @@
                 <w:sz w:val="18"/>
                 <w:szCs w:val="18"/>
               </w:rPr>
-              <w:t xml:space="preserve">Fase 4 - </w:t>
-            </w:r>
-            <w:r>
-              <w:rPr>
-                <w:sz w:val="18"/>
-                <w:szCs w:val="18"/>
-              </w:rPr>
-              <w:t>Registro de Evidencias Proyecto 6.pdf</w:t>
+              <w:t>Fase 4 - Registro de Evidencias Proyecto 6.pdf</w:t>
             </w:r>
           </w:p>
           <w:p>
@@ -10978,14 +10777,147 @@
                 <w:color w:val="0000FF"/>
                 <w:u w:val="single"/>
               </w:rPr>
-              <w:t>https://github.com/neldylilianahernandez23-collab/IAM-ZeroTrust-SN6/tree/94512e97029907e81b4f308c6747e6c8f</w:t>
-            </w:r>
-            <w:r>
+              <w:t>https://github.com/neldylilianahernandez23-collab/IAM-ZeroTrust-SN6/tree/94512e97029907e81b4f308c6747e6c8fb506b27/04_QA_Seguridad_Documentacion/Documentacion</w:t>
+            </w:r>
+          </w:p>
+        </w:tc>
+      </w:tr>
+      <w:tr>
+        <w:trPr>
+          <w:jc w:val="center"/>
+        </w:trPr>
+        <w:tc>
+          <w:tcPr>
+            <w:tcW w:w="648" w:type="dxa"/>
+            <w:tcMar>
+              <w:top w:w="110" w:type="dxa"/>
+              <w:left w:w="90" w:type="dxa"/>
+              <w:bottom w:w="110" w:type="dxa"/>
+              <w:right w:w="90" w:type="dxa"/>
+            </w:tcMar>
+            <w:vAlign w:val="center"/>
+          </w:tcPr>
+          <w:p>
+            <w:pPr>
+              <w:rPr>
+                <w:sz w:val="18"/>
+                <w:szCs w:val="18"/>
+              </w:rPr>
+            </w:pPr>
+            <w:r>
+              <w:rPr>
+                <w:sz w:val="18"/>
+                <w:szCs w:val="18"/>
+              </w:rPr>
+              <w:t>8</w:t>
+            </w:r>
+          </w:p>
+        </w:tc>
+        <w:tc>
+          <w:tcPr>
+            <w:tcW w:w="3672" w:type="dxa"/>
+            <w:tcMar>
+              <w:top w:w="110" w:type="dxa"/>
+              <w:left w:w="90" w:type="dxa"/>
+              <w:bottom w:w="110" w:type="dxa"/>
+              <w:right w:w="90" w:type="dxa"/>
+            </w:tcMar>
+            <w:vAlign w:val="center"/>
+          </w:tcPr>
+          <w:p>
+            <w:pPr>
+              <w:rPr>
+                <w:sz w:val="18"/>
+                <w:szCs w:val="18"/>
+              </w:rPr>
+            </w:pPr>
+            <w:r>
+              <w:rPr>
+                <w:sz w:val="18"/>
+                <w:szCs w:val="18"/>
+              </w:rPr>
+              <w:t>Demo Proyecto</w:t>
+            </w:r>
+          </w:p>
+        </w:tc>
+        <w:tc>
+          <w:tcPr>
+            <w:tcW w:w="1440" w:type="dxa"/>
+            <w:tcMar>
+              <w:top w:w="110" w:type="dxa"/>
+              <w:left w:w="90" w:type="dxa"/>
+              <w:bottom w:w="110" w:type="dxa"/>
+              <w:right w:w="90" w:type="dxa"/>
+            </w:tcMar>
+            <w:vAlign w:val="center"/>
+          </w:tcPr>
+          <w:p>
+            <w:pPr>
+              <w:rPr>
+                <w:sz w:val="18"/>
+                <w:szCs w:val="18"/>
+              </w:rPr>
+            </w:pPr>
+            <w:r>
+              <w:rPr>
+                <w:sz w:val="18"/>
+                <w:szCs w:val="18"/>
+              </w:rPr>
+              <w:t>Video</w:t>
+            </w:r>
+          </w:p>
+        </w:tc>
+        <w:tc>
+          <w:tcPr>
+            <w:tcW w:w="1440" w:type="dxa"/>
+            <w:tcMar>
+              <w:top w:w="110" w:type="dxa"/>
+              <w:left w:w="90" w:type="dxa"/>
+              <w:bottom w:w="110" w:type="dxa"/>
+              <w:right w:w="90" w:type="dxa"/>
+            </w:tcMar>
+            <w:vAlign w:val="center"/>
+          </w:tcPr>
+          <w:p>
+            <w:pPr>
+              <w:rPr>
+                <w:sz w:val="18"/>
+                <w:szCs w:val="18"/>
+              </w:rPr>
+            </w:pPr>
+            <w:r>
+              <w:rPr>
+                <w:sz w:val="18"/>
+                <w:szCs w:val="18"/>
+              </w:rPr>
+              <w:t>Grupo 6</w:t>
+            </w:r>
+          </w:p>
+        </w:tc>
+        <w:tc>
+          <w:tcPr>
+            <w:tcW w:w="2736" w:type="dxa"/>
+            <w:tcMar>
+              <w:top w:w="110" w:type="dxa"/>
+              <w:left w:w="90" w:type="dxa"/>
+              <w:bottom w:w="110" w:type="dxa"/>
+              <w:right w:w="90" w:type="dxa"/>
+            </w:tcMar>
+            <w:vAlign w:val="center"/>
+          </w:tcPr>
+          <w:p>
+            <w:pPr>
               <w:rPr>
                 <w:color w:val="0000FF"/>
                 <w:u w:val="single"/>
               </w:rPr>
-              <w:t>b506b27/04_QA_Seguridad_Documentacion/Documentacion</w:t>
+            </w:pPr>
+            <w:r>
+              <w:rPr>
+                <w:color w:val="0000FF"/>
+                <w:u w:val="single"/>
+              </w:rPr>
+              <w:t>https://drive.google.com/file/d/1BPzwdmW2QZ4aBRxU4ObM3C3HAhjxu3pA/view</w:t>
             </w:r>
           </w:p>
         </w:tc>
@@ -11046,14 +10978,23 @@
                 <w:sz w:val="20"/>
                 <w:szCs w:val="20"/>
               </w:rPr>
-              <w:t>La evidencia debe permitir verificar el aporte sin ambigüedad. Se recomienda incluir identificadores concretos: URL, commit hash, nombre de archivo, ruta de carpeta,</w:t>
-            </w:r>
+              <w:t xml:space="preserve">La evidencia debe permitir verificar el aporte sin ambigüedad. Se recomienda incluir identificadores concretos: URL, </w:t>
+            </w:r>
+            <w:proofErr w:type="spellStart"/>
             <w:r>
               <w:rPr>
                 <w:sz w:val="20"/>
                 <w:szCs w:val="20"/>
               </w:rPr>
-              <w:t xml:space="preserve"> nombre de prueba, nombre de servicio, fecha y referencia del estudiante responsable.</w:t>
+              <w:t>commit</w:t>
+            </w:r>
+            <w:proofErr w:type="spellEnd"/>
+            <w:r>
+              <w:rPr>
+                <w:sz w:val="20"/>
+                <w:szCs w:val="20"/>
+              </w:rPr>
+              <w:t xml:space="preserve"> hash, nombre de archivo, ruta de carpeta, nombre de prueba, nombre de servicio, fecha y referencia del estudiante responsable.</w:t>
             </w:r>
           </w:p>
         </w:tc>
@@ -11076,7 +11017,7 @@
 </file>
 
 <file path=word/endnotes.xml><?xml version="1.0" encoding="utf-8"?>
-<w:endnotes xmlns:wpc="http://schemas.microsoft.com/office/word/2010/wordprocessingCanvas" xmlns:cx="http://schemas.microsoft.com/office/drawing/2014/chartex" xmlns:cx1="http://schemas.microsoft.com/office/drawing/2015/9/8/chartex" xmlns:cx2="http://schemas.microsoft.com/office/drawing/2015/10/21/chartex" xmlns:cx3="http://schemas.microsoft.com/office/drawing/2016/5/9/chartex" xmlns:cx4="http://schemas.microsoft.com/office/drawing/2016/5/10/chartex" xmlns:cx5="http://schemas.microsoft.com/office/drawing/2016/5/11/chartex" xmlns:cx6="http://schemas.microsoft.com/office/drawing/2016/5/12/chartex" xmlns:cx7="http://schemas.microsoft.com/office/drawing/2016/5/13/chartex" xmlns:cx8="http://schemas.microsoft.com/office/drawing/2016/5/14/chartex" xmlns:mc="http://schemas.openxmlformats.org/markup-compatibility/2006" xmlns:aink="http://schemas.microsoft.com/office/drawing/2016/ink" xmlns:am3d="http://schemas.microsoft.com/office/drawing/2017/model3d" xmlns:o="urn:schemas-microsoft-com:office:office" xmlns:r="http://schemas.openxmlformats.org/officeDocument/2006/relationships" xmlns:m="http://schemas.openxmlformats.org/officeDocument/2006/math" xmlns:v="urn:schemas-microsoft-com:vml" xmlns:wp14="http://schemas.microsoft.com/office/word/2010/wordprocessingDrawing" xmlns:wp="http://schemas.openxmlformats.org/drawingml/2006/wordprocessingDrawing" xmlns:w10="urn:schemas-microsoft-com:office:word" xmlns:w="http://schemas.openxmlformats.org/wordprocessingml/2006/main" xmlns:w14="http://schemas.microsoft.com/office/word/2010/wordml" xmlns:w15="http://schemas.microsoft.com/office/word/2012/wordml" xmlns:w16cex="http://schemas.microsoft.com/office/word/2018/wordml/cex" xmlns:w16cid="http://schemas.microsoft.com/office/word/2016/wordml/cid" xmlns:w16="http://schemas.microsoft.com/office/word/2018/wordml" xmlns:w16sdtdh="http://schemas.microsoft.com/office/word/2020/wordml/sdtdatahash" xmlns:w16se="http://schemas.microsoft.com/office/word/2015/wordml/symex" xmlns:wpg="http://schemas.microsoft.com/office/word/2010/wordprocessingGroup" xmlns:wpi="http://schemas.microsoft.com/office/word/2010/wordprocessingInk" xmlns:wne="http://schemas.microsoft.com/office/word/2006/wordml" xmlns:wps="http://schemas.microsoft.com/office/word/2010/wordprocessingShape" mc:Ignorable="w14 w15 w16se w16cid w16 w16cex w16sdtdh wp14">
+<w:endnotes xmlns:wpc="http://schemas.microsoft.com/office/word/2010/wordprocessingCanvas" xmlns:cx="http://schemas.microsoft.com/office/drawing/2014/chartex" xmlns:cx1="http://schemas.microsoft.com/office/drawing/2015/9/8/chartex" xmlns:cx2="http://schemas.microsoft.com/office/drawing/2015/10/21/chartex" xmlns:cx3="http://schemas.microsoft.com/office/drawing/2016/5/9/chartex" xmlns:cx4="http://schemas.microsoft.com/office/drawing/2016/5/10/chartex" xmlns:cx5="http://schemas.microsoft.com/office/drawing/2016/5/11/chartex" xmlns:cx6="http://schemas.microsoft.com/office/drawing/2016/5/12/chartex" xmlns:cx7="http://schemas.microsoft.com/office/drawing/2016/5/13/chartex" xmlns:cx8="http://schemas.microsoft.com/office/drawing/2016/5/14/chartex" xmlns:mc="http://schemas.openxmlformats.org/markup-compatibility/2006" xmlns:aink="http://schemas.microsoft.com/office/drawing/2016/ink" xmlns:am3d="http://schemas.microsoft.com/office/drawing/2017/model3d" xmlns:o="urn:schemas-microsoft-com:office:office" xmlns:oel="http://schemas.microsoft.com/office/2019/extlst" xmlns:r="http://schemas.openxmlformats.org/officeDocument/2006/relationships" xmlns:m="http://schemas.openxmlformats.org/officeDocument/2006/math" xmlns:v="urn:schemas-microsoft-com:vml" xmlns:wp14="http://schemas.microsoft.com/office/word/2010/wordprocessingDrawing" xmlns:wp="http://schemas.openxmlformats.org/drawingml/2006/wordprocessingDrawing" xmlns:w10="urn:schemas-microsoft-com:office:word" xmlns:w="http://schemas.openxmlformats.org/wordprocessingml/2006/main" xmlns:w14="http://schemas.microsoft.com/office/word/2010/wordml" xmlns:w15="http://schemas.microsoft.com/office/word/2012/wordml" xmlns:w16cei="http://schemas.microsoft.com/office/word/2026/wordml/cei" xmlns:w16cex="http://schemas.microsoft.com/office/word/2018/wordml/cex" xmlns:w16cid="http://schemas.microsoft.com/office/word/2016/wordml/cid" xmlns:w16="http://schemas.microsoft.com/office/word/2018/wordml" xmlns:w16du="http://schemas.microsoft.com/office/word/2023/wordml/word16du" xmlns:w16sdtdh="http://schemas.microsoft.com/office/word/2020/wordml/sdtdatahash" xmlns:w16sdtfl="http://schemas.microsoft.com/office/word/2024/wordml/sdtformatlock" xmlns:w16se="http://schemas.microsoft.com/office/word/2015/wordml/symex" xmlns:wpg="http://schemas.microsoft.com/office/word/2010/wordprocessingGroup" xmlns:wpi="http://schemas.microsoft.com/office/word/2010/wordprocessingInk" xmlns:wne="http://schemas.microsoft.com/office/word/2006/wordml" xmlns:wps="http://schemas.microsoft.com/office/word/2010/wordprocessingShape" mc:Ignorable="w14 w15 w16se w16cid w16 w16cex w16sdtdh w16sdtfl w16du wp14">
   <w:endnote w:type="separator" w:id="-1">
     <w:p>
       <w:pPr>
@@ -11101,7 +11042,7 @@
 </file>
 
 <file path=word/footnotes.xml><?xml version="1.0" encoding="utf-8"?>
-<w:footnotes xmlns:wpc="http://schemas.microsoft.com/office/word/2010/wordprocessingCanvas" xmlns:cx="http://schemas.microsoft.com/office/drawing/2014/chartex" xmlns:cx1="http://schemas.microsoft.com/office/drawing/2015/9/8/chartex" xmlns:cx2="http://schemas.microsoft.com/office/drawing/2015/10/21/chartex" xmlns:cx3="http://schemas.microsoft.com/office/drawing/2016/5/9/chartex" xmlns:cx4="http://schemas.microsoft.com/office/drawing/2016/5/10/chartex" xmlns:cx5="http://schemas.microsoft.com/office/drawing/2016/5/11/chartex" xmlns:cx6="http://schemas.microsoft.com/office/drawing/2016/5/12/chartex" xmlns:cx7="http://schemas.microsoft.com/office/drawing/2016/5/13/chartex" xmlns:cx8="http://schemas.microsoft.com/office/drawing/2016/5/14/chartex" xmlns:mc="http://schemas.openxmlformats.org/markup-compatibility/2006" xmlns:aink="http://schemas.microsoft.com/office/drawing/2016/ink" xmlns:am3d="http://schemas.microsoft.com/office/drawing/2017/model3d" xmlns:o="urn:schemas-microsoft-com:office:office" xmlns:r="http://schemas.openxmlformats.org/officeDocument/2006/relationships" xmlns:m="http://schemas.openxmlformats.org/officeDocument/2006/math" xmlns:v="urn:schemas-microsoft-com:vml" xmlns:wp14="http://schemas.microsoft.com/office/word/2010/wordprocessingDrawing" xmlns:wp="http://schemas.openxmlformats.org/drawingml/2006/wordprocessingDrawing" xmlns:w10="urn:schemas-microsoft-com:office:word" xmlns:w="http://schemas.openxmlformats.org/wordprocessingml/2006/main" xmlns:w14="http://schemas.microsoft.com/office/word/2010/wordml" xmlns:w15="http://schemas.microsoft.com/office/word/2012/wordml" xmlns:w16cex="http://schemas.microsoft.com/office/word/2018/wordml/cex" xmlns:w16cid="http://schemas.microsoft.com/office/word/2016/wordml/cid" xmlns:w16="http://schemas.microsoft.com/office/word/2018/wordml" xmlns:w16sdtdh="http://schemas.microsoft.com/office/word/2020/wordml/sdtdatahash" xmlns:w16se="http://schemas.microsoft.com/office/word/2015/wordml/symex" xmlns:wpg="http://schemas.microsoft.com/office/word/2010/wordprocessingGroup" xmlns:wpi="http://schemas.microsoft.com/office/word/2010/wordprocessingInk" xmlns:wne="http://schemas.microsoft.com/office/word/2006/wordml" xmlns:wps="http://schemas.microsoft.com/office/word/2010/wordprocessingShape" mc:Ignorable="w14 w15 w16se w16cid w16 w16cex w16sdtdh wp14">
+<w:footnotes xmlns:wpc="http://schemas.microsoft.com/office/word/2010/wordprocessingCanvas" xmlns:cx="http://schemas.microsoft.com/office/drawing/2014/chartex" xmlns:cx1="http://schemas.microsoft.com/office/drawing/2015/9/8/chartex" xmlns:cx2="http://schemas.microsoft.com/office/drawing/2015/10/21/chartex" xmlns:cx3="http://schemas.microsoft.com/office/drawing/2016/5/9/chartex" xmlns:cx4="http://schemas.microsoft.com/office/drawing/2016/5/10/chartex" xmlns:cx5="http://schemas.microsoft.com/office/drawing/2016/5/11/chartex" xmlns:cx6="http://schemas.microsoft.com/office/drawing/2016/5/12/chartex" xmlns:cx7="http://schemas.microsoft.com/office/drawing/2016/5/13/chartex" xmlns:cx8="http://schemas.microsoft.com/office/drawing/2016/5/14/chartex" xmlns:mc="http://schemas.openxmlformats.org/markup-compatibility/2006" xmlns:aink="http://schemas.microsoft.com/office/drawing/2016/ink" xmlns:am3d="http://schemas.microsoft.com/office/drawing/2017/model3d" xmlns:o="urn:schemas-microsoft-com:office:office" xmlns:oel="http://schemas.microsoft.com/office/2019/extlst" xmlns:r="http://schemas.openxmlformats.org/officeDocument/2006/relationships" xmlns:m="http://schemas.openxmlformats.org/officeDocument/2006/math" xmlns:v="urn:schemas-microsoft-com:vml" xmlns:wp14="http://schemas.microsoft.com/office/word/2010/wordprocessingDrawing" xmlns:wp="http://schemas.openxmlformats.org/drawingml/2006/wordprocessingDrawing" xmlns:w10="urn:schemas-microsoft-com:office:word" xmlns:w="http://schemas.openxmlformats.org/wordprocessingml/2006/main" xmlns:w14="http://schemas.microsoft.com/office/word/2010/wordml" xmlns:w15="http://schemas.microsoft.com/office/word/2012/wordml" xmlns:w16cei="http://schemas.microsoft.com/office/word/2026/wordml/cei" xmlns:w16cex="http://schemas.microsoft.com/office/word/2018/wordml/cex" xmlns:w16cid="http://schemas.microsoft.com/office/word/2016/wordml/cid" xmlns:w16="http://schemas.microsoft.com/office/word/2018/wordml" xmlns:w16du="http://schemas.microsoft.com/office/word/2023/wordml/word16du" xmlns:w16sdtdh="http://schemas.microsoft.com/office/word/2020/wordml/sdtdatahash" xmlns:w16sdtfl="http://schemas.microsoft.com/office/word/2024/wordml/sdtformatlock" xmlns:w16se="http://schemas.microsoft.com/office/word/2015/wordml/symex" xmlns:wpg="http://schemas.microsoft.com/office/word/2010/wordprocessingGroup" xmlns:wpi="http://schemas.microsoft.com/office/word/2010/wordprocessingInk" xmlns:wne="http://schemas.microsoft.com/office/word/2006/wordml" xmlns:wps="http://schemas.microsoft.com/office/word/2010/wordprocessingShape" mc:Ignorable="w14 w15 w16se w16cid w16 w16cex w16sdtdh w16sdtfl w16du wp14">
   <w:footnote w:type="separator" w:id="-1">
     <w:p>
       <w:pPr>
@@ -11126,7 +11067,7 @@
 </file>
 
 <file path=word/header1.xml><?xml version="1.0" encoding="utf-8"?>
-<w:hdr xmlns:wpc="http://schemas.microsoft.com/office/word/2010/wordprocessingCanvas" xmlns:cx="http://schemas.microsoft.com/office/drawing/2014/chartex" xmlns:cx1="http://schemas.microsoft.com/office/drawing/2015/9/8/chartex" xmlns:cx2="http://schemas.microsoft.com/office/drawing/2015/10/21/chartex" xmlns:cx3="http://schemas.microsoft.com/office/drawing/2016/5/9/chartex" xmlns:cx4="http://schemas.microsoft.com/office/drawing/2016/5/10/chartex" xmlns:cx5="http://schemas.microsoft.com/office/drawing/2016/5/11/chartex" xmlns:cx6="http://schemas.microsoft.com/office/drawing/2016/5/12/chartex" xmlns:cx7="http://schemas.microsoft.com/office/drawing/2016/5/13/chartex" xmlns:cx8="http://schemas.microsoft.com/office/drawing/2016/5/14/chartex" xmlns:mc="http://schemas.openxmlformats.org/markup-compatibility/2006" xmlns:aink="http://schemas.microsoft.com/office/drawing/2016/ink" xmlns:am3d="http://schemas.microsoft.com/office/drawing/2017/model3d" xmlns:o="urn:schemas-microsoft-com:office:office" xmlns:r="http://schemas.openxmlformats.org/officeDocument/2006/relationships" xmlns:m="http://schemas.openxmlformats.org/officeDocument/2006/math" xmlns:v="urn:schemas-microsoft-com:vml" xmlns:wp14="http://schemas.microsoft.com/office/word/2010/wordprocessingDrawing" xmlns:wp="http://schemas.openxmlformats.org/drawingml/2006/wordprocessingDrawing" xmlns:w10="urn:schemas-microsoft-com:office:word" xmlns:w="http://schemas.openxmlformats.org/wordprocessingml/2006/main" xmlns:w14="http://schemas.microsoft.com/office/word/2010/wordml" xmlns:w15="http://schemas.microsoft.com/office/word/2012/wordml" xmlns:w16cex="http://schemas.microsoft.com/office/word/2018/wordml/cex" xmlns:w16cid="http://schemas.microsoft.com/office/word/2016/wordml/cid" xmlns:w16="http://schemas.microsoft.com/office/word/2018/wordml" xmlns:w16sdtdh="http://schemas.microsoft.com/office/word/2020/wordml/sdtdatahash" xmlns:w16se="http://schemas.microsoft.com/office/word/2015/wordml/symex" xmlns:wpg="http://schemas.microsoft.com/office/word/2010/wordprocessingGroup" xmlns:wpi="http://schemas.microsoft.com/office/word/2010/wordprocessingInk" xmlns:wne="http://schemas.microsoft.com/office/word/2006/wordml" xmlns:wps="http://schemas.microsoft.com/office/word/2010/wordprocessingShape" mc:Ignorable="w14 w15 w16se w16cid w16 w16cex w16sdtdh wp14">
+<w:hdr xmlns:wpc="http://schemas.microsoft.com/office/word/2010/wordprocessingCanvas" xmlns:cx="http://schemas.microsoft.com/office/drawing/2014/chartex" xmlns:cx1="http://schemas.microsoft.com/office/drawing/2015/9/8/chartex" xmlns:cx2="http://schemas.microsoft.com/office/drawing/2015/10/21/chartex" xmlns:cx3="http://schemas.microsoft.com/office/drawing/2016/5/9/chartex" xmlns:cx4="http://schemas.microsoft.com/office/drawing/2016/5/10/chartex" xmlns:cx5="http://schemas.microsoft.com/office/drawing/2016/5/11/chartex" xmlns:cx6="http://schemas.microsoft.com/office/drawing/2016/5/12/chartex" xmlns:cx7="http://schemas.microsoft.com/office/drawing/2016/5/13/chartex" xmlns:cx8="http://schemas.microsoft.com/office/drawing/2016/5/14/chartex" xmlns:mc="http://schemas.openxmlformats.org/markup-compatibility/2006" xmlns:aink="http://schemas.microsoft.com/office/drawing/2016/ink" xmlns:am3d="http://schemas.microsoft.com/office/drawing/2017/model3d" xmlns:o="urn:schemas-microsoft-com:office:office" xmlns:oel="http://schemas.microsoft.com/office/2019/extlst" xmlns:r="http://schemas.openxmlformats.org/officeDocument/2006/relationships" xmlns:m="http://schemas.openxmlformats.org/officeDocument/2006/math" xmlns:v="urn:schemas-microsoft-com:vml" xmlns:wp14="http://schemas.microsoft.com/office/word/2010/wordprocessingDrawing" xmlns:wp="http://schemas.openxmlformats.org/drawingml/2006/wordprocessingDrawing" xmlns:w10="urn:schemas-microsoft-com:office:word" xmlns:w="http://schemas.openxmlformats.org/wordprocessingml/2006/main" xmlns:w14="http://schemas.microsoft.com/office/word/2010/wordml" xmlns:w15="http://schemas.microsoft.com/office/word/2012/wordml" xmlns:w16cei="http://schemas.microsoft.com/office/word/2026/wordml/cei" xmlns:w16cex="http://schemas.microsoft.com/office/word/2018/wordml/cex" xmlns:w16cid="http://schemas.microsoft.com/office/word/2016/wordml/cid" xmlns:w16="http://schemas.microsoft.com/office/word/2018/wordml" xmlns:w16du="http://schemas.microsoft.com/office/word/2023/wordml/word16du" xmlns:w16sdtdh="http://schemas.microsoft.com/office/word/2020/wordml/sdtdatahash" xmlns:w16sdtfl="http://schemas.microsoft.com/office/word/2024/wordml/sdtformatlock" xmlns:w16se="http://schemas.microsoft.com/office/word/2015/wordml/symex" xmlns:wpg="http://schemas.microsoft.com/office/word/2010/wordprocessingGroup" xmlns:wpi="http://schemas.microsoft.com/office/word/2010/wordprocessingInk" xmlns:wne="http://schemas.microsoft.com/office/word/2006/wordml" xmlns:wps="http://schemas.microsoft.com/office/word/2010/wordprocessingShape" mc:Ignorable="w14 w15 w16se w16cid w16 w16cex w16sdtdh w16sdtfl w16du wp14">
   <w:p>
     <w:pPr>
       <w:pBdr>
@@ -11198,7 +11139,7 @@
 </file>
 
 <file path=word/styles.xml><?xml version="1.0" encoding="utf-8"?>
-<w:styles xmlns:mc="http://schemas.openxmlformats.org/markup-compatibility/2006" xmlns:r="http://schemas.openxmlformats.org/officeDocument/2006/relationships" xmlns:w="http://schemas.openxmlformats.org/wordprocessingml/2006/main" xmlns:w14="http://schemas.microsoft.com/office/word/2010/wordml" xmlns:w15="http://schemas.microsoft.com/office/word/2012/wordml" xmlns:w16cex="http://schemas.microsoft.com/office/word/2018/wordml/cex" xmlns:w16cid="http://schemas.microsoft.com/office/word/2016/wordml/cid" xmlns:w16="http://schemas.microsoft.com/office/word/2018/wordml" xmlns:w16sdtdh="http://schemas.microsoft.com/office/word/2020/wordml/sdtdatahash" xmlns:w16se="http://schemas.microsoft.com/office/word/2015/wordml/symex" mc:Ignorable="w14 w15 w16se w16cid w16 w16cex w16sdtdh">
+<w:styles xmlns:mc="http://schemas.openxmlformats.org/markup-compatibility/2006" xmlns:r="http://schemas.openxmlformats.org/officeDocument/2006/relationships" xmlns:w="http://schemas.openxmlformats.org/wordprocessingml/2006/main" xmlns:w14="http://schemas.microsoft.com/office/word/2010/wordml" xmlns:w15="http://schemas.microsoft.com/office/word/2012/wordml" xmlns:w16cex="http://schemas.microsoft.com/office/word/2018/wordml/cex" xmlns:w16cid="http://schemas.microsoft.com/office/word/2016/wordml/cid" xmlns:w16="http://schemas.microsoft.com/office/word/2018/wordml" xmlns:w16du="http://schemas.microsoft.com/office/word/2023/wordml/word16du" xmlns:w16sdtdh="http://schemas.microsoft.com/office/word/2020/wordml/sdtdatahash" xmlns:w16sdtfl="http://schemas.microsoft.com/office/word/2024/wordml/sdtformatlock" xmlns:w16se="http://schemas.microsoft.com/office/word/2015/wordml/symex" mc:Ignorable="w14 w15 w16se w16cid w16 w16cex w16sdtdh w16sdtfl w16du">
   <w:docDefaults>
     <w:rPrDefault>
       <w:rPr>
@@ -11727,7 +11668,6 @@
   <w:style w:type="character" w:default="1" w:styleId="Fuentedeprrafopredeter">
     <w:name w:val="Default Paragraph Font"/>
     <w:uiPriority w:val="1"/>
-    <w:semiHidden/>
     <w:unhideWhenUsed/>
   </w:style>
   <w:style w:type="table" w:default="1" w:styleId="Tablanormal">
